--- a/高中数学/高中数学同步/人教B版选必3 第5章 数列·转投暂存（5题）.docx
+++ b/高中数学/高中数学同步/人教B版选必3 第5章 数列·转投暂存（5题）.docx
@@ -64,11 +64,9 @@
       <w:r>
         <w:rPr>
           <w:rFonts w:ascii="Times New Roman" w:eastAsia="宋体" w:hAnsi="Times New Roman" w:cs="Times New Roman"/>
-          <w:strike w:val="0"/>
           <w:kern w:val="0"/>
           <w:sz w:val="21"/>
           <w:szCs w:val="21"/>
-          <w:u w:val="none"/>
         </w:rPr>
         <w:drawing>
           <wp:inline>
@@ -12481,7 +12479,7 @@
     <w:sectPr>
       <w:footerReference w:type="default" r:id="rId9"/>
       <w:pgSz w:w="11906" w:h="16838"/>
-      <w:pgMar w:top="720" w:right="720" w:bottom="720" w:left="720" w:header="720" w:footer="720" w:gutter="0"/>
+      <w:pgMar w:top="850" w:right="850" w:bottom="850" w:left="850" w:header="850" w:footer="850" w:gutter="0"/>
       <w:pgNumType w:start="1"/>
       <w:cols w:space="720"/>
       <w:docGrid w:linePitch="360"/>
@@ -12496,6 +12494,14 @@
     <w:pPr>
       <w:jc w:val="center"/>
     </w:pPr>
+    <w:r>
+      <w:rPr>
+        <w:rFonts w:ascii="Times New Roman" w:hAnsi="Times New Roman" w:eastAsia="宋体"/>
+        <w:sz w:val="21"/>
+        <w:szCs w:val="21"/>
+      </w:rPr>
+      <w:t xml:space="preserve">第5章·转投　</w:t>
+    </w:r>
     <w:r>
       <w:rPr>
         <w:rFonts w:ascii="Times New Roman" w:hAnsi="Times New Roman" w:eastAsia="宋体"/>

--- a/高中数学/高中数学同步/人教B版选必3 第5章 数列·转投暂存（5题）.docx
+++ b/高中数学/高中数学同步/人教B版选必3 第5章 数列·转投暂存（5题）.docx
@@ -16,9 +16,21 @@
         <w:t>人教B版选必3 第5章 数列·转投暂存（5题）</w:t>
       </w:r>
     </w:p>
-    <w:p/>
-    <w:p/>
-    <w:p/>
+    <w:p>
+      <w:pPr>
+        <w:spacing w:before="0" w:after="0" w:line="300" w:lineRule="auto"/>
+      </w:pPr>
+    </w:p>
+    <w:p>
+      <w:pPr>
+        <w:spacing w:before="0" w:after="0" w:line="300" w:lineRule="auto"/>
+      </w:pPr>
+    </w:p>
+    <w:p>
+      <w:pPr>
+        <w:spacing w:before="0" w:after="0" w:line="300" w:lineRule="auto"/>
+      </w:pPr>
+    </w:p>
     <w:p>
       <w:pPr>
         <w:spacing w:before="0" w:after="0" w:line="300" w:lineRule="auto"/>
@@ -339,7 +351,11 @@
         <w:jc w:val="left"/>
       </w:pPr>
     </w:p>
-    <w:p/>
+    <w:p>
+      <w:pPr>
+        <w:spacing w:before="0" w:after="0" w:line="300" w:lineRule="auto"/>
+      </w:pPr>
+    </w:p>
     <w:p>
       <w:pPr>
         <w:spacing w:before="0" w:after="0" w:line="300" w:lineRule="auto"/>
@@ -1635,7 +1651,11 @@
         <w:jc w:val="left"/>
       </w:pPr>
     </w:p>
-    <w:p/>
+    <w:p>
+      <w:pPr>
+        <w:spacing w:before="0" w:after="0" w:line="300" w:lineRule="auto"/>
+      </w:pPr>
+    </w:p>
     <w:p>
       <w:pPr>
         <w:spacing w:before="0" w:after="0" w:line="300" w:lineRule="auto"/>
@@ -4910,7 +4930,11 @@
         <w:jc w:val="left"/>
       </w:pPr>
     </w:p>
-    <w:p/>
+    <w:p>
+      <w:pPr>
+        <w:spacing w:before="0" w:after="0" w:line="300" w:lineRule="auto"/>
+      </w:pPr>
+    </w:p>
     <w:p>
       <w:pPr>
         <w:spacing w:before="0" w:after="0" w:line="300" w:lineRule="auto"/>
@@ -7815,7 +7839,11 @@
         <w:t xml:space="preserve">；</w:t>
       </w:r>
     </w:p>
-    <w:p/>
+    <w:p>
+      <w:pPr>
+        <w:spacing w:before="0" w:after="0" w:line="300" w:lineRule="auto"/>
+      </w:pPr>
+    </w:p>
     <w:p>
       <w:pPr>
         <w:spacing w:before="0" w:after="0" w:line="300" w:lineRule="auto"/>
@@ -12475,7 +12503,11 @@
         <w:t>二、高度重复删除（48题）</w:t>
       </w:r>
     </w:p>
-    <w:p/>
+    <w:p>
+      <w:pPr>
+        <w:spacing w:before="0" w:after="0" w:line="300" w:lineRule="auto"/>
+      </w:pPr>
+    </w:p>
     <w:sectPr>
       <w:footerReference w:type="default" r:id="rId9"/>
       <w:pgSz w:w="11906" w:h="16838"/>
@@ -12489,14 +12521,14 @@
 </file>
 
 <file path=word/footer1.xml><?xml version="1.0" encoding="utf-8"?>
-<w:ftr xmlns:w="http://schemas.openxmlformats.org/wordprocessingml/2006/main" xmlns:r="http://schemas.openxmlformats.org/officeDocument/2006/relationships">
-  <w:p>
+<w:ftr xmlns:w="http://schemas.openxmlformats.org/wordprocessingml/2006/main">
+  <w:p xmlns:w="http://schemas.openxmlformats.org/wordprocessingml/2006/main">
     <w:pPr>
       <w:jc w:val="center"/>
     </w:pPr>
     <w:r>
       <w:rPr>
-        <w:rFonts w:ascii="Times New Roman" w:hAnsi="Times New Roman" w:eastAsia="宋体"/>
+        <w:rFonts w:ascii="Times New Roman" w:hAnsi="Times New Roman" w:eastAsia="宋体" w:cs="Times New Roman"/>
         <w:sz w:val="21"/>
         <w:szCs w:val="21"/>
       </w:rPr>
@@ -12504,47 +12536,107 @@
     </w:r>
     <w:r>
       <w:rPr>
-        <w:rFonts w:ascii="Times New Roman" w:hAnsi="Times New Roman" w:eastAsia="宋体"/>
+        <w:rFonts w:ascii="Times New Roman" w:hAnsi="Times New Roman" w:eastAsia="宋体" w:cs="Times New Roman"/>
         <w:sz w:val="21"/>
         <w:szCs w:val="21"/>
       </w:rPr>
-      <w:t xml:space="preserve">第</w:t>
+      <w:t>第</w:t>
     </w:r>
-    <w:fldSimple w:instr=" PAGE ">
-      <w:r>
-        <w:rPr>
-          <w:rFonts w:ascii="Times New Roman" w:hAnsi="Times New Roman" w:eastAsia="宋体"/>
-          <w:sz w:val="21"/>
-          <w:szCs w:val="21"/>
-        </w:rPr>
-        <w:t xml:space="preserve">1</w:t>
-      </w:r>
-    </w:fldSimple>
     <w:r>
       <w:rPr>
-        <w:rFonts w:ascii="Times New Roman" w:hAnsi="Times New Roman" w:eastAsia="宋体"/>
+        <w:rFonts w:ascii="Times New Roman" w:hAnsi="Times New Roman" w:eastAsia="宋体" w:cs="Times New Roman"/>
         <w:sz w:val="21"/>
         <w:szCs w:val="21"/>
       </w:rPr>
-      <w:t xml:space="preserve">页（共</w:t>
+      <w:fldChar w:fldCharType="begin"/>
     </w:r>
-    <w:fldSimple w:instr=" NUMPAGES ">
-      <w:r>
-        <w:rPr>
-          <w:rFonts w:ascii="Times New Roman" w:hAnsi="Times New Roman" w:eastAsia="宋体"/>
-          <w:sz w:val="21"/>
-          <w:szCs w:val="21"/>
-        </w:rPr>
-        <w:t xml:space="preserve">1</w:t>
-      </w:r>
-    </w:fldSimple>
     <w:r>
       <w:rPr>
-        <w:rFonts w:ascii="Times New Roman" w:hAnsi="Times New Roman" w:eastAsia="宋体"/>
+        <w:rFonts w:ascii="Times New Roman" w:hAnsi="Times New Roman" w:eastAsia="宋体" w:cs="Times New Roman"/>
         <w:sz w:val="21"/>
         <w:szCs w:val="21"/>
       </w:rPr>
-      <w:t xml:space="preserve">页）</w:t>
+      <w:instrText xml:space="preserve"> PAGE </w:instrText>
+    </w:r>
+    <w:r>
+      <w:rPr>
+        <w:rFonts w:ascii="Times New Roman" w:hAnsi="Times New Roman" w:eastAsia="宋体" w:cs="Times New Roman"/>
+        <w:sz w:val="21"/>
+        <w:szCs w:val="21"/>
+      </w:rPr>
+      <w:fldChar w:fldCharType="separate"/>
+    </w:r>
+    <w:r>
+      <w:rPr>
+        <w:rFonts w:ascii="Times New Roman" w:hAnsi="Times New Roman" w:eastAsia="宋体" w:cs="Times New Roman"/>
+        <w:sz w:val="21"/>
+        <w:szCs w:val="21"/>
+      </w:rPr>
+      <w:t>1</w:t>
+    </w:r>
+    <w:r>
+      <w:rPr>
+        <w:rFonts w:ascii="Times New Roman" w:hAnsi="Times New Roman" w:eastAsia="宋体" w:cs="Times New Roman"/>
+        <w:sz w:val="21"/>
+        <w:szCs w:val="21"/>
+      </w:rPr>
+      <w:fldChar w:fldCharType="end"/>
+    </w:r>
+    <w:r>
+      <w:rPr>
+        <w:rFonts w:ascii="Times New Roman" w:hAnsi="Times New Roman" w:eastAsia="宋体" w:cs="Times New Roman"/>
+        <w:sz w:val="21"/>
+        <w:szCs w:val="21"/>
+      </w:rPr>
+      <w:t>页（共</w:t>
+    </w:r>
+    <w:r>
+      <w:rPr>
+        <w:rFonts w:ascii="Times New Roman" w:hAnsi="Times New Roman" w:eastAsia="宋体" w:cs="Times New Roman"/>
+        <w:sz w:val="21"/>
+        <w:szCs w:val="21"/>
+      </w:rPr>
+      <w:fldChar w:fldCharType="begin"/>
+    </w:r>
+    <w:r>
+      <w:rPr>
+        <w:rFonts w:ascii="Times New Roman" w:hAnsi="Times New Roman" w:eastAsia="宋体" w:cs="Times New Roman"/>
+        <w:sz w:val="21"/>
+        <w:szCs w:val="21"/>
+      </w:rPr>
+      <w:instrText xml:space="preserve"> NUMPAGES </w:instrText>
+    </w:r>
+    <w:r>
+      <w:rPr>
+        <w:rFonts w:ascii="Times New Roman" w:hAnsi="Times New Roman" w:eastAsia="宋体" w:cs="Times New Roman"/>
+        <w:sz w:val="21"/>
+        <w:szCs w:val="21"/>
+      </w:rPr>
+      <w:fldChar w:fldCharType="separate"/>
+    </w:r>
+    <w:r>
+      <w:rPr>
+        <w:rFonts w:ascii="Times New Roman" w:hAnsi="Times New Roman" w:eastAsia="宋体" w:cs="Times New Roman"/>
+        <w:sz w:val="21"/>
+        <w:szCs w:val="21"/>
+      </w:rPr>
+      <w:t>2</w:t>
+    </w:r>
+    <w:r>
+      <w:rPr>
+        <w:rFonts w:ascii="Times New Roman" w:hAnsi="Times New Roman" w:eastAsia="宋体" w:cs="Times New Roman"/>
+        <w:sz w:val="21"/>
+        <w:szCs w:val="21"/>
+      </w:rPr>
+      <w:fldChar w:fldCharType="end"/>
+    </w:r>
+    <w:r>
+      <w:rPr>
+        <w:rFonts w:ascii="Times New Roman" w:hAnsi="Times New Roman" w:eastAsia="宋体" w:cs="Times New Roman"/>
+        <w:sz w:val="21"/>
+        <w:szCs w:val="21"/>
+      </w:rPr>
+      <w:t>页）</w:t>
     </w:r>
   </w:p>
 </w:ftr>
@@ -12758,15 +12850,14 @@
   <w:docDefaults>
     <w:rPrDefault>
       <w:rPr>
-        <w:rFonts w:asciiTheme="minorHAnsi" w:eastAsiaTheme="minorEastAsia" w:hAnsiTheme="minorHAnsi" w:cstheme="minorBidi"/>
-        <w:sz w:val="22"/>
-        <w:szCs w:val="22"/>
-        <w:lang w:val="en-US" w:eastAsia="en-US" w:bidi="ar-SA"/>
+        <w:rFonts w:ascii="Times New Roman" w:hAnsi="Times New Roman" w:eastAsia="宋体" w:cs="Times New Roman"/>
+        <w:sz w:val="21"/>
+        <w:szCs w:val="21"/>
       </w:rPr>
     </w:rPrDefault>
     <w:pPrDefault>
       <w:pPr>
-        <w:spacing w:after="200" w:line="276" w:lineRule="auto"/>
+        <w:spacing w:before="0" w:after="0" w:line="300" w:lineRule="auto"/>
       </w:pPr>
     </w:pPrDefault>
   </w:docDefaults>

--- a/高中数学/高中数学同步/人教B版选必3 第5章 数列·转投暂存（5题）.docx
+++ b/高中数学/高中数学同步/人教B版选必3 第5章 数列·转投暂存（5题）.docx
@@ -715,7 +715,15 @@
           <w:sz w:val="21"/>
           <w:szCs w:val="21"/>
         </w:rPr>
-        <w:t>【分析】利用等差中项及二项式系数可得</w:t>
+        <w:t>【分析】</w:t>
+      </w:r>
+      <w:r>
+        <w:rPr>
+          <w:rFonts w:ascii="Times New Roman" w:hAnsi="Times New Roman" w:eastAsia="宋体"/>
+          <w:sz w:val="21"/>
+          <w:szCs w:val="21"/>
+        </w:rPr>
+        <w:t>利用等差中项及二项式系数可得</w:t>
       </w:r>
       <m:oMath>
         <m:r>
@@ -766,6 +774,119 @@
         </w:rPr>
         <w:t>【详解】由已知，得</w:t>
       </w:r>
+      <m:oMath>
+        <m:r>
+          <w:rPr>
+            <w:rFonts w:ascii="Times New Roman" w:eastAsia="宋体" w:hAnsi="Times New Roman" w:cs="Cambria Math"/>
+            <w:sz w:val="21"/>
+            <w:szCs w:val="21"/>
+          </w:rPr>
+          <m:t>f</m:t>
+        </m:r>
+        <m:d>
+          <m:dPr>
+            <m:sepChr m:val=","/>
+          </m:dPr>
+          <m:e>
+            <m:r>
+              <w:rPr>
+                <w:rFonts w:ascii="Times New Roman" w:eastAsia="宋体" w:hAnsi="Times New Roman" w:cs="Cambria Math"/>
+                <w:sz w:val="21"/>
+                <w:szCs w:val="21"/>
+              </w:rPr>
+              <m:t>1</m:t>
+            </m:r>
+          </m:e>
+        </m:d>
+        <m:r>
+          <w:rPr>
+            <w:rFonts w:ascii="Times New Roman" w:eastAsia="宋体" w:hAnsi="Times New Roman" w:cs="Cambria Math"/>
+            <w:sz w:val="21"/>
+            <w:szCs w:val="21"/>
+          </w:rPr>
+          <m:t>+</m:t>
+        </m:r>
+        <m:r>
+          <w:rPr>
+            <w:rFonts w:ascii="Times New Roman" w:eastAsia="宋体" w:hAnsi="Times New Roman" w:cs="Cambria Math"/>
+            <w:sz w:val="21"/>
+            <w:szCs w:val="21"/>
+          </w:rPr>
+          <m:t>1</m:t>
+        </m:r>
+        <m:r>
+          <w:rPr>
+            <w:rFonts w:ascii="Times New Roman" w:eastAsia="宋体" w:hAnsi="Times New Roman" w:cs="Cambria Math"/>
+            <w:sz w:val="21"/>
+            <w:szCs w:val="21"/>
+          </w:rPr>
+          <m:t>=</m:t>
+        </m:r>
+        <m:sSubSup>
+          <m:e>
+            <m:r>
+              <w:rPr>
+                <w:rFonts w:ascii="Times New Roman" w:eastAsia="宋体" w:hAnsi="Times New Roman" w:cs="Cambria Math"/>
+                <w:sz w:val="21"/>
+                <w:szCs w:val="21"/>
+              </w:rPr>
+              <m:t>C</m:t>
+            </m:r>
+          </m:e>
+          <m:sub>
+            <m:r>
+              <w:rPr>
+                <w:rFonts w:ascii="Times New Roman" w:eastAsia="宋体" w:hAnsi="Times New Roman" w:cs="Cambria Math"/>
+                <w:sz w:val="21"/>
+                <w:szCs w:val="21"/>
+              </w:rPr>
+              <m:t>n</m:t>
+            </m:r>
+          </m:sub>
+          <m:sup>
+            <m:r>
+              <w:rPr>
+                <w:rFonts w:ascii="Times New Roman" w:eastAsia="宋体" w:hAnsi="Times New Roman" w:cs="Cambria Math"/>
+                <w:sz w:val="21"/>
+                <w:szCs w:val="21"/>
+              </w:rPr>
+              <m:t>0</m:t>
+            </m:r>
+          </m:sup>
+        </m:sSubSup>
+        <m:r>
+          <w:rPr>
+            <w:rFonts w:ascii="Times New Roman" w:eastAsia="宋体" w:hAnsi="Times New Roman" w:cs="Cambria Math"/>
+            <w:sz w:val="21"/>
+            <w:szCs w:val="21"/>
+          </w:rPr>
+          <m:t>+</m:t>
+        </m:r>
+        <m:r>
+          <w:rPr>
+            <w:rFonts w:ascii="Times New Roman" w:eastAsia="宋体" w:hAnsi="Times New Roman" w:cs="Cambria Math"/>
+            <w:sz w:val="21"/>
+            <w:szCs w:val="21"/>
+          </w:rPr>
+          <m:t>1</m:t>
+        </m:r>
+        <m:r>
+          <w:rPr>
+            <w:rFonts w:ascii="Times New Roman" w:eastAsia="宋体" w:hAnsi="Times New Roman" w:cs="Cambria Math"/>
+            <w:sz w:val="21"/>
+            <w:szCs w:val="21"/>
+          </w:rPr>
+          <m:t>=</m:t>
+        </m:r>
+        <m:r>
+          <w:rPr>
+            <w:rFonts w:ascii="Times New Roman" w:eastAsia="宋体" w:hAnsi="Times New Roman" w:cs="Cambria Math"/>
+            <w:sz w:val="21"/>
+            <w:szCs w:val="21"/>
+          </w:rPr>
+          <m:t>2</m:t>
+        </m:r>
+      </m:oMath>
       <w:r>
         <w:rPr>
           <w:rFonts w:ascii="Times New Roman" w:hAnsi="Times New Roman" w:eastAsia="宋体"/>
@@ -774,6 +895,87 @@
         </w:rPr>
         <w:t>，</w:t>
       </w:r>
+      <m:oMath>
+        <m:r>
+          <w:rPr>
+            <w:rFonts w:ascii="Times New Roman" w:eastAsia="宋体" w:hAnsi="Times New Roman" w:cs="Cambria Math"/>
+            <w:sz w:val="21"/>
+            <w:szCs w:val="21"/>
+          </w:rPr>
+          <m:t>f</m:t>
+        </m:r>
+        <m:d>
+          <m:dPr>
+            <m:sepChr m:val=","/>
+          </m:dPr>
+          <m:e>
+            <m:r>
+              <w:rPr>
+                <w:rFonts w:ascii="Times New Roman" w:eastAsia="宋体" w:hAnsi="Times New Roman" w:cs="Cambria Math"/>
+                <w:sz w:val="21"/>
+                <w:szCs w:val="21"/>
+              </w:rPr>
+              <m:t>2</m:t>
+            </m:r>
+          </m:e>
+        </m:d>
+        <m:r>
+          <w:rPr>
+            <w:rFonts w:ascii="Times New Roman" w:eastAsia="宋体" w:hAnsi="Times New Roman" w:cs="Cambria Math"/>
+            <w:sz w:val="21"/>
+            <w:szCs w:val="21"/>
+          </w:rPr>
+          <m:t>=</m:t>
+        </m:r>
+        <m:sSubSup>
+          <m:e>
+            <m:r>
+              <w:rPr>
+                <w:rFonts w:ascii="Times New Roman" w:eastAsia="宋体" w:hAnsi="Times New Roman" w:cs="Cambria Math"/>
+                <w:sz w:val="21"/>
+                <w:szCs w:val="21"/>
+              </w:rPr>
+              <m:t>C</m:t>
+            </m:r>
+          </m:e>
+          <m:sub>
+            <m:r>
+              <w:rPr>
+                <w:rFonts w:ascii="Times New Roman" w:eastAsia="宋体" w:hAnsi="Times New Roman" w:cs="Cambria Math"/>
+                <w:sz w:val="21"/>
+                <w:szCs w:val="21"/>
+              </w:rPr>
+              <m:t>n</m:t>
+            </m:r>
+          </m:sub>
+          <m:sup>
+            <m:r>
+              <w:rPr>
+                <w:rFonts w:ascii="Times New Roman" w:eastAsia="宋体" w:hAnsi="Times New Roman" w:cs="Cambria Math"/>
+                <w:sz w:val="21"/>
+                <w:szCs w:val="21"/>
+              </w:rPr>
+              <m:t>1</m:t>
+            </m:r>
+          </m:sup>
+        </m:sSubSup>
+        <m:r>
+          <w:rPr>
+            <w:rFonts w:ascii="Times New Roman" w:eastAsia="宋体" w:hAnsi="Times New Roman" w:cs="Cambria Math"/>
+            <w:sz w:val="21"/>
+            <w:szCs w:val="21"/>
+          </w:rPr>
+          <m:t>=</m:t>
+        </m:r>
+        <m:r>
+          <w:rPr>
+            <w:rFonts w:ascii="Times New Roman" w:eastAsia="宋体" w:hAnsi="Times New Roman" w:cs="Cambria Math"/>
+            <w:sz w:val="21"/>
+            <w:szCs w:val="21"/>
+          </w:rPr>
+          <m:t>n</m:t>
+        </m:r>
+      </m:oMath>
       <w:r>
         <w:rPr>
           <w:rFonts w:ascii="Times New Roman" w:hAnsi="Times New Roman" w:eastAsia="宋体"/>
@@ -782,208 +984,6 @@
         </w:rPr>
         <w:t>，</w:t>
       </w:r>
-      <w:r>
-        <w:rPr>
-          <w:rFonts w:ascii="Times New Roman" w:hAnsi="Times New Roman" w:eastAsia="宋体"/>
-          <w:sz w:val="21"/>
-          <w:szCs w:val="21"/>
-        </w:rPr>
-        <w:t>．</w:t>
-      </w:r>
-      <m:oMath>
-        <m:r>
-          <w:rPr>
-            <w:rFonts w:ascii="Times New Roman" w:eastAsia="宋体" w:hAnsi="Times New Roman" w:cs="Cambria Math"/>
-            <w:sz w:val="21"/>
-            <w:szCs w:val="21"/>
-          </w:rPr>
-          <m:t>f</m:t>
-        </m:r>
-        <m:d>
-          <m:dPr>
-            <m:sepChr m:val=","/>
-          </m:dPr>
-          <m:e>
-            <m:r>
-              <w:rPr>
-                <w:rFonts w:ascii="Times New Roman" w:eastAsia="宋体" w:hAnsi="Times New Roman" w:cs="Cambria Math"/>
-                <w:sz w:val="21"/>
-                <w:szCs w:val="21"/>
-              </w:rPr>
-              <m:t>1</m:t>
-            </m:r>
-          </m:e>
-        </m:d>
-        <m:r>
-          <w:rPr>
-            <w:rFonts w:ascii="Times New Roman" w:eastAsia="宋体" w:hAnsi="Times New Roman" w:cs="Cambria Math"/>
-            <w:sz w:val="21"/>
-            <w:szCs w:val="21"/>
-          </w:rPr>
-          <m:t>+</m:t>
-        </m:r>
-        <m:r>
-          <w:rPr>
-            <w:rFonts w:ascii="Times New Roman" w:eastAsia="宋体" w:hAnsi="Times New Roman" w:cs="Cambria Math"/>
-            <w:sz w:val="21"/>
-            <w:szCs w:val="21"/>
-          </w:rPr>
-          <m:t>1</m:t>
-        </m:r>
-        <m:r>
-          <w:rPr>
-            <w:rFonts w:ascii="Times New Roman" w:eastAsia="宋体" w:hAnsi="Times New Roman" w:cs="Cambria Math"/>
-            <w:sz w:val="21"/>
-            <w:szCs w:val="21"/>
-          </w:rPr>
-          <m:t>=</m:t>
-        </m:r>
-        <m:sSubSup>
-          <m:e>
-            <m:r>
-              <w:rPr>
-                <w:rFonts w:ascii="Times New Roman" w:eastAsia="宋体" w:hAnsi="Times New Roman" w:cs="Cambria Math"/>
-                <w:sz w:val="21"/>
-                <w:szCs w:val="21"/>
-              </w:rPr>
-              <m:t>C</m:t>
-            </m:r>
-          </m:e>
-          <m:sub>
-            <m:r>
-              <w:rPr>
-                <w:rFonts w:ascii="Times New Roman" w:eastAsia="宋体" w:hAnsi="Times New Roman" w:cs="Cambria Math"/>
-                <w:sz w:val="21"/>
-                <w:szCs w:val="21"/>
-              </w:rPr>
-              <m:t>n</m:t>
-            </m:r>
-          </m:sub>
-          <m:sup>
-            <m:r>
-              <w:rPr>
-                <w:rFonts w:ascii="Times New Roman" w:eastAsia="宋体" w:hAnsi="Times New Roman" w:cs="Cambria Math"/>
-                <w:sz w:val="21"/>
-                <w:szCs w:val="21"/>
-              </w:rPr>
-              <m:t>0</m:t>
-            </m:r>
-          </m:sup>
-        </m:sSubSup>
-        <m:r>
-          <w:rPr>
-            <w:rFonts w:ascii="Times New Roman" w:eastAsia="宋体" w:hAnsi="Times New Roman" w:cs="Cambria Math"/>
-            <w:sz w:val="21"/>
-            <w:szCs w:val="21"/>
-          </w:rPr>
-          <m:t>+</m:t>
-        </m:r>
-        <m:r>
-          <w:rPr>
-            <w:rFonts w:ascii="Times New Roman" w:eastAsia="宋体" w:hAnsi="Times New Roman" w:cs="Cambria Math"/>
-            <w:sz w:val="21"/>
-            <w:szCs w:val="21"/>
-          </w:rPr>
-          <m:t>1</m:t>
-        </m:r>
-        <m:r>
-          <w:rPr>
-            <w:rFonts w:ascii="Times New Roman" w:eastAsia="宋体" w:hAnsi="Times New Roman" w:cs="Cambria Math"/>
-            <w:sz w:val="21"/>
-            <w:szCs w:val="21"/>
-          </w:rPr>
-          <m:t>=</m:t>
-        </m:r>
-        <m:r>
-          <w:rPr>
-            <w:rFonts w:ascii="Times New Roman" w:eastAsia="宋体" w:hAnsi="Times New Roman" w:cs="Cambria Math"/>
-            <w:sz w:val="21"/>
-            <w:szCs w:val="21"/>
-          </w:rPr>
-          <m:t>2</m:t>
-        </m:r>
-      </m:oMath>
-      <m:oMath>
-        <m:r>
-          <w:rPr>
-            <w:rFonts w:ascii="Times New Roman" w:eastAsia="宋体" w:hAnsi="Times New Roman" w:cs="Cambria Math"/>
-            <w:sz w:val="21"/>
-            <w:szCs w:val="21"/>
-          </w:rPr>
-          <m:t>f</m:t>
-        </m:r>
-        <m:d>
-          <m:dPr>
-            <m:sepChr m:val=","/>
-          </m:dPr>
-          <m:e>
-            <m:r>
-              <w:rPr>
-                <w:rFonts w:ascii="Times New Roman" w:eastAsia="宋体" w:hAnsi="Times New Roman" w:cs="Cambria Math"/>
-                <w:sz w:val="21"/>
-                <w:szCs w:val="21"/>
-              </w:rPr>
-              <m:t>2</m:t>
-            </m:r>
-          </m:e>
-        </m:d>
-        <m:r>
-          <w:rPr>
-            <w:rFonts w:ascii="Times New Roman" w:eastAsia="宋体" w:hAnsi="Times New Roman" w:cs="Cambria Math"/>
-            <w:sz w:val="21"/>
-            <w:szCs w:val="21"/>
-          </w:rPr>
-          <m:t>=</m:t>
-        </m:r>
-        <m:sSubSup>
-          <m:e>
-            <m:r>
-              <w:rPr>
-                <w:rFonts w:ascii="Times New Roman" w:eastAsia="宋体" w:hAnsi="Times New Roman" w:cs="Cambria Math"/>
-                <w:sz w:val="21"/>
-                <w:szCs w:val="21"/>
-              </w:rPr>
-              <m:t>C</m:t>
-            </m:r>
-          </m:e>
-          <m:sub>
-            <m:r>
-              <w:rPr>
-                <w:rFonts w:ascii="Times New Roman" w:eastAsia="宋体" w:hAnsi="Times New Roman" w:cs="Cambria Math"/>
-                <w:sz w:val="21"/>
-                <w:szCs w:val="21"/>
-              </w:rPr>
-              <m:t>n</m:t>
-            </m:r>
-          </m:sub>
-          <m:sup>
-            <m:r>
-              <w:rPr>
-                <w:rFonts w:ascii="Times New Roman" w:eastAsia="宋体" w:hAnsi="Times New Roman" w:cs="Cambria Math"/>
-                <w:sz w:val="21"/>
-                <w:szCs w:val="21"/>
-              </w:rPr>
-              <m:t>1</m:t>
-            </m:r>
-          </m:sup>
-        </m:sSubSup>
-        <m:r>
-          <w:rPr>
-            <w:rFonts w:ascii="Times New Roman" w:eastAsia="宋体" w:hAnsi="Times New Roman" w:cs="Cambria Math"/>
-            <w:sz w:val="21"/>
-            <w:szCs w:val="21"/>
-          </w:rPr>
-          <m:t>=</m:t>
-        </m:r>
-        <m:r>
-          <w:rPr>
-            <w:rFonts w:ascii="Times New Roman" w:eastAsia="宋体" w:hAnsi="Times New Roman" w:cs="Cambria Math"/>
-            <w:sz w:val="21"/>
-            <w:szCs w:val="21"/>
-          </w:rPr>
-          <m:t>n</m:t>
-        </m:r>
-      </m:oMath>
       <m:oMath>
         <m:r>
           <w:rPr>
@@ -1116,8 +1116,57 @@
           <w:sz w:val="21"/>
           <w:szCs w:val="21"/>
         </w:rPr>
+        <w:t>．</w:t>
+      </w:r>
+      <w:r>
+        <w:rPr>
+          <w:rFonts w:ascii="Times New Roman" w:hAnsi="Times New Roman" w:eastAsia="宋体"/>
+          <w:sz w:val="21"/>
+          <w:szCs w:val="21"/>
+        </w:rPr>
         <w:t>∵</w:t>
       </w:r>
+      <m:oMath>
+        <m:r>
+          <w:rPr>
+            <w:rFonts w:ascii="Times New Roman" w:eastAsia="宋体" w:hAnsi="Times New Roman" w:cs="Cambria Math"/>
+            <w:sz w:val="21"/>
+            <w:szCs w:val="21"/>
+          </w:rPr>
+          <m:t>f</m:t>
+        </m:r>
+        <m:d>
+          <m:dPr>
+            <m:sepChr m:val=","/>
+          </m:dPr>
+          <m:e>
+            <m:r>
+              <w:rPr>
+                <w:rFonts w:ascii="Times New Roman" w:eastAsia="宋体" w:hAnsi="Times New Roman" w:cs="Cambria Math"/>
+                <w:sz w:val="21"/>
+                <w:szCs w:val="21"/>
+              </w:rPr>
+              <m:t>1</m:t>
+            </m:r>
+          </m:e>
+        </m:d>
+        <m:r>
+          <w:rPr>
+            <w:rFonts w:ascii="Times New Roman" w:eastAsia="宋体" w:hAnsi="Times New Roman" w:cs="Cambria Math"/>
+            <w:sz w:val="21"/>
+            <w:szCs w:val="21"/>
+          </w:rPr>
+          <m:t>+</m:t>
+        </m:r>
+        <m:r>
+          <w:rPr>
+            <w:rFonts w:ascii="Times New Roman" w:eastAsia="宋体" w:hAnsi="Times New Roman" w:cs="Cambria Math"/>
+            <w:sz w:val="21"/>
+            <w:szCs w:val="21"/>
+          </w:rPr>
+          <m:t>1</m:t>
+        </m:r>
+      </m:oMath>
       <w:r>
         <w:rPr>
           <w:rFonts w:ascii="Times New Roman" w:hAnsi="Times New Roman" w:eastAsia="宋体"/>
@@ -1126,22 +1175,6 @@
         </w:rPr>
         <w:t>，</w:t>
       </w:r>
-      <w:r>
-        <w:rPr>
-          <w:rFonts w:ascii="Times New Roman" w:hAnsi="Times New Roman" w:eastAsia="宋体"/>
-          <w:sz w:val="21"/>
-          <w:szCs w:val="21"/>
-        </w:rPr>
-        <w:t>，</w:t>
-      </w:r>
-      <w:r>
-        <w:rPr>
-          <w:rFonts w:ascii="Times New Roman" w:hAnsi="Times New Roman" w:eastAsia="宋体"/>
-          <w:sz w:val="21"/>
-          <w:szCs w:val="21"/>
-        </w:rPr>
-        <w:t>成等差数列，</w:t>
-      </w:r>
       <m:oMath>
         <m:r>
           <w:rPr>
@@ -1162,73 +1195,7 @@
                 <w:sz w:val="21"/>
                 <w:szCs w:val="21"/>
               </w:rPr>
-              <m:t>1</m:t>
-            </m:r>
-          </m:e>
-        </m:d>
-        <m:r>
-          <w:rPr>
-            <w:rFonts w:ascii="Times New Roman" w:eastAsia="宋体" w:hAnsi="Times New Roman" w:cs="Cambria Math"/>
-            <w:sz w:val="21"/>
-            <w:szCs w:val="21"/>
-          </w:rPr>
-          <m:t>+</m:t>
-        </m:r>
-        <m:r>
-          <w:rPr>
-            <w:rFonts w:ascii="Times New Roman" w:eastAsia="宋体" w:hAnsi="Times New Roman" w:cs="Cambria Math"/>
-            <w:sz w:val="21"/>
-            <w:szCs w:val="21"/>
-          </w:rPr>
-          <m:t>1</m:t>
-        </m:r>
-      </m:oMath>
-      <m:oMath>
-        <m:r>
-          <w:rPr>
-            <w:rFonts w:ascii="Times New Roman" w:eastAsia="宋体" w:hAnsi="Times New Roman" w:cs="Cambria Math"/>
-            <w:sz w:val="21"/>
-            <w:szCs w:val="21"/>
-          </w:rPr>
-          <m:t>f</m:t>
-        </m:r>
-        <m:d>
-          <m:dPr>
-            <m:sepChr m:val=","/>
-          </m:dPr>
-          <m:e>
-            <m:r>
-              <w:rPr>
-                <w:rFonts w:ascii="Times New Roman" w:eastAsia="宋体" w:hAnsi="Times New Roman" w:cs="Cambria Math"/>
-                <w:sz w:val="21"/>
-                <w:szCs w:val="21"/>
-              </w:rPr>
               <m:t>2</m:t>
-            </m:r>
-          </m:e>
-        </m:d>
-      </m:oMath>
-      <m:oMath>
-        <m:r>
-          <w:rPr>
-            <w:rFonts w:ascii="Times New Roman" w:eastAsia="宋体" w:hAnsi="Times New Roman" w:cs="Cambria Math"/>
-            <w:sz w:val="21"/>
-            <w:szCs w:val="21"/>
-          </w:rPr>
-          <m:t>f</m:t>
-        </m:r>
-        <m:d>
-          <m:dPr>
-            <m:sepChr m:val=","/>
-          </m:dPr>
-          <m:e>
-            <m:r>
-              <w:rPr>
-                <w:rFonts w:ascii="Times New Roman" w:eastAsia="宋体" w:hAnsi="Times New Roman" w:cs="Cambria Math"/>
-                <w:sz w:val="21"/>
-                <w:szCs w:val="21"/>
-              </w:rPr>
-              <m:t>3</m:t>
             </m:r>
           </m:e>
         </m:d>
@@ -1239,8 +1206,160 @@
           <w:sz w:val="21"/>
           <w:szCs w:val="21"/>
         </w:rPr>
+        <w:t>，</w:t>
+      </w:r>
+      <m:oMath>
+        <m:r>
+          <w:rPr>
+            <w:rFonts w:ascii="Times New Roman" w:eastAsia="宋体" w:hAnsi="Times New Roman" w:cs="Cambria Math"/>
+            <w:sz w:val="21"/>
+            <w:szCs w:val="21"/>
+          </w:rPr>
+          <m:t>f</m:t>
+        </m:r>
+        <m:d>
+          <m:dPr>
+            <m:sepChr m:val=","/>
+          </m:dPr>
+          <m:e>
+            <m:r>
+              <w:rPr>
+                <w:rFonts w:ascii="Times New Roman" w:eastAsia="宋体" w:hAnsi="Times New Roman" w:cs="Cambria Math"/>
+                <w:sz w:val="21"/>
+                <w:szCs w:val="21"/>
+              </w:rPr>
+              <m:t>3</m:t>
+            </m:r>
+          </m:e>
+        </m:d>
+      </m:oMath>
+      <w:r>
+        <w:rPr>
+          <w:rFonts w:ascii="Times New Roman" w:hAnsi="Times New Roman" w:eastAsia="宋体"/>
+          <w:sz w:val="21"/>
+          <w:szCs w:val="21"/>
+        </w:rPr>
+        <w:t>成等差数列，</w:t>
+      </w:r>
+      <w:r>
+        <w:rPr>
+          <w:rFonts w:ascii="Times New Roman" w:hAnsi="Times New Roman" w:eastAsia="宋体"/>
+          <w:sz w:val="21"/>
+          <w:szCs w:val="21"/>
+        </w:rPr>
         <w:t>∴</w:t>
       </w:r>
+      <m:oMath>
+        <m:r>
+          <w:rPr>
+            <w:rFonts w:ascii="Times New Roman" w:eastAsia="宋体" w:hAnsi="Times New Roman" w:cs="Cambria Math"/>
+            <w:sz w:val="21"/>
+            <w:szCs w:val="21"/>
+          </w:rPr>
+          <m:t>f</m:t>
+        </m:r>
+        <m:d>
+          <m:dPr>
+            <m:sepChr m:val=","/>
+          </m:dPr>
+          <m:e>
+            <m:r>
+              <w:rPr>
+                <w:rFonts w:ascii="Times New Roman" w:eastAsia="宋体" w:hAnsi="Times New Roman" w:cs="Cambria Math"/>
+                <w:sz w:val="21"/>
+                <w:szCs w:val="21"/>
+              </w:rPr>
+              <m:t>1</m:t>
+            </m:r>
+          </m:e>
+        </m:d>
+        <m:r>
+          <w:rPr>
+            <w:rFonts w:ascii="Times New Roman" w:eastAsia="宋体" w:hAnsi="Times New Roman" w:cs="Cambria Math"/>
+            <w:sz w:val="21"/>
+            <w:szCs w:val="21"/>
+          </w:rPr>
+          <m:t>+</m:t>
+        </m:r>
+        <m:r>
+          <w:rPr>
+            <w:rFonts w:ascii="Times New Roman" w:eastAsia="宋体" w:hAnsi="Times New Roman" w:cs="Cambria Math"/>
+            <w:sz w:val="21"/>
+            <w:szCs w:val="21"/>
+          </w:rPr>
+          <m:t>1</m:t>
+        </m:r>
+        <m:r>
+          <w:rPr>
+            <w:rFonts w:ascii="Times New Roman" w:eastAsia="宋体" w:hAnsi="Times New Roman" w:cs="Cambria Math"/>
+            <w:sz w:val="21"/>
+            <w:szCs w:val="21"/>
+          </w:rPr>
+          <m:t>+</m:t>
+        </m:r>
+        <m:r>
+          <w:rPr>
+            <w:rFonts w:ascii="Times New Roman" w:eastAsia="宋体" w:hAnsi="Times New Roman" w:cs="Cambria Math"/>
+            <w:sz w:val="21"/>
+            <w:szCs w:val="21"/>
+          </w:rPr>
+          <m:t>f</m:t>
+        </m:r>
+        <m:d>
+          <m:dPr>
+            <m:sepChr m:val=","/>
+          </m:dPr>
+          <m:e>
+            <m:r>
+              <w:rPr>
+                <w:rFonts w:ascii="Times New Roman" w:eastAsia="宋体" w:hAnsi="Times New Roman" w:cs="Cambria Math"/>
+                <w:sz w:val="21"/>
+                <w:szCs w:val="21"/>
+              </w:rPr>
+              <m:t>3</m:t>
+            </m:r>
+          </m:e>
+        </m:d>
+        <m:r>
+          <w:rPr>
+            <w:rFonts w:ascii="Times New Roman" w:eastAsia="宋体" w:hAnsi="Times New Roman" w:cs="Cambria Math"/>
+            <w:sz w:val="21"/>
+            <w:szCs w:val="21"/>
+          </w:rPr>
+          <m:t>=</m:t>
+        </m:r>
+        <m:r>
+          <w:rPr>
+            <w:rFonts w:ascii="Times New Roman" w:eastAsia="宋体" w:hAnsi="Times New Roman" w:cs="Cambria Math"/>
+            <w:sz w:val="21"/>
+            <w:szCs w:val="21"/>
+          </w:rPr>
+          <m:t>2</m:t>
+        </m:r>
+        <m:r>
+          <w:rPr>
+            <w:rFonts w:ascii="Times New Roman" w:eastAsia="宋体" w:hAnsi="Times New Roman" w:cs="Cambria Math"/>
+            <w:sz w:val="21"/>
+            <w:szCs w:val="21"/>
+          </w:rPr>
+          <m:t>f</m:t>
+        </m:r>
+        <m:d>
+          <m:dPr>
+            <m:sepChr m:val=","/>
+          </m:dPr>
+          <m:e>
+            <m:r>
+              <w:rPr>
+                <w:rFonts w:ascii="Times New Roman" w:eastAsia="宋体" w:hAnsi="Times New Roman" w:cs="Cambria Math"/>
+                <w:sz w:val="21"/>
+                <w:szCs w:val="21"/>
+              </w:rPr>
+              <m:t>2</m:t>
+            </m:r>
+          </m:e>
+        </m:d>
+      </m:oMath>
       <w:r>
         <w:rPr>
           <w:rFonts w:ascii="Times New Roman" w:hAnsi="Times New Roman" w:eastAsia="宋体"/>
@@ -1249,125 +1368,6 @@
         </w:rPr>
         <w:t>，即</w:t>
       </w:r>
-      <w:r>
-        <w:rPr>
-          <w:rFonts w:ascii="Times New Roman" w:hAnsi="Times New Roman" w:eastAsia="宋体"/>
-          <w:sz w:val="21"/>
-          <w:szCs w:val="21"/>
-        </w:rPr>
-        <w:t>，</w:t>
-      </w:r>
-      <m:oMath>
-        <m:r>
-          <w:rPr>
-            <w:rFonts w:ascii="Times New Roman" w:eastAsia="宋体" w:hAnsi="Times New Roman" w:cs="Cambria Math"/>
-            <w:sz w:val="21"/>
-            <w:szCs w:val="21"/>
-          </w:rPr>
-          <m:t>f</m:t>
-        </m:r>
-        <m:d>
-          <m:dPr>
-            <m:sepChr m:val=","/>
-          </m:dPr>
-          <m:e>
-            <m:r>
-              <w:rPr>
-                <w:rFonts w:ascii="Times New Roman" w:eastAsia="宋体" w:hAnsi="Times New Roman" w:cs="Cambria Math"/>
-                <w:sz w:val="21"/>
-                <w:szCs w:val="21"/>
-              </w:rPr>
-              <m:t>1</m:t>
-            </m:r>
-          </m:e>
-        </m:d>
-        <m:r>
-          <w:rPr>
-            <w:rFonts w:ascii="Times New Roman" w:eastAsia="宋体" w:hAnsi="Times New Roman" w:cs="Cambria Math"/>
-            <w:sz w:val="21"/>
-            <w:szCs w:val="21"/>
-          </w:rPr>
-          <m:t>+</m:t>
-        </m:r>
-        <m:r>
-          <w:rPr>
-            <w:rFonts w:ascii="Times New Roman" w:eastAsia="宋体" w:hAnsi="Times New Roman" w:cs="Cambria Math"/>
-            <w:sz w:val="21"/>
-            <w:szCs w:val="21"/>
-          </w:rPr>
-          <m:t>1</m:t>
-        </m:r>
-        <m:r>
-          <w:rPr>
-            <w:rFonts w:ascii="Times New Roman" w:eastAsia="宋体" w:hAnsi="Times New Roman" w:cs="Cambria Math"/>
-            <w:sz w:val="21"/>
-            <w:szCs w:val="21"/>
-          </w:rPr>
-          <m:t>+</m:t>
-        </m:r>
-        <m:r>
-          <w:rPr>
-            <w:rFonts w:ascii="Times New Roman" w:eastAsia="宋体" w:hAnsi="Times New Roman" w:cs="Cambria Math"/>
-            <w:sz w:val="21"/>
-            <w:szCs w:val="21"/>
-          </w:rPr>
-          <m:t>f</m:t>
-        </m:r>
-        <m:d>
-          <m:dPr>
-            <m:sepChr m:val=","/>
-          </m:dPr>
-          <m:e>
-            <m:r>
-              <w:rPr>
-                <w:rFonts w:ascii="Times New Roman" w:eastAsia="宋体" w:hAnsi="Times New Roman" w:cs="Cambria Math"/>
-                <w:sz w:val="21"/>
-                <w:szCs w:val="21"/>
-              </w:rPr>
-              <m:t>3</m:t>
-            </m:r>
-          </m:e>
-        </m:d>
-        <m:r>
-          <w:rPr>
-            <w:rFonts w:ascii="Times New Roman" w:eastAsia="宋体" w:hAnsi="Times New Roman" w:cs="Cambria Math"/>
-            <w:sz w:val="21"/>
-            <w:szCs w:val="21"/>
-          </w:rPr>
-          <m:t>=</m:t>
-        </m:r>
-        <m:r>
-          <w:rPr>
-            <w:rFonts w:ascii="Times New Roman" w:eastAsia="宋体" w:hAnsi="Times New Roman" w:cs="Cambria Math"/>
-            <w:sz w:val="21"/>
-            <w:szCs w:val="21"/>
-          </w:rPr>
-          <m:t>2</m:t>
-        </m:r>
-        <m:r>
-          <w:rPr>
-            <w:rFonts w:ascii="Times New Roman" w:eastAsia="宋体" w:hAnsi="Times New Roman" w:cs="Cambria Math"/>
-            <w:sz w:val="21"/>
-            <w:szCs w:val="21"/>
-          </w:rPr>
-          <m:t>f</m:t>
-        </m:r>
-        <m:d>
-          <m:dPr>
-            <m:sepChr m:val=","/>
-          </m:dPr>
-          <m:e>
-            <m:r>
-              <w:rPr>
-                <w:rFonts w:ascii="Times New Roman" w:eastAsia="宋体" w:hAnsi="Times New Roman" w:cs="Cambria Math"/>
-                <w:sz w:val="21"/>
-                <w:szCs w:val="21"/>
-              </w:rPr>
-              <m:t>2</m:t>
-            </m:r>
-          </m:e>
-        </m:d>
-      </m:oMath>
       <m:oMath>
         <m:r>
           <w:rPr>
@@ -1469,8 +1469,42 @@
           <w:sz w:val="21"/>
           <w:szCs w:val="21"/>
         </w:rPr>
+        <w:t>，</w:t>
+      </w:r>
+      <w:r>
+        <w:rPr>
+          <w:rFonts w:ascii="Times New Roman" w:hAnsi="Times New Roman" w:eastAsia="宋体"/>
+          <w:sz w:val="21"/>
+          <w:szCs w:val="21"/>
+        </w:rPr>
         <w:t>解得</w:t>
       </w:r>
+      <m:oMath>
+        <m:r>
+          <w:rPr>
+            <w:rFonts w:ascii="Times New Roman" w:eastAsia="宋体" w:hAnsi="Times New Roman" w:cs="Cambria Math"/>
+            <w:sz w:val="21"/>
+            <w:szCs w:val="21"/>
+          </w:rPr>
+          <m:t>n</m:t>
+        </m:r>
+        <m:r>
+          <w:rPr>
+            <w:rFonts w:ascii="Times New Roman" w:eastAsia="宋体" w:hAnsi="Times New Roman" w:cs="Cambria Math"/>
+            <w:sz w:val="21"/>
+            <w:szCs w:val="21"/>
+          </w:rPr>
+          <m:t>=</m:t>
+        </m:r>
+        <m:r>
+          <w:rPr>
+            <w:rFonts w:ascii="Times New Roman" w:eastAsia="宋体" w:hAnsi="Times New Roman" w:cs="Cambria Math"/>
+            <w:sz w:val="21"/>
+            <w:szCs w:val="21"/>
+          </w:rPr>
+          <m:t>4</m:t>
+        </m:r>
+      </m:oMath>
       <w:r>
         <w:rPr>
           <w:rFonts w:ascii="Times New Roman" w:hAnsi="Times New Roman" w:eastAsia="宋体"/>
@@ -1479,6 +1513,32 @@
         </w:rPr>
         <w:t>（</w:t>
       </w:r>
+      <m:oMath>
+        <m:r>
+          <w:rPr>
+            <w:rFonts w:ascii="Times New Roman" w:eastAsia="宋体" w:hAnsi="Times New Roman" w:cs="Cambria Math"/>
+            <w:sz w:val="21"/>
+            <w:szCs w:val="21"/>
+          </w:rPr>
+          <m:t>n</m:t>
+        </m:r>
+        <m:r>
+          <w:rPr>
+            <w:rFonts w:ascii="Times New Roman" w:eastAsia="宋体" w:hAnsi="Times New Roman" w:cs="Cambria Math"/>
+            <w:sz w:val="21"/>
+            <w:szCs w:val="21"/>
+          </w:rPr>
+          <m:t>=</m:t>
+        </m:r>
+        <m:r>
+          <w:rPr>
+            <w:rFonts w:ascii="Times New Roman" w:eastAsia="宋体" w:hAnsi="Times New Roman" w:cs="Cambria Math"/>
+            <w:sz w:val="21"/>
+            <w:szCs w:val="21"/>
+          </w:rPr>
+          <m:t>1</m:t>
+        </m:r>
+      </m:oMath>
       <w:r>
         <w:rPr>
           <w:rFonts w:ascii="Times New Roman" w:hAnsi="Times New Roman" w:eastAsia="宋体"/>
@@ -1487,58 +1547,6 @@
         </w:rPr>
         <w:t>舍去），</w:t>
       </w:r>
-      <m:oMath>
-        <m:r>
-          <w:rPr>
-            <w:rFonts w:ascii="Times New Roman" w:eastAsia="宋体" w:hAnsi="Times New Roman" w:cs="Cambria Math"/>
-            <w:sz w:val="21"/>
-            <w:szCs w:val="21"/>
-          </w:rPr>
-          <m:t>n</m:t>
-        </m:r>
-        <m:r>
-          <w:rPr>
-            <w:rFonts w:ascii="Times New Roman" w:eastAsia="宋体" w:hAnsi="Times New Roman" w:cs="Cambria Math"/>
-            <w:sz w:val="21"/>
-            <w:szCs w:val="21"/>
-          </w:rPr>
-          <m:t>=</m:t>
-        </m:r>
-        <m:r>
-          <w:rPr>
-            <w:rFonts w:ascii="Times New Roman" w:eastAsia="宋体" w:hAnsi="Times New Roman" w:cs="Cambria Math"/>
-            <w:sz w:val="21"/>
-            <w:szCs w:val="21"/>
-          </w:rPr>
-          <m:t>4</m:t>
-        </m:r>
-      </m:oMath>
-      <m:oMath>
-        <m:r>
-          <w:rPr>
-            <w:rFonts w:ascii="Times New Roman" w:eastAsia="宋体" w:hAnsi="Times New Roman" w:cs="Cambria Math"/>
-            <w:sz w:val="21"/>
-            <w:szCs w:val="21"/>
-          </w:rPr>
-          <m:t>n</m:t>
-        </m:r>
-        <m:r>
-          <w:rPr>
-            <w:rFonts w:ascii="Times New Roman" w:eastAsia="宋体" w:hAnsi="Times New Roman" w:cs="Cambria Math"/>
-            <w:sz w:val="21"/>
-            <w:szCs w:val="21"/>
-          </w:rPr>
-          <m:t>=</m:t>
-        </m:r>
-        <m:r>
-          <w:rPr>
-            <w:rFonts w:ascii="Times New Roman" w:eastAsia="宋体" w:hAnsi="Times New Roman" w:cs="Cambria Math"/>
-            <w:sz w:val="21"/>
-            <w:szCs w:val="21"/>
-          </w:rPr>
-          <m:t>1</m:t>
-        </m:r>
-      </m:oMath>
     </w:p>
     <w:p>
       <w:pPr>

--- a/高中数学/高中数学同步/人教B版选必3 第5章 数列·转投暂存（5题）.docx
+++ b/高中数学/高中数学同步/人教B版选必3 第5章 数列·转投暂存（5题）.docx
@@ -12532,7 +12532,7 @@
 <w:ftr xmlns:w="http://schemas.openxmlformats.org/wordprocessingml/2006/main">
   <w:p xmlns:w="http://schemas.openxmlformats.org/wordprocessingml/2006/main">
     <w:pPr>
-      <w:jc w:val="center"/>
+      <w:jc w:val="left"/>
     </w:pPr>
     <w:r>
       <w:rPr>

--- a/高中数学/高中数学同步/人教B版选必3 第5章 数列·转投暂存（5题）.docx
+++ b/高中数学/高中数学同步/人教B版选必3 第5章 数列·转投暂存（5题）.docx
@@ -2955,14 +2955,6 @@
         </w:rPr>
         <w:t>所以展开式的各项系数和为</w:t>
       </w:r>
-      <w:r>
-        <w:rPr>
-          <w:rFonts w:ascii="Times New Roman" w:hAnsi="Times New Roman" w:eastAsia="宋体"/>
-          <w:sz w:val="21"/>
-          <w:szCs w:val="21"/>
-        </w:rPr>
-        <w:t>，</w:t>
-      </w:r>
       <m:oMath>
         <m:sSub>
           <m:e>
@@ -3099,8 +3091,42 @@
           <w:sz w:val="21"/>
           <w:szCs w:val="21"/>
         </w:rPr>
+        <w:t>，</w:t>
+      </w:r>
+      <w:r>
+        <w:rPr>
+          <w:rFonts w:ascii="Times New Roman" w:hAnsi="Times New Roman" w:eastAsia="宋体"/>
+          <w:sz w:val="21"/>
+          <w:szCs w:val="21"/>
+        </w:rPr>
         <w:t>令</w:t>
       </w:r>
+      <m:oMath>
+        <m:r>
+          <w:rPr>
+            <w:rFonts w:ascii="Times New Roman" w:eastAsia="宋体" w:hAnsi="Times New Roman" w:cs="Cambria Math"/>
+            <w:sz w:val="21"/>
+            <w:szCs w:val="21"/>
+          </w:rPr>
+          <m:t>x</m:t>
+        </m:r>
+        <m:r>
+          <w:rPr>
+            <w:rFonts w:ascii="Times New Roman" w:eastAsia="宋体" w:hAnsi="Times New Roman" w:cs="Cambria Math"/>
+            <w:sz w:val="21"/>
+            <w:szCs w:val="21"/>
+          </w:rPr>
+          <m:t>=</m:t>
+        </m:r>
+        <m:r>
+          <w:rPr>
+            <w:rFonts w:ascii="Times New Roman" w:eastAsia="宋体" w:hAnsi="Times New Roman" w:cs="Cambria Math"/>
+            <w:sz w:val="21"/>
+            <w:szCs w:val="21"/>
+          </w:rPr>
+          <m:t>1</m:t>
+        </m:r>
+      </m:oMath>
       <w:r>
         <w:rPr>
           <w:rFonts w:ascii="Times New Roman" w:hAnsi="Times New Roman" w:eastAsia="宋体"/>
@@ -3109,40 +3135,6 @@
         </w:rPr>
         <w:t>，得</w:t>
       </w:r>
-      <w:r>
-        <w:rPr>
-          <w:rFonts w:ascii="Times New Roman" w:hAnsi="Times New Roman" w:eastAsia="宋体"/>
-          <w:sz w:val="21"/>
-          <w:szCs w:val="21"/>
-        </w:rPr>
-        <w:t>．</w:t>
-      </w:r>
-      <m:oMath>
-        <m:r>
-          <w:rPr>
-            <w:rFonts w:ascii="Times New Roman" w:eastAsia="宋体" w:hAnsi="Times New Roman" w:cs="Cambria Math"/>
-            <w:sz w:val="21"/>
-            <w:szCs w:val="21"/>
-          </w:rPr>
-          <m:t>x</m:t>
-        </m:r>
-        <m:r>
-          <w:rPr>
-            <w:rFonts w:ascii="Times New Roman" w:eastAsia="宋体" w:hAnsi="Times New Roman" w:cs="Cambria Math"/>
-            <w:sz w:val="21"/>
-            <w:szCs w:val="21"/>
-          </w:rPr>
-          <m:t>=</m:t>
-        </m:r>
-        <m:r>
-          <w:rPr>
-            <w:rFonts w:ascii="Times New Roman" w:eastAsia="宋体" w:hAnsi="Times New Roman" w:cs="Cambria Math"/>
-            <w:sz w:val="21"/>
-            <w:szCs w:val="21"/>
-          </w:rPr>
-          <m:t>1</m:t>
-        </m:r>
-      </m:oMath>
       <m:oMath>
         <m:sSub>
           <m:e>
@@ -3548,6 +3540,14 @@
         <w:rPr>
           <w:rFonts w:ascii="Times New Roman" w:hAnsi="Times New Roman" w:eastAsia="宋体"/>
           <w:sz w:val="21"/>
+          <w:szCs w:val="21"/>
+        </w:rPr>
+        <w:t>．</w:t>
+      </w:r>
+      <w:r>
+        <w:rPr>
+          <w:rFonts w:ascii="Times New Roman" w:hAnsi="Times New Roman" w:eastAsia="宋体"/>
+          <w:sz w:val="21"/>
         </w:rPr>
         <w:t xml:space="preserve">；</w:t>
       </w:r>
@@ -3558,14 +3558,6 @@
           <w:szCs w:val="21"/>
         </w:rPr>
         <w:t>（2）设</w:t>
-      </w:r>
-      <w:r>
-        <w:rPr>
-          <w:rFonts w:ascii="Times New Roman" w:hAnsi="Times New Roman" w:eastAsia="宋体"/>
-          <w:sz w:val="21"/>
-          <w:szCs w:val="21"/>
-        </w:rPr>
-        <w:t>．</w:t>
       </w:r>
       <m:oMath>
         <m:sSup>
@@ -3928,9 +3920,27 @@
         <w:rPr>
           <w:rFonts w:ascii="Times New Roman" w:hAnsi="Times New Roman" w:eastAsia="宋体"/>
           <w:sz w:val="21"/>
+          <w:szCs w:val="21"/>
+        </w:rPr>
+        <w:t>．</w:t>
+      </w:r>
+      <w:r>
+        <w:rPr>
+          <w:rFonts w:ascii="Times New Roman" w:hAnsi="Times New Roman" w:eastAsia="宋体"/>
+          <w:sz w:val="21"/>
         </w:rPr>
         <w:t xml:space="preserve">；</w:t>
       </w:r>
+      <m:oMath>
+        <m:r>
+          <w:rPr>
+            <w:rFonts w:ascii="Times New Roman" w:eastAsia="宋体" w:hAnsi="Times New Roman" w:cs="Cambria Math"/>
+            <w:sz w:val="21"/>
+            <w:szCs w:val="21"/>
+          </w:rPr>
+          <m:t>x</m:t>
+        </m:r>
+      </m:oMath>
       <w:r>
         <w:rPr>
           <w:rFonts w:ascii="Times New Roman" w:hAnsi="Times New Roman" w:eastAsia="宋体"/>
@@ -3939,6 +3949,106 @@
         </w:rPr>
         <w:t>的偶次项系数和为</w:t>
       </w:r>
+      <m:oMath>
+        <m:sSub>
+          <m:e>
+            <m:r>
+              <w:rPr>
+                <w:rFonts w:ascii="Times New Roman" w:eastAsia="宋体" w:hAnsi="Times New Roman" w:cs="Cambria Math"/>
+                <w:sz w:val="21"/>
+                <w:szCs w:val="21"/>
+              </w:rPr>
+              <m:t>a</m:t>
+            </m:r>
+          </m:e>
+          <m:sub>
+            <m:r>
+              <w:rPr>
+                <w:rFonts w:ascii="Times New Roman" w:eastAsia="宋体" w:hAnsi="Times New Roman" w:cs="Cambria Math"/>
+                <w:sz w:val="21"/>
+                <w:szCs w:val="21"/>
+              </w:rPr>
+              <m:t>0</m:t>
+            </m:r>
+          </m:sub>
+        </m:sSub>
+        <m:r>
+          <w:rPr>
+            <w:rFonts w:ascii="Times New Roman" w:eastAsia="宋体" w:hAnsi="Times New Roman" w:cs="Cambria Math"/>
+            <w:sz w:val="21"/>
+            <w:szCs w:val="21"/>
+          </w:rPr>
+          <m:t>+</m:t>
+        </m:r>
+        <m:sSub>
+          <m:e>
+            <m:r>
+              <w:rPr>
+                <w:rFonts w:ascii="Times New Roman" w:eastAsia="宋体" w:hAnsi="Times New Roman" w:cs="Cambria Math"/>
+                <w:sz w:val="21"/>
+                <w:szCs w:val="21"/>
+              </w:rPr>
+              <m:t>a</m:t>
+            </m:r>
+          </m:e>
+          <m:sub>
+            <m:r>
+              <w:rPr>
+                <w:rFonts w:ascii="Times New Roman" w:eastAsia="宋体" w:hAnsi="Times New Roman" w:cs="Cambria Math"/>
+                <w:sz w:val="21"/>
+                <w:szCs w:val="21"/>
+              </w:rPr>
+              <m:t>2</m:t>
+            </m:r>
+          </m:sub>
+        </m:sSub>
+        <m:r>
+          <w:rPr>
+            <w:rFonts w:ascii="Times New Roman" w:eastAsia="宋体" w:hAnsi="Times New Roman" w:cs="Cambria Math"/>
+            <w:sz w:val="21"/>
+            <w:szCs w:val="21"/>
+          </w:rPr>
+          <m:t>+</m:t>
+        </m:r>
+        <m:r>
+          <w:rPr>
+            <w:rFonts w:ascii="Times New Roman" w:eastAsia="宋体" w:hAnsi="Times New Roman" w:cs="Cambria Math"/>
+            <w:sz w:val="21"/>
+            <w:szCs w:val="21"/>
+          </w:rPr>
+          <m:t>⋯</m:t>
+        </m:r>
+        <m:r>
+          <w:rPr>
+            <w:rFonts w:ascii="Times New Roman" w:eastAsia="宋体" w:hAnsi="Times New Roman" w:cs="Cambria Math"/>
+            <w:sz w:val="21"/>
+            <w:szCs w:val="21"/>
+          </w:rPr>
+          <m:t>+</m:t>
+        </m:r>
+        <m:sSub>
+          <m:e>
+            <m:r>
+              <w:rPr>
+                <w:rFonts w:ascii="Times New Roman" w:eastAsia="宋体" w:hAnsi="Times New Roman" w:cs="Cambria Math"/>
+                <w:sz w:val="21"/>
+                <w:szCs w:val="21"/>
+              </w:rPr>
+              <m:t>a</m:t>
+            </m:r>
+          </m:e>
+          <m:sub>
+            <m:r>
+              <w:rPr>
+                <w:rFonts w:ascii="Times New Roman" w:eastAsia="宋体" w:hAnsi="Times New Roman" w:cs="Cambria Math"/>
+                <w:sz w:val="21"/>
+                <w:szCs w:val="21"/>
+              </w:rPr>
+              <m:t>50</m:t>
+            </m:r>
+          </m:sub>
+        </m:sSub>
+      </m:oMath>
       <w:r>
         <w:rPr>
           <w:rFonts w:ascii="Times New Roman" w:hAnsi="Times New Roman" w:eastAsia="宋体"/>
@@ -3947,116 +4057,6 @@
         </w:rPr>
         <w:t>，</w:t>
       </w:r>
-      <m:oMath>
-        <m:r>
-          <w:rPr>
-            <w:rFonts w:ascii="Times New Roman" w:eastAsia="宋体" w:hAnsi="Times New Roman" w:cs="Cambria Math"/>
-            <w:sz w:val="21"/>
-            <w:szCs w:val="21"/>
-          </w:rPr>
-          <m:t>x</m:t>
-        </m:r>
-      </m:oMath>
-      <m:oMath>
-        <m:sSub>
-          <m:e>
-            <m:r>
-              <w:rPr>
-                <w:rFonts w:ascii="Times New Roman" w:eastAsia="宋体" w:hAnsi="Times New Roman" w:cs="Cambria Math"/>
-                <w:sz w:val="21"/>
-                <w:szCs w:val="21"/>
-              </w:rPr>
-              <m:t>a</m:t>
-            </m:r>
-          </m:e>
-          <m:sub>
-            <m:r>
-              <w:rPr>
-                <w:rFonts w:ascii="Times New Roman" w:eastAsia="宋体" w:hAnsi="Times New Roman" w:cs="Cambria Math"/>
-                <w:sz w:val="21"/>
-                <w:szCs w:val="21"/>
-              </w:rPr>
-              <m:t>0</m:t>
-            </m:r>
-          </m:sub>
-        </m:sSub>
-        <m:r>
-          <w:rPr>
-            <w:rFonts w:ascii="Times New Roman" w:eastAsia="宋体" w:hAnsi="Times New Roman" w:cs="Cambria Math"/>
-            <w:sz w:val="21"/>
-            <w:szCs w:val="21"/>
-          </w:rPr>
-          <m:t>+</m:t>
-        </m:r>
-        <m:sSub>
-          <m:e>
-            <m:r>
-              <w:rPr>
-                <w:rFonts w:ascii="Times New Roman" w:eastAsia="宋体" w:hAnsi="Times New Roman" w:cs="Cambria Math"/>
-                <w:sz w:val="21"/>
-                <w:szCs w:val="21"/>
-              </w:rPr>
-              <m:t>a</m:t>
-            </m:r>
-          </m:e>
-          <m:sub>
-            <m:r>
-              <w:rPr>
-                <w:rFonts w:ascii="Times New Roman" w:eastAsia="宋体" w:hAnsi="Times New Roman" w:cs="Cambria Math"/>
-                <w:sz w:val="21"/>
-                <w:szCs w:val="21"/>
-              </w:rPr>
-              <m:t>2</m:t>
-            </m:r>
-          </m:sub>
-        </m:sSub>
-        <m:r>
-          <w:rPr>
-            <w:rFonts w:ascii="Times New Roman" w:eastAsia="宋体" w:hAnsi="Times New Roman" w:cs="Cambria Math"/>
-            <w:sz w:val="21"/>
-            <w:szCs w:val="21"/>
-          </w:rPr>
-          <m:t>+</m:t>
-        </m:r>
-        <m:r>
-          <w:rPr>
-            <w:rFonts w:ascii="Times New Roman" w:eastAsia="宋体" w:hAnsi="Times New Roman" w:cs="Cambria Math"/>
-            <w:sz w:val="21"/>
-            <w:szCs w:val="21"/>
-          </w:rPr>
-          <m:t>⋯</m:t>
-        </m:r>
-        <m:r>
-          <w:rPr>
-            <w:rFonts w:ascii="Times New Roman" w:eastAsia="宋体" w:hAnsi="Times New Roman" w:cs="Cambria Math"/>
-            <w:sz w:val="21"/>
-            <w:szCs w:val="21"/>
-          </w:rPr>
-          <m:t>+</m:t>
-        </m:r>
-        <m:sSub>
-          <m:e>
-            <m:r>
-              <w:rPr>
-                <w:rFonts w:ascii="Times New Roman" w:eastAsia="宋体" w:hAnsi="Times New Roman" w:cs="Cambria Math"/>
-                <w:sz w:val="21"/>
-                <w:szCs w:val="21"/>
-              </w:rPr>
-              <m:t>a</m:t>
-            </m:r>
-          </m:e>
-          <m:sub>
-            <m:r>
-              <w:rPr>
-                <w:rFonts w:ascii="Times New Roman" w:eastAsia="宋体" w:hAnsi="Times New Roman" w:cs="Cambria Math"/>
-                <w:sz w:val="21"/>
-                <w:szCs w:val="21"/>
-              </w:rPr>
-              <m:t>50</m:t>
-            </m:r>
-          </m:sub>
-        </m:sSub>
-      </m:oMath>
       <w:r>
         <w:rPr>
           <w:rFonts w:ascii="Times New Roman" w:hAnsi="Times New Roman" w:eastAsia="宋体"/>
@@ -4072,6 +4072,196 @@
         </w:rPr>
         <w:t>由（1）得</w:t>
       </w:r>
+      <m:oMath>
+        <m:sSub>
+          <m:e>
+            <m:r>
+              <w:rPr>
+                <w:rFonts w:ascii="Times New Roman" w:eastAsia="宋体" w:hAnsi="Times New Roman" w:cs="Cambria Math"/>
+                <w:sz w:val="21"/>
+                <w:szCs w:val="21"/>
+              </w:rPr>
+              <m:t>a</m:t>
+            </m:r>
+          </m:e>
+          <m:sub>
+            <m:r>
+              <w:rPr>
+                <w:rFonts w:ascii="Times New Roman" w:eastAsia="宋体" w:hAnsi="Times New Roman" w:cs="Cambria Math"/>
+                <w:sz w:val="21"/>
+                <w:szCs w:val="21"/>
+              </w:rPr>
+              <m:t>0</m:t>
+            </m:r>
+          </m:sub>
+        </m:sSub>
+        <m:r>
+          <w:rPr>
+            <w:rFonts w:ascii="Times New Roman" w:eastAsia="宋体" w:hAnsi="Times New Roman" w:cs="Cambria Math"/>
+            <w:sz w:val="21"/>
+            <w:szCs w:val="21"/>
+          </w:rPr>
+          <m:t>+</m:t>
+        </m:r>
+        <m:sSub>
+          <m:e>
+            <m:r>
+              <w:rPr>
+                <w:rFonts w:ascii="Times New Roman" w:eastAsia="宋体" w:hAnsi="Times New Roman" w:cs="Cambria Math"/>
+                <w:sz w:val="21"/>
+                <w:szCs w:val="21"/>
+              </w:rPr>
+              <m:t>a</m:t>
+            </m:r>
+          </m:e>
+          <m:sub>
+            <m:r>
+              <w:rPr>
+                <w:rFonts w:ascii="Times New Roman" w:eastAsia="宋体" w:hAnsi="Times New Roman" w:cs="Cambria Math"/>
+                <w:sz w:val="21"/>
+                <w:szCs w:val="21"/>
+              </w:rPr>
+              <m:t>1</m:t>
+            </m:r>
+          </m:sub>
+        </m:sSub>
+        <m:r>
+          <w:rPr>
+            <w:rFonts w:ascii="Times New Roman" w:eastAsia="宋体" w:hAnsi="Times New Roman" w:cs="Cambria Math"/>
+            <w:sz w:val="21"/>
+            <w:szCs w:val="21"/>
+          </w:rPr>
+          <m:t>+</m:t>
+        </m:r>
+        <m:sSub>
+          <m:e>
+            <m:r>
+              <w:rPr>
+                <w:rFonts w:ascii="Times New Roman" w:eastAsia="宋体" w:hAnsi="Times New Roman" w:cs="Cambria Math"/>
+                <w:sz w:val="21"/>
+                <w:szCs w:val="21"/>
+              </w:rPr>
+              <m:t>a</m:t>
+            </m:r>
+          </m:e>
+          <m:sub>
+            <m:r>
+              <w:rPr>
+                <w:rFonts w:ascii="Times New Roman" w:eastAsia="宋体" w:hAnsi="Times New Roman" w:cs="Cambria Math"/>
+                <w:sz w:val="21"/>
+                <w:szCs w:val="21"/>
+              </w:rPr>
+              <m:t>2</m:t>
+            </m:r>
+          </m:sub>
+        </m:sSub>
+        <m:r>
+          <w:rPr>
+            <w:rFonts w:ascii="Times New Roman" w:eastAsia="宋体" w:hAnsi="Times New Roman" w:cs="Cambria Math"/>
+            <w:sz w:val="21"/>
+            <w:szCs w:val="21"/>
+          </w:rPr>
+          <m:t>+</m:t>
+        </m:r>
+        <m:r>
+          <w:rPr>
+            <w:rFonts w:ascii="Times New Roman" w:eastAsia="宋体" w:hAnsi="Times New Roman" w:cs="Cambria Math"/>
+            <w:sz w:val="21"/>
+            <w:szCs w:val="21"/>
+          </w:rPr>
+          <m:t>⋯</m:t>
+        </m:r>
+        <m:r>
+          <w:rPr>
+            <w:rFonts w:ascii="Times New Roman" w:eastAsia="宋体" w:hAnsi="Times New Roman" w:cs="Cambria Math"/>
+            <w:sz w:val="21"/>
+            <w:szCs w:val="21"/>
+          </w:rPr>
+          <m:t>+</m:t>
+        </m:r>
+        <m:sSub>
+          <m:e>
+            <m:r>
+              <w:rPr>
+                <w:rFonts w:ascii="Times New Roman" w:eastAsia="宋体" w:hAnsi="Times New Roman" w:cs="Cambria Math"/>
+                <w:sz w:val="21"/>
+                <w:szCs w:val="21"/>
+              </w:rPr>
+              <m:t>a</m:t>
+            </m:r>
+          </m:e>
+          <m:sub>
+            <m:r>
+              <w:rPr>
+                <w:rFonts w:ascii="Times New Roman" w:eastAsia="宋体" w:hAnsi="Times New Roman" w:cs="Cambria Math"/>
+                <w:sz w:val="21"/>
+                <w:szCs w:val="21"/>
+              </w:rPr>
+              <m:t>50</m:t>
+            </m:r>
+          </m:sub>
+        </m:sSub>
+        <m:r>
+          <w:rPr>
+            <w:rFonts w:ascii="Times New Roman" w:eastAsia="宋体" w:hAnsi="Times New Roman" w:cs="Cambria Math"/>
+            <w:sz w:val="21"/>
+            <w:szCs w:val="21"/>
+          </w:rPr>
+          <m:t>=</m:t>
+        </m:r>
+        <m:sSup>
+          <m:e>
+            <m:r>
+              <w:rPr>
+                <w:rFonts w:ascii="Times New Roman" w:eastAsia="宋体" w:hAnsi="Times New Roman" w:cs="Cambria Math"/>
+                <w:sz w:val="21"/>
+                <w:szCs w:val="21"/>
+              </w:rPr>
+              <m:t>2</m:t>
+            </m:r>
+          </m:e>
+          <m:sup>
+            <m:r>
+              <w:rPr>
+                <w:rFonts w:ascii="Times New Roman" w:eastAsia="宋体" w:hAnsi="Times New Roman" w:cs="Cambria Math"/>
+                <w:sz w:val="21"/>
+                <w:szCs w:val="21"/>
+              </w:rPr>
+              <m:t>51</m:t>
+            </m:r>
+          </m:sup>
+        </m:sSup>
+        <m:r>
+          <w:rPr>
+            <w:rFonts w:ascii="Times New Roman" w:eastAsia="宋体" w:hAnsi="Times New Roman" w:cs="Cambria Math"/>
+            <w:sz w:val="21"/>
+            <w:szCs w:val="21"/>
+          </w:rPr>
+          <m:t>−</m:t>
+        </m:r>
+        <m:sSup>
+          <m:e>
+            <m:r>
+              <w:rPr>
+                <w:rFonts w:ascii="Times New Roman" w:eastAsia="宋体" w:hAnsi="Times New Roman" w:cs="Cambria Math"/>
+                <w:sz w:val="21"/>
+                <w:szCs w:val="21"/>
+              </w:rPr>
+              <m:t>2</m:t>
+            </m:r>
+          </m:e>
+          <m:sup>
+            <m:r>
+              <w:rPr>
+                <w:rFonts w:ascii="Times New Roman" w:eastAsia="宋体" w:hAnsi="Times New Roman" w:cs="Cambria Math"/>
+                <w:sz w:val="21"/>
+                <w:szCs w:val="21"/>
+              </w:rPr>
+              <m:t>3</m:t>
+            </m:r>
+          </m:sup>
+        </m:sSup>
+      </m:oMath>
       <w:r>
         <w:rPr>
           <w:rFonts w:ascii="Times New Roman" w:hAnsi="Times New Roman" w:eastAsia="宋体"/>
@@ -4097,196 +4287,6 @@
         </w:rPr>
         <w:t>①</w:t>
       </w:r>
-      <m:oMath>
-        <m:sSub>
-          <m:e>
-            <m:r>
-              <w:rPr>
-                <w:rFonts w:ascii="Times New Roman" w:eastAsia="宋体" w:hAnsi="Times New Roman" w:cs="Cambria Math"/>
-                <w:sz w:val="21"/>
-                <w:szCs w:val="21"/>
-              </w:rPr>
-              <m:t>a</m:t>
-            </m:r>
-          </m:e>
-          <m:sub>
-            <m:r>
-              <w:rPr>
-                <w:rFonts w:ascii="Times New Roman" w:eastAsia="宋体" w:hAnsi="Times New Roman" w:cs="Cambria Math"/>
-                <w:sz w:val="21"/>
-                <w:szCs w:val="21"/>
-              </w:rPr>
-              <m:t>0</m:t>
-            </m:r>
-          </m:sub>
-        </m:sSub>
-        <m:r>
-          <w:rPr>
-            <w:rFonts w:ascii="Times New Roman" w:eastAsia="宋体" w:hAnsi="Times New Roman" w:cs="Cambria Math"/>
-            <w:sz w:val="21"/>
-            <w:szCs w:val="21"/>
-          </w:rPr>
-          <m:t>+</m:t>
-        </m:r>
-        <m:sSub>
-          <m:e>
-            <m:r>
-              <w:rPr>
-                <w:rFonts w:ascii="Times New Roman" w:eastAsia="宋体" w:hAnsi="Times New Roman" w:cs="Cambria Math"/>
-                <w:sz w:val="21"/>
-                <w:szCs w:val="21"/>
-              </w:rPr>
-              <m:t>a</m:t>
-            </m:r>
-          </m:e>
-          <m:sub>
-            <m:r>
-              <w:rPr>
-                <w:rFonts w:ascii="Times New Roman" w:eastAsia="宋体" w:hAnsi="Times New Roman" w:cs="Cambria Math"/>
-                <w:sz w:val="21"/>
-                <w:szCs w:val="21"/>
-              </w:rPr>
-              <m:t>1</m:t>
-            </m:r>
-          </m:sub>
-        </m:sSub>
-        <m:r>
-          <w:rPr>
-            <w:rFonts w:ascii="Times New Roman" w:eastAsia="宋体" w:hAnsi="Times New Roman" w:cs="Cambria Math"/>
-            <w:sz w:val="21"/>
-            <w:szCs w:val="21"/>
-          </w:rPr>
-          <m:t>+</m:t>
-        </m:r>
-        <m:sSub>
-          <m:e>
-            <m:r>
-              <w:rPr>
-                <w:rFonts w:ascii="Times New Roman" w:eastAsia="宋体" w:hAnsi="Times New Roman" w:cs="Cambria Math"/>
-                <w:sz w:val="21"/>
-                <w:szCs w:val="21"/>
-              </w:rPr>
-              <m:t>a</m:t>
-            </m:r>
-          </m:e>
-          <m:sub>
-            <m:r>
-              <w:rPr>
-                <w:rFonts w:ascii="Times New Roman" w:eastAsia="宋体" w:hAnsi="Times New Roman" w:cs="Cambria Math"/>
-                <w:sz w:val="21"/>
-                <w:szCs w:val="21"/>
-              </w:rPr>
-              <m:t>2</m:t>
-            </m:r>
-          </m:sub>
-        </m:sSub>
-        <m:r>
-          <w:rPr>
-            <w:rFonts w:ascii="Times New Roman" w:eastAsia="宋体" w:hAnsi="Times New Roman" w:cs="Cambria Math"/>
-            <w:sz w:val="21"/>
-            <w:szCs w:val="21"/>
-          </w:rPr>
-          <m:t>+</m:t>
-        </m:r>
-        <m:r>
-          <w:rPr>
-            <w:rFonts w:ascii="Times New Roman" w:eastAsia="宋体" w:hAnsi="Times New Roman" w:cs="Cambria Math"/>
-            <w:sz w:val="21"/>
-            <w:szCs w:val="21"/>
-          </w:rPr>
-          <m:t>⋯</m:t>
-        </m:r>
-        <m:r>
-          <w:rPr>
-            <w:rFonts w:ascii="Times New Roman" w:eastAsia="宋体" w:hAnsi="Times New Roman" w:cs="Cambria Math"/>
-            <w:sz w:val="21"/>
-            <w:szCs w:val="21"/>
-          </w:rPr>
-          <m:t>+</m:t>
-        </m:r>
-        <m:sSub>
-          <m:e>
-            <m:r>
-              <w:rPr>
-                <w:rFonts w:ascii="Times New Roman" w:eastAsia="宋体" w:hAnsi="Times New Roman" w:cs="Cambria Math"/>
-                <w:sz w:val="21"/>
-                <w:szCs w:val="21"/>
-              </w:rPr>
-              <m:t>a</m:t>
-            </m:r>
-          </m:e>
-          <m:sub>
-            <m:r>
-              <w:rPr>
-                <w:rFonts w:ascii="Times New Roman" w:eastAsia="宋体" w:hAnsi="Times New Roman" w:cs="Cambria Math"/>
-                <w:sz w:val="21"/>
-                <w:szCs w:val="21"/>
-              </w:rPr>
-              <m:t>50</m:t>
-            </m:r>
-          </m:sub>
-        </m:sSub>
-        <m:r>
-          <w:rPr>
-            <w:rFonts w:ascii="Times New Roman" w:eastAsia="宋体" w:hAnsi="Times New Roman" w:cs="Cambria Math"/>
-            <w:sz w:val="21"/>
-            <w:szCs w:val="21"/>
-          </w:rPr>
-          <m:t>=</m:t>
-        </m:r>
-        <m:sSup>
-          <m:e>
-            <m:r>
-              <w:rPr>
-                <w:rFonts w:ascii="Times New Roman" w:eastAsia="宋体" w:hAnsi="Times New Roman" w:cs="Cambria Math"/>
-                <w:sz w:val="21"/>
-                <w:szCs w:val="21"/>
-              </w:rPr>
-              <m:t>2</m:t>
-            </m:r>
-          </m:e>
-          <m:sup>
-            <m:r>
-              <w:rPr>
-                <w:rFonts w:ascii="Times New Roman" w:eastAsia="宋体" w:hAnsi="Times New Roman" w:cs="Cambria Math"/>
-                <w:sz w:val="21"/>
-                <w:szCs w:val="21"/>
-              </w:rPr>
-              <m:t>51</m:t>
-            </m:r>
-          </m:sup>
-        </m:sSup>
-        <m:r>
-          <w:rPr>
-            <w:rFonts w:ascii="Times New Roman" w:eastAsia="宋体" w:hAnsi="Times New Roman" w:cs="Cambria Math"/>
-            <w:sz w:val="21"/>
-            <w:szCs w:val="21"/>
-          </w:rPr>
-          <m:t>−</m:t>
-        </m:r>
-        <m:sSup>
-          <m:e>
-            <m:r>
-              <w:rPr>
-                <w:rFonts w:ascii="Times New Roman" w:eastAsia="宋体" w:hAnsi="Times New Roman" w:cs="Cambria Math"/>
-                <w:sz w:val="21"/>
-                <w:szCs w:val="21"/>
-              </w:rPr>
-              <m:t>2</m:t>
-            </m:r>
-          </m:e>
-          <m:sup>
-            <m:r>
-              <w:rPr>
-                <w:rFonts w:ascii="Times New Roman" w:eastAsia="宋体" w:hAnsi="Times New Roman" w:cs="Cambria Math"/>
-                <w:sz w:val="21"/>
-                <w:szCs w:val="21"/>
-              </w:rPr>
-              <m:t>3</m:t>
-            </m:r>
-          </m:sup>
-        </m:sSup>
-      </m:oMath>
     </w:p>
     <w:p>
       <w:pPr>
@@ -4594,22 +4594,6 @@
         </w:rPr>
         <w:t>①＋②得</w:t>
       </w:r>
-      <w:r>
-        <w:rPr>
-          <w:rFonts w:ascii="Times New Roman" w:hAnsi="Times New Roman" w:eastAsia="宋体"/>
-          <w:sz w:val="21"/>
-          <w:szCs w:val="21"/>
-        </w:rPr>
-        <w:t>，所以</w:t>
-      </w:r>
-      <w:r>
-        <w:rPr>
-          <w:rFonts w:ascii="Times New Roman" w:hAnsi="Times New Roman" w:eastAsia="宋体"/>
-          <w:sz w:val="21"/>
-          <w:szCs w:val="21"/>
-        </w:rPr>
-        <w:t>．</w:t>
-      </w:r>
       <m:oMath>
         <m:r>
           <w:rPr>
@@ -4785,6 +4769,14 @@
           </m:sup>
         </m:sSup>
       </m:oMath>
+      <w:r>
+        <w:rPr>
+          <w:rFonts w:ascii="Times New Roman" w:hAnsi="Times New Roman" w:eastAsia="宋体"/>
+          <w:sz w:val="21"/>
+          <w:szCs w:val="21"/>
+        </w:rPr>
+        <w:t>，所以</w:t>
+      </w:r>
       <m:oMath>
         <m:sSub>
           <m:e>
@@ -4931,6 +4923,14 @@
           <m:t>4</m:t>
         </m:r>
       </m:oMath>
+      <w:r>
+        <w:rPr>
+          <w:rFonts w:ascii="Times New Roman" w:hAnsi="Times New Roman" w:eastAsia="宋体"/>
+          <w:sz w:val="21"/>
+          <w:szCs w:val="21"/>
+        </w:rPr>
+        <w:t>．</w:t>
+      </w:r>
     </w:p>
     <w:p>
       <w:pPr>
@@ -5833,30 +5833,6 @@
         </w:rPr>
         <w:t>【详解】∵</w:t>
       </w:r>
-      <w:r>
-        <w:rPr>
-          <w:rFonts w:ascii="Times New Roman" w:hAnsi="Times New Roman" w:eastAsia="宋体"/>
-          <w:sz w:val="21"/>
-          <w:szCs w:val="21"/>
-        </w:rPr>
-        <w:t>，展开式中</w:t>
-      </w:r>
-      <w:r>
-        <w:rPr>
-          <w:rFonts w:ascii="Times New Roman" w:hAnsi="Times New Roman" w:eastAsia="宋体"/>
-          <w:sz w:val="21"/>
-          <w:szCs w:val="21"/>
-        </w:rPr>
-        <w:t>的系数为</w:t>
-      </w:r>
-      <w:r>
-        <w:rPr>
-          <w:rFonts w:ascii="Times New Roman" w:hAnsi="Times New Roman" w:eastAsia="宋体"/>
-          <w:sz w:val="21"/>
-          <w:szCs w:val="21"/>
-        </w:rPr>
-        <w:t>，</w:t>
-      </w:r>
       <m:oMath>
         <m:sSup>
           <m:e>
@@ -5975,6 +5951,14 @@
           </m:e>
         </m:d>
       </m:oMath>
+      <w:r>
+        <w:rPr>
+          <w:rFonts w:ascii="Times New Roman" w:hAnsi="Times New Roman" w:eastAsia="宋体"/>
+          <w:sz w:val="21"/>
+          <w:szCs w:val="21"/>
+        </w:rPr>
+        <w:t>，展开式中</w:t>
+      </w:r>
       <m:oMath>
         <m:r>
           <w:rPr>
@@ -5985,6 +5969,14 @@
           <m:t>x</m:t>
         </m:r>
       </m:oMath>
+      <w:r>
+        <w:rPr>
+          <w:rFonts w:ascii="Times New Roman" w:hAnsi="Times New Roman" w:eastAsia="宋体"/>
+          <w:sz w:val="21"/>
+          <w:szCs w:val="21"/>
+        </w:rPr>
+        <w:t>的系数为</w:t>
+      </w:r>
       <m:oMath>
         <m:r>
           <w:rPr>
@@ -6096,6 +6088,14 @@
           </m:sup>
         </m:sSup>
       </m:oMath>
+      <w:r>
+        <w:rPr>
+          <w:rFonts w:ascii="Times New Roman" w:hAnsi="Times New Roman" w:eastAsia="宋体"/>
+          <w:sz w:val="21"/>
+          <w:szCs w:val="21"/>
+        </w:rPr>
+        <w:t>，</w:t>
+      </w:r>
       <w:r>
         <w:rPr>
           <w:rFonts w:ascii="Times New Roman" w:hAnsi="Times New Roman" w:eastAsia="宋体"/>
@@ -6705,22 +6705,6 @@
         </w:rPr>
         <w:t xml:space="preserve">；</w:t>
       </w:r>
-      <w:r>
-        <w:rPr>
-          <w:rFonts w:ascii="Times New Roman" w:hAnsi="Times New Roman" w:eastAsia="宋体"/>
-          <w:sz w:val="21"/>
-          <w:szCs w:val="21"/>
-        </w:rPr>
-        <w:t xml:space="preserve"> </w:t>
-      </w:r>
-      <w:r>
-        <w:rPr>
-          <w:rFonts w:ascii="Times New Roman" w:hAnsi="Times New Roman" w:eastAsia="宋体"/>
-          <w:sz w:val="21"/>
-          <w:szCs w:val="21"/>
-        </w:rPr>
-        <w:t xml:space="preserve"> </w:t>
-      </w:r>
       <m:oMath>
         <m:r>
           <w:rPr>
@@ -7129,6 +7113,14 @@
           </m:den>
         </m:f>
       </m:oMath>
+      <w:r>
+        <w:rPr>
+          <w:rFonts w:ascii="Times New Roman" w:hAnsi="Times New Roman" w:eastAsia="宋体"/>
+          <w:sz w:val="21"/>
+          <w:szCs w:val="21"/>
+        </w:rPr>
+        <w:t xml:space="preserve"> </w:t>
+      </w:r>
       <m:oMath>
         <m:r>
           <w:rPr>
@@ -7301,6 +7293,14 @@
           </m:den>
         </m:f>
       </m:oMath>
+      <w:r>
+        <w:rPr>
+          <w:rFonts w:ascii="Times New Roman" w:hAnsi="Times New Roman" w:eastAsia="宋体"/>
+          <w:sz w:val="21"/>
+          <w:szCs w:val="21"/>
+        </w:rPr>
+        <w:t xml:space="preserve"> </w:t>
+      </w:r>
       <m:oMath>
         <m:r>
           <w:rPr>
@@ -7545,14 +7545,6 @@
         </w:rPr>
         <w:t xml:space="preserve">；</w:t>
       </w:r>
-      <w:r>
-        <w:rPr>
-          <w:rFonts w:ascii="Times New Roman" w:hAnsi="Times New Roman" w:eastAsia="宋体"/>
-          <w:sz w:val="21"/>
-          <w:szCs w:val="21"/>
-        </w:rPr>
-        <w:t>，</w:t>
-      </w:r>
       <m:oMath>
         <m:r>
           <w:rPr>
@@ -7684,6 +7676,14 @@
           </m:den>
         </m:f>
       </m:oMath>
+      <w:r>
+        <w:rPr>
+          <w:rFonts w:ascii="Times New Roman" w:hAnsi="Times New Roman" w:eastAsia="宋体"/>
+          <w:sz w:val="21"/>
+          <w:szCs w:val="21"/>
+        </w:rPr>
+        <w:t>，</w:t>
+      </w:r>
       <w:r>
         <w:rPr>
           <w:rFonts w:ascii="Times New Roman" w:hAnsi="Times New Roman" w:eastAsia="宋体"/>
@@ -9419,6 +9419,328 @@
         </w:rPr>
         <w:t>又</w:t>
       </w:r>
+      <m:oMath>
+        <m:sSub>
+          <m:e>
+            <m:r>
+              <w:rPr>
+                <w:rFonts w:ascii="Times New Roman" w:eastAsia="宋体" w:hAnsi="Times New Roman" w:cs="Cambria Math"/>
+                <w:sz w:val="21"/>
+                <w:szCs w:val="21"/>
+              </w:rPr>
+              <m:t>a</m:t>
+            </m:r>
+          </m:e>
+          <m:sub>
+            <m:r>
+              <w:rPr>
+                <w:rFonts w:ascii="Times New Roman" w:eastAsia="宋体" w:hAnsi="Times New Roman" w:cs="Cambria Math"/>
+                <w:sz w:val="21"/>
+                <w:szCs w:val="21"/>
+              </w:rPr>
+              <m:t>0</m:t>
+            </m:r>
+          </m:sub>
+        </m:sSub>
+        <m:r>
+          <w:rPr>
+            <w:rFonts w:ascii="Times New Roman" w:eastAsia="宋体" w:hAnsi="Times New Roman" w:cs="Cambria Math"/>
+            <w:sz w:val="21"/>
+            <w:szCs w:val="21"/>
+          </w:rPr>
+          <m:t>=</m:t>
+        </m:r>
+        <m:r>
+          <w:rPr>
+            <w:rFonts w:ascii="Times New Roman" w:eastAsia="宋体" w:hAnsi="Times New Roman" w:cs="Cambria Math"/>
+            <w:sz w:val="21"/>
+            <w:szCs w:val="21"/>
+          </w:rPr>
+          <m:t>n</m:t>
+        </m:r>
+      </m:oMath>
+      <w:r>
+        <w:rPr>
+          <w:rFonts w:ascii="Times New Roman" w:hAnsi="Times New Roman" w:eastAsia="宋体"/>
+          <w:sz w:val="21"/>
+          <w:szCs w:val="21"/>
+        </w:rPr>
+        <w:t>，</w:t>
+      </w:r>
+      <m:oMath>
+        <m:sSub>
+          <m:e>
+            <m:r>
+              <w:rPr>
+                <w:rFonts w:ascii="Times New Roman" w:eastAsia="宋体" w:hAnsi="Times New Roman" w:cs="Cambria Math"/>
+                <w:sz w:val="21"/>
+                <w:szCs w:val="21"/>
+              </w:rPr>
+              <m:t>a</m:t>
+            </m:r>
+          </m:e>
+          <m:sub>
+            <m:r>
+              <w:rPr>
+                <w:rFonts w:ascii="Times New Roman" w:eastAsia="宋体" w:hAnsi="Times New Roman" w:cs="Cambria Math"/>
+                <w:sz w:val="21"/>
+                <w:szCs w:val="21"/>
+              </w:rPr>
+              <m:t>n</m:t>
+            </m:r>
+          </m:sub>
+        </m:sSub>
+        <m:r>
+          <w:rPr>
+            <w:rFonts w:ascii="Times New Roman" w:eastAsia="宋体" w:hAnsi="Times New Roman" w:cs="Cambria Math"/>
+            <w:sz w:val="21"/>
+            <w:szCs w:val="21"/>
+          </w:rPr>
+          <m:t>=</m:t>
+        </m:r>
+        <m:r>
+          <w:rPr>
+            <w:rFonts w:ascii="Times New Roman" w:eastAsia="宋体" w:hAnsi="Times New Roman" w:cs="Cambria Math"/>
+            <w:sz w:val="21"/>
+            <w:szCs w:val="21"/>
+          </w:rPr>
+          <m:t>1</m:t>
+        </m:r>
+      </m:oMath>
+      <w:r>
+        <w:rPr>
+          <w:rFonts w:ascii="Times New Roman" w:hAnsi="Times New Roman" w:eastAsia="宋体"/>
+          <w:sz w:val="21"/>
+          <w:szCs w:val="21"/>
+        </w:rPr>
+        <w:t>，所以</w:t>
+      </w:r>
+      <m:oMath>
+        <m:r>
+          <w:rPr>
+            <w:rFonts w:ascii="Times New Roman" w:eastAsia="宋体" w:hAnsi="Times New Roman" w:cs="Cambria Math"/>
+            <w:sz w:val="21"/>
+            <w:szCs w:val="21"/>
+          </w:rPr>
+          <m:t>n</m:t>
+        </m:r>
+        <m:r>
+          <w:rPr>
+            <w:rFonts w:ascii="Times New Roman" w:eastAsia="宋体" w:hAnsi="Times New Roman" w:cs="Cambria Math"/>
+            <w:sz w:val="21"/>
+            <w:szCs w:val="21"/>
+          </w:rPr>
+          <m:t>+</m:t>
+        </m:r>
+        <m:sSub>
+          <m:e>
+            <m:r>
+              <w:rPr>
+                <w:rFonts w:ascii="Times New Roman" w:eastAsia="宋体" w:hAnsi="Times New Roman" w:cs="Cambria Math"/>
+                <w:sz w:val="21"/>
+                <w:szCs w:val="21"/>
+              </w:rPr>
+              <m:t>a</m:t>
+            </m:r>
+          </m:e>
+          <m:sub>
+            <m:r>
+              <w:rPr>
+                <w:rFonts w:ascii="Times New Roman" w:eastAsia="宋体" w:hAnsi="Times New Roman" w:cs="Cambria Math"/>
+                <w:sz w:val="21"/>
+                <w:szCs w:val="21"/>
+              </w:rPr>
+              <m:t>1</m:t>
+            </m:r>
+          </m:sub>
+        </m:sSub>
+        <m:r>
+          <w:rPr>
+            <w:rFonts w:ascii="Times New Roman" w:eastAsia="宋体" w:hAnsi="Times New Roman" w:cs="Cambria Math"/>
+            <w:sz w:val="21"/>
+            <w:szCs w:val="21"/>
+          </w:rPr>
+          <m:t>+</m:t>
+        </m:r>
+        <m:sSub>
+          <m:e>
+            <m:r>
+              <w:rPr>
+                <w:rFonts w:ascii="Times New Roman" w:eastAsia="宋体" w:hAnsi="Times New Roman" w:cs="Cambria Math"/>
+                <w:sz w:val="21"/>
+                <w:szCs w:val="21"/>
+              </w:rPr>
+              <m:t>a</m:t>
+            </m:r>
+          </m:e>
+          <m:sub>
+            <m:r>
+              <w:rPr>
+                <w:rFonts w:ascii="Times New Roman" w:eastAsia="宋体" w:hAnsi="Times New Roman" w:cs="Cambria Math"/>
+                <w:sz w:val="21"/>
+                <w:szCs w:val="21"/>
+              </w:rPr>
+              <m:t>2</m:t>
+            </m:r>
+          </m:sub>
+        </m:sSub>
+        <m:r>
+          <w:rPr>
+            <w:rFonts w:ascii="Times New Roman" w:eastAsia="宋体" w:hAnsi="Times New Roman" w:cs="Cambria Math"/>
+            <w:sz w:val="21"/>
+            <w:szCs w:val="21"/>
+          </w:rPr>
+          <m:t>+</m:t>
+        </m:r>
+        <m:r>
+          <w:rPr>
+            <w:rFonts w:ascii="Times New Roman" w:eastAsia="宋体" w:hAnsi="Times New Roman" w:cs="Cambria Math"/>
+            <w:sz w:val="21"/>
+            <w:szCs w:val="21"/>
+          </w:rPr>
+          <m:t>⋅</m:t>
+        </m:r>
+        <m:r>
+          <w:rPr>
+            <w:rFonts w:ascii="Times New Roman" w:eastAsia="宋体" w:hAnsi="Times New Roman" w:cs="Cambria Math"/>
+            <w:sz w:val="21"/>
+            <w:szCs w:val="21"/>
+          </w:rPr>
+          <m:t>⋅</m:t>
+        </m:r>
+        <m:r>
+          <w:rPr>
+            <w:rFonts w:ascii="Times New Roman" w:eastAsia="宋体" w:hAnsi="Times New Roman" w:cs="Cambria Math"/>
+            <w:sz w:val="21"/>
+            <w:szCs w:val="21"/>
+          </w:rPr>
+          <m:t>⋅</m:t>
+        </m:r>
+        <m:r>
+          <w:rPr>
+            <w:rFonts w:ascii="Times New Roman" w:eastAsia="宋体" w:hAnsi="Times New Roman" w:cs="Cambria Math"/>
+            <w:sz w:val="21"/>
+            <w:szCs w:val="21"/>
+          </w:rPr>
+          <m:t>+</m:t>
+        </m:r>
+        <m:sSub>
+          <m:e>
+            <m:r>
+              <w:rPr>
+                <w:rFonts w:ascii="Times New Roman" w:eastAsia="宋体" w:hAnsi="Times New Roman" w:cs="Cambria Math"/>
+                <w:sz w:val="21"/>
+                <w:szCs w:val="21"/>
+              </w:rPr>
+              <m:t>a</m:t>
+            </m:r>
+          </m:e>
+          <m:sub>
+            <m:r>
+              <w:rPr>
+                <w:rFonts w:ascii="Times New Roman" w:eastAsia="宋体" w:hAnsi="Times New Roman" w:cs="Cambria Math"/>
+                <w:sz w:val="21"/>
+                <w:szCs w:val="21"/>
+              </w:rPr>
+              <m:t>n</m:t>
+            </m:r>
+            <m:r>
+              <w:rPr>
+                <w:rFonts w:ascii="Times New Roman" w:eastAsia="宋体" w:hAnsi="Times New Roman" w:cs="Cambria Math"/>
+                <w:sz w:val="21"/>
+                <w:szCs w:val="21"/>
+              </w:rPr>
+              <m:t>−</m:t>
+            </m:r>
+            <m:r>
+              <w:rPr>
+                <w:rFonts w:ascii="Times New Roman" w:eastAsia="宋体" w:hAnsi="Times New Roman" w:cs="Cambria Math"/>
+                <w:sz w:val="21"/>
+                <w:szCs w:val="21"/>
+              </w:rPr>
+              <m:t>1</m:t>
+            </m:r>
+          </m:sub>
+        </m:sSub>
+        <m:r>
+          <w:rPr>
+            <w:rFonts w:ascii="Times New Roman" w:eastAsia="宋体" w:hAnsi="Times New Roman" w:cs="Cambria Math"/>
+            <w:sz w:val="21"/>
+            <w:szCs w:val="21"/>
+          </w:rPr>
+          <m:t>+</m:t>
+        </m:r>
+        <m:r>
+          <w:rPr>
+            <w:rFonts w:ascii="Times New Roman" w:eastAsia="宋体" w:hAnsi="Times New Roman" w:cs="Cambria Math"/>
+            <w:sz w:val="21"/>
+            <w:szCs w:val="21"/>
+          </w:rPr>
+          <m:t>1</m:t>
+        </m:r>
+        <m:r>
+          <w:rPr>
+            <w:rFonts w:ascii="Times New Roman" w:eastAsia="宋体" w:hAnsi="Times New Roman" w:cs="Cambria Math"/>
+            <w:sz w:val="21"/>
+            <w:szCs w:val="21"/>
+          </w:rPr>
+          <m:t>=</m:t>
+        </m:r>
+        <m:sSup>
+          <m:e>
+            <m:r>
+              <w:rPr>
+                <w:rFonts w:ascii="Times New Roman" w:eastAsia="宋体" w:hAnsi="Times New Roman" w:cs="Cambria Math"/>
+                <w:sz w:val="21"/>
+                <w:szCs w:val="21"/>
+              </w:rPr>
+              <m:t>2</m:t>
+            </m:r>
+          </m:e>
+          <m:sup>
+            <m:r>
+              <w:rPr>
+                <w:rFonts w:ascii="Times New Roman" w:eastAsia="宋体" w:hAnsi="Times New Roman" w:cs="Cambria Math"/>
+                <w:sz w:val="21"/>
+                <w:szCs w:val="21"/>
+              </w:rPr>
+              <m:t>n</m:t>
+            </m:r>
+            <m:r>
+              <w:rPr>
+                <w:rFonts w:ascii="Times New Roman" w:eastAsia="宋体" w:hAnsi="Times New Roman" w:cs="Cambria Math"/>
+                <w:sz w:val="21"/>
+                <w:szCs w:val="21"/>
+              </w:rPr>
+              <m:t>+</m:t>
+            </m:r>
+            <m:r>
+              <w:rPr>
+                <w:rFonts w:ascii="Times New Roman" w:eastAsia="宋体" w:hAnsi="Times New Roman" w:cs="Cambria Math"/>
+                <w:sz w:val="21"/>
+                <w:szCs w:val="21"/>
+              </w:rPr>
+              <m:t>1</m:t>
+            </m:r>
+          </m:sup>
+        </m:sSup>
+        <m:r>
+          <w:rPr>
+            <w:rFonts w:ascii="Times New Roman" w:eastAsia="宋体" w:hAnsi="Times New Roman" w:cs="Cambria Math"/>
+            <w:sz w:val="21"/>
+            <w:szCs w:val="21"/>
+          </w:rPr>
+          <m:t>−</m:t>
+        </m:r>
+        <m:r>
+          <w:rPr>
+            <w:rFonts w:ascii="Times New Roman" w:eastAsia="宋体" w:hAnsi="Times New Roman" w:cs="Cambria Math"/>
+            <w:sz w:val="21"/>
+            <w:szCs w:val="21"/>
+          </w:rPr>
+          <m:t>2</m:t>
+        </m:r>
+      </m:oMath>
       <w:r>
         <w:rPr>
           <w:rFonts w:ascii="Times New Roman" w:hAnsi="Times New Roman" w:eastAsia="宋体"/>
@@ -9433,8 +9755,300 @@
           <w:sz w:val="21"/>
           <w:szCs w:val="21"/>
         </w:rPr>
-        <w:t>，所以</w:t>
+        <w:t>故</w:t>
       </w:r>
+      <m:oMath>
+        <m:sSub>
+          <m:e>
+            <m:r>
+              <w:rPr>
+                <w:rFonts w:ascii="Times New Roman" w:eastAsia="宋体" w:hAnsi="Times New Roman" w:cs="Cambria Math"/>
+                <w:sz w:val="21"/>
+                <w:szCs w:val="21"/>
+              </w:rPr>
+              <m:t>a</m:t>
+            </m:r>
+          </m:e>
+          <m:sub>
+            <m:r>
+              <w:rPr>
+                <w:rFonts w:ascii="Times New Roman" w:eastAsia="宋体" w:hAnsi="Times New Roman" w:cs="Cambria Math"/>
+                <w:sz w:val="21"/>
+                <w:szCs w:val="21"/>
+              </w:rPr>
+              <m:t>1</m:t>
+            </m:r>
+          </m:sub>
+        </m:sSub>
+        <m:r>
+          <w:rPr>
+            <w:rFonts w:ascii="Times New Roman" w:eastAsia="宋体" w:hAnsi="Times New Roman" w:cs="Cambria Math"/>
+            <w:sz w:val="21"/>
+            <w:szCs w:val="21"/>
+          </w:rPr>
+          <m:t>+</m:t>
+        </m:r>
+        <m:sSub>
+          <m:e>
+            <m:r>
+              <w:rPr>
+                <w:rFonts w:ascii="Times New Roman" w:eastAsia="宋体" w:hAnsi="Times New Roman" w:cs="Cambria Math"/>
+                <w:sz w:val="21"/>
+                <w:szCs w:val="21"/>
+              </w:rPr>
+              <m:t>a</m:t>
+            </m:r>
+          </m:e>
+          <m:sub>
+            <m:r>
+              <w:rPr>
+                <w:rFonts w:ascii="Times New Roman" w:eastAsia="宋体" w:hAnsi="Times New Roman" w:cs="Cambria Math"/>
+                <w:sz w:val="21"/>
+                <w:szCs w:val="21"/>
+              </w:rPr>
+              <m:t>2</m:t>
+            </m:r>
+          </m:sub>
+        </m:sSub>
+        <m:r>
+          <w:rPr>
+            <w:rFonts w:ascii="Times New Roman" w:eastAsia="宋体" w:hAnsi="Times New Roman" w:cs="Cambria Math"/>
+            <w:sz w:val="21"/>
+            <w:szCs w:val="21"/>
+          </w:rPr>
+          <m:t>+</m:t>
+        </m:r>
+        <m:r>
+          <w:rPr>
+            <w:rFonts w:ascii="Times New Roman" w:eastAsia="宋体" w:hAnsi="Times New Roman" w:cs="Cambria Math"/>
+            <w:sz w:val="21"/>
+            <w:szCs w:val="21"/>
+          </w:rPr>
+          <m:t>⋅</m:t>
+        </m:r>
+        <m:r>
+          <w:rPr>
+            <w:rFonts w:ascii="Times New Roman" w:eastAsia="宋体" w:hAnsi="Times New Roman" w:cs="Cambria Math"/>
+            <w:sz w:val="21"/>
+            <w:szCs w:val="21"/>
+          </w:rPr>
+          <m:t>⋅</m:t>
+        </m:r>
+        <m:r>
+          <w:rPr>
+            <w:rFonts w:ascii="Times New Roman" w:eastAsia="宋体" w:hAnsi="Times New Roman" w:cs="Cambria Math"/>
+            <w:sz w:val="21"/>
+            <w:szCs w:val="21"/>
+          </w:rPr>
+          <m:t>⋅</m:t>
+        </m:r>
+        <m:r>
+          <w:rPr>
+            <w:rFonts w:ascii="Times New Roman" w:eastAsia="宋体" w:hAnsi="Times New Roman" w:cs="Cambria Math"/>
+            <w:sz w:val="21"/>
+            <w:szCs w:val="21"/>
+          </w:rPr>
+          <m:t>+</m:t>
+        </m:r>
+        <m:sSub>
+          <m:e>
+            <m:r>
+              <w:rPr>
+                <w:rFonts w:ascii="Times New Roman" w:eastAsia="宋体" w:hAnsi="Times New Roman" w:cs="Cambria Math"/>
+                <w:sz w:val="21"/>
+                <w:szCs w:val="21"/>
+              </w:rPr>
+              <m:t>a</m:t>
+            </m:r>
+          </m:e>
+          <m:sub>
+            <m:r>
+              <w:rPr>
+                <w:rFonts w:ascii="Times New Roman" w:eastAsia="宋体" w:hAnsi="Times New Roman" w:cs="Cambria Math"/>
+                <w:sz w:val="21"/>
+                <w:szCs w:val="21"/>
+              </w:rPr>
+              <m:t>n</m:t>
+            </m:r>
+            <m:r>
+              <w:rPr>
+                <w:rFonts w:ascii="Times New Roman" w:eastAsia="宋体" w:hAnsi="Times New Roman" w:cs="Cambria Math"/>
+                <w:sz w:val="21"/>
+                <w:szCs w:val="21"/>
+              </w:rPr>
+              <m:t>−</m:t>
+            </m:r>
+            <m:r>
+              <w:rPr>
+                <w:rFonts w:ascii="Times New Roman" w:eastAsia="宋体" w:hAnsi="Times New Roman" w:cs="Cambria Math"/>
+                <w:sz w:val="21"/>
+                <w:szCs w:val="21"/>
+              </w:rPr>
+              <m:t>1</m:t>
+            </m:r>
+          </m:sub>
+        </m:sSub>
+        <m:r>
+          <w:rPr>
+            <w:rFonts w:ascii="Times New Roman" w:eastAsia="宋体" w:hAnsi="Times New Roman" w:cs="Cambria Math"/>
+            <w:sz w:val="21"/>
+            <w:szCs w:val="21"/>
+          </w:rPr>
+          <m:t>=</m:t>
+        </m:r>
+        <m:sSup>
+          <m:e>
+            <m:r>
+              <w:rPr>
+                <w:rFonts w:ascii="Times New Roman" w:eastAsia="宋体" w:hAnsi="Times New Roman" w:cs="Cambria Math"/>
+                <w:sz w:val="21"/>
+                <w:szCs w:val="21"/>
+              </w:rPr>
+              <m:t>2</m:t>
+            </m:r>
+          </m:e>
+          <m:sup>
+            <m:r>
+              <w:rPr>
+                <w:rFonts w:ascii="Times New Roman" w:eastAsia="宋体" w:hAnsi="Times New Roman" w:cs="Cambria Math"/>
+                <w:sz w:val="21"/>
+                <w:szCs w:val="21"/>
+              </w:rPr>
+              <m:t>n</m:t>
+            </m:r>
+            <m:r>
+              <w:rPr>
+                <w:rFonts w:ascii="Times New Roman" w:eastAsia="宋体" w:hAnsi="Times New Roman" w:cs="Cambria Math"/>
+                <w:sz w:val="21"/>
+                <w:szCs w:val="21"/>
+              </w:rPr>
+              <m:t>+</m:t>
+            </m:r>
+            <m:r>
+              <w:rPr>
+                <w:rFonts w:ascii="Times New Roman" w:eastAsia="宋体" w:hAnsi="Times New Roman" w:cs="Cambria Math"/>
+                <w:sz w:val="21"/>
+                <w:szCs w:val="21"/>
+              </w:rPr>
+              <m:t>1</m:t>
+            </m:r>
+          </m:sup>
+        </m:sSup>
+        <m:r>
+          <w:rPr>
+            <w:rFonts w:ascii="Times New Roman" w:eastAsia="宋体" w:hAnsi="Times New Roman" w:cs="Cambria Math"/>
+            <w:sz w:val="21"/>
+            <w:szCs w:val="21"/>
+          </w:rPr>
+          <m:t>−</m:t>
+        </m:r>
+        <m:r>
+          <w:rPr>
+            <w:rFonts w:ascii="Times New Roman" w:eastAsia="宋体" w:hAnsi="Times New Roman" w:cs="Cambria Math"/>
+            <w:sz w:val="21"/>
+            <w:szCs w:val="21"/>
+          </w:rPr>
+          <m:t>2</m:t>
+        </m:r>
+        <m:r>
+          <w:rPr>
+            <w:rFonts w:ascii="Times New Roman" w:eastAsia="宋体" w:hAnsi="Times New Roman" w:cs="Cambria Math"/>
+            <w:sz w:val="21"/>
+            <w:szCs w:val="21"/>
+          </w:rPr>
+          <m:t>−</m:t>
+        </m:r>
+        <m:r>
+          <w:rPr>
+            <w:rFonts w:ascii="Times New Roman" w:eastAsia="宋体" w:hAnsi="Times New Roman" w:cs="Cambria Math"/>
+            <w:sz w:val="21"/>
+            <w:szCs w:val="21"/>
+          </w:rPr>
+          <m:t>n</m:t>
+        </m:r>
+        <m:r>
+          <w:rPr>
+            <w:rFonts w:ascii="Times New Roman" w:eastAsia="宋体" w:hAnsi="Times New Roman" w:cs="Cambria Math"/>
+            <w:sz w:val="21"/>
+            <w:szCs w:val="21"/>
+          </w:rPr>
+          <m:t>−</m:t>
+        </m:r>
+        <m:r>
+          <w:rPr>
+            <w:rFonts w:ascii="Times New Roman" w:eastAsia="宋体" w:hAnsi="Times New Roman" w:cs="Cambria Math"/>
+            <w:sz w:val="21"/>
+            <w:szCs w:val="21"/>
+          </w:rPr>
+          <m:t>1</m:t>
+        </m:r>
+        <m:r>
+          <w:rPr>
+            <w:rFonts w:ascii="Times New Roman" w:eastAsia="宋体" w:hAnsi="Times New Roman" w:cs="Cambria Math"/>
+            <w:sz w:val="21"/>
+            <w:szCs w:val="21"/>
+          </w:rPr>
+          <m:t>=</m:t>
+        </m:r>
+        <m:r>
+          <w:rPr>
+            <w:rFonts w:ascii="Times New Roman" w:eastAsia="宋体" w:hAnsi="Times New Roman" w:cs="Cambria Math"/>
+            <w:sz w:val="21"/>
+            <w:szCs w:val="21"/>
+          </w:rPr>
+          <m:t>253</m:t>
+        </m:r>
+        <m:r>
+          <w:rPr>
+            <w:rFonts w:ascii="Times New Roman" w:eastAsia="宋体" w:hAnsi="Times New Roman" w:cs="Cambria Math"/>
+            <w:sz w:val="21"/>
+            <w:szCs w:val="21"/>
+          </w:rPr>
+          <m:t>−</m:t>
+        </m:r>
+        <m:r>
+          <w:rPr>
+            <w:rFonts w:ascii="Times New Roman" w:eastAsia="宋体" w:hAnsi="Times New Roman" w:cs="Cambria Math"/>
+            <w:sz w:val="21"/>
+            <w:szCs w:val="21"/>
+          </w:rPr>
+          <m:t>n</m:t>
+        </m:r>
+      </m:oMath>
+      <w:r>
+        <w:rPr>
+          <w:rFonts w:ascii="Times New Roman" w:hAnsi="Times New Roman" w:eastAsia="宋体"/>
+          <w:sz w:val="21"/>
+          <w:szCs w:val="21"/>
+        </w:rPr>
+        <w:t>，∴</w:t>
+      </w:r>
+      <m:oMath>
+        <m:r>
+          <w:rPr>
+            <w:rFonts w:ascii="Times New Roman" w:eastAsia="宋体" w:hAnsi="Times New Roman" w:cs="Cambria Math"/>
+            <w:sz w:val="21"/>
+            <w:szCs w:val="21"/>
+          </w:rPr>
+          <m:t>n</m:t>
+        </m:r>
+        <m:r>
+          <w:rPr>
+            <w:rFonts w:ascii="Times New Roman" w:eastAsia="宋体" w:hAnsi="Times New Roman" w:cs="Cambria Math"/>
+            <w:sz w:val="21"/>
+            <w:szCs w:val="21"/>
+          </w:rPr>
+          <m:t>=</m:t>
+        </m:r>
+        <m:r>
+          <w:rPr>
+            <w:rFonts w:ascii="Times New Roman" w:eastAsia="宋体" w:hAnsi="Times New Roman" w:cs="Cambria Math"/>
+            <w:sz w:val="21"/>
+            <w:szCs w:val="21"/>
+          </w:rPr>
+          <m:t>7</m:t>
+        </m:r>
+      </m:oMath>
       <w:r>
         <w:rPr>
           <w:rFonts w:ascii="Times New Roman" w:hAnsi="Times New Roman" w:eastAsia="宋体"/>
@@ -9443,620 +10057,6 @@
         </w:rPr>
         <w:t>，</w:t>
       </w:r>
-      <m:oMath>
-        <m:sSub>
-          <m:e>
-            <m:r>
-              <w:rPr>
-                <w:rFonts w:ascii="Times New Roman" w:eastAsia="宋体" w:hAnsi="Times New Roman" w:cs="Cambria Math"/>
-                <w:sz w:val="21"/>
-                <w:szCs w:val="21"/>
-              </w:rPr>
-              <m:t>a</m:t>
-            </m:r>
-          </m:e>
-          <m:sub>
-            <m:r>
-              <w:rPr>
-                <w:rFonts w:ascii="Times New Roman" w:eastAsia="宋体" w:hAnsi="Times New Roman" w:cs="Cambria Math"/>
-                <w:sz w:val="21"/>
-                <w:szCs w:val="21"/>
-              </w:rPr>
-              <m:t>0</m:t>
-            </m:r>
-          </m:sub>
-        </m:sSub>
-        <m:r>
-          <w:rPr>
-            <w:rFonts w:ascii="Times New Roman" w:eastAsia="宋体" w:hAnsi="Times New Roman" w:cs="Cambria Math"/>
-            <w:sz w:val="21"/>
-            <w:szCs w:val="21"/>
-          </w:rPr>
-          <m:t>=</m:t>
-        </m:r>
-        <m:r>
-          <w:rPr>
-            <w:rFonts w:ascii="Times New Roman" w:eastAsia="宋体" w:hAnsi="Times New Roman" w:cs="Cambria Math"/>
-            <w:sz w:val="21"/>
-            <w:szCs w:val="21"/>
-          </w:rPr>
-          <m:t>n</m:t>
-        </m:r>
-      </m:oMath>
-      <m:oMath>
-        <m:sSub>
-          <m:e>
-            <m:r>
-              <w:rPr>
-                <w:rFonts w:ascii="Times New Roman" w:eastAsia="宋体" w:hAnsi="Times New Roman" w:cs="Cambria Math"/>
-                <w:sz w:val="21"/>
-                <w:szCs w:val="21"/>
-              </w:rPr>
-              <m:t>a</m:t>
-            </m:r>
-          </m:e>
-          <m:sub>
-            <m:r>
-              <w:rPr>
-                <w:rFonts w:ascii="Times New Roman" w:eastAsia="宋体" w:hAnsi="Times New Roman" w:cs="Cambria Math"/>
-                <w:sz w:val="21"/>
-                <w:szCs w:val="21"/>
-              </w:rPr>
-              <m:t>n</m:t>
-            </m:r>
-          </m:sub>
-        </m:sSub>
-        <m:r>
-          <w:rPr>
-            <w:rFonts w:ascii="Times New Roman" w:eastAsia="宋体" w:hAnsi="Times New Roman" w:cs="Cambria Math"/>
-            <w:sz w:val="21"/>
-            <w:szCs w:val="21"/>
-          </w:rPr>
-          <m:t>=</m:t>
-        </m:r>
-        <m:r>
-          <w:rPr>
-            <w:rFonts w:ascii="Times New Roman" w:eastAsia="宋体" w:hAnsi="Times New Roman" w:cs="Cambria Math"/>
-            <w:sz w:val="21"/>
-            <w:szCs w:val="21"/>
-          </w:rPr>
-          <m:t>1</m:t>
-        </m:r>
-      </m:oMath>
-      <m:oMath>
-        <m:r>
-          <w:rPr>
-            <w:rFonts w:ascii="Times New Roman" w:eastAsia="宋体" w:hAnsi="Times New Roman" w:cs="Cambria Math"/>
-            <w:sz w:val="21"/>
-            <w:szCs w:val="21"/>
-          </w:rPr>
-          <m:t>n</m:t>
-        </m:r>
-        <m:r>
-          <w:rPr>
-            <w:rFonts w:ascii="Times New Roman" w:eastAsia="宋体" w:hAnsi="Times New Roman" w:cs="Cambria Math"/>
-            <w:sz w:val="21"/>
-            <w:szCs w:val="21"/>
-          </w:rPr>
-          <m:t>+</m:t>
-        </m:r>
-        <m:sSub>
-          <m:e>
-            <m:r>
-              <w:rPr>
-                <w:rFonts w:ascii="Times New Roman" w:eastAsia="宋体" w:hAnsi="Times New Roman" w:cs="Cambria Math"/>
-                <w:sz w:val="21"/>
-                <w:szCs w:val="21"/>
-              </w:rPr>
-              <m:t>a</m:t>
-            </m:r>
-          </m:e>
-          <m:sub>
-            <m:r>
-              <w:rPr>
-                <w:rFonts w:ascii="Times New Roman" w:eastAsia="宋体" w:hAnsi="Times New Roman" w:cs="Cambria Math"/>
-                <w:sz w:val="21"/>
-                <w:szCs w:val="21"/>
-              </w:rPr>
-              <m:t>1</m:t>
-            </m:r>
-          </m:sub>
-        </m:sSub>
-        <m:r>
-          <w:rPr>
-            <w:rFonts w:ascii="Times New Roman" w:eastAsia="宋体" w:hAnsi="Times New Roman" w:cs="Cambria Math"/>
-            <w:sz w:val="21"/>
-            <w:szCs w:val="21"/>
-          </w:rPr>
-          <m:t>+</m:t>
-        </m:r>
-        <m:sSub>
-          <m:e>
-            <m:r>
-              <w:rPr>
-                <w:rFonts w:ascii="Times New Roman" w:eastAsia="宋体" w:hAnsi="Times New Roman" w:cs="Cambria Math"/>
-                <w:sz w:val="21"/>
-                <w:szCs w:val="21"/>
-              </w:rPr>
-              <m:t>a</m:t>
-            </m:r>
-          </m:e>
-          <m:sub>
-            <m:r>
-              <w:rPr>
-                <w:rFonts w:ascii="Times New Roman" w:eastAsia="宋体" w:hAnsi="Times New Roman" w:cs="Cambria Math"/>
-                <w:sz w:val="21"/>
-                <w:szCs w:val="21"/>
-              </w:rPr>
-              <m:t>2</m:t>
-            </m:r>
-          </m:sub>
-        </m:sSub>
-        <m:r>
-          <w:rPr>
-            <w:rFonts w:ascii="Times New Roman" w:eastAsia="宋体" w:hAnsi="Times New Roman" w:cs="Cambria Math"/>
-            <w:sz w:val="21"/>
-            <w:szCs w:val="21"/>
-          </w:rPr>
-          <m:t>+</m:t>
-        </m:r>
-        <m:r>
-          <w:rPr>
-            <w:rFonts w:ascii="Times New Roman" w:eastAsia="宋体" w:hAnsi="Times New Roman" w:cs="Cambria Math"/>
-            <w:sz w:val="21"/>
-            <w:szCs w:val="21"/>
-          </w:rPr>
-          <m:t>⋅</m:t>
-        </m:r>
-        <m:r>
-          <w:rPr>
-            <w:rFonts w:ascii="Times New Roman" w:eastAsia="宋体" w:hAnsi="Times New Roman" w:cs="Cambria Math"/>
-            <w:sz w:val="21"/>
-            <w:szCs w:val="21"/>
-          </w:rPr>
-          <m:t>⋅</m:t>
-        </m:r>
-        <m:r>
-          <w:rPr>
-            <w:rFonts w:ascii="Times New Roman" w:eastAsia="宋体" w:hAnsi="Times New Roman" w:cs="Cambria Math"/>
-            <w:sz w:val="21"/>
-            <w:szCs w:val="21"/>
-          </w:rPr>
-          <m:t>⋅</m:t>
-        </m:r>
-        <m:r>
-          <w:rPr>
-            <w:rFonts w:ascii="Times New Roman" w:eastAsia="宋体" w:hAnsi="Times New Roman" w:cs="Cambria Math"/>
-            <w:sz w:val="21"/>
-            <w:szCs w:val="21"/>
-          </w:rPr>
-          <m:t>+</m:t>
-        </m:r>
-        <m:sSub>
-          <m:e>
-            <m:r>
-              <w:rPr>
-                <w:rFonts w:ascii="Times New Roman" w:eastAsia="宋体" w:hAnsi="Times New Roman" w:cs="Cambria Math"/>
-                <w:sz w:val="21"/>
-                <w:szCs w:val="21"/>
-              </w:rPr>
-              <m:t>a</m:t>
-            </m:r>
-          </m:e>
-          <m:sub>
-            <m:r>
-              <w:rPr>
-                <w:rFonts w:ascii="Times New Roman" w:eastAsia="宋体" w:hAnsi="Times New Roman" w:cs="Cambria Math"/>
-                <w:sz w:val="21"/>
-                <w:szCs w:val="21"/>
-              </w:rPr>
-              <m:t>n</m:t>
-            </m:r>
-            <m:r>
-              <w:rPr>
-                <w:rFonts w:ascii="Times New Roman" w:eastAsia="宋体" w:hAnsi="Times New Roman" w:cs="Cambria Math"/>
-                <w:sz w:val="21"/>
-                <w:szCs w:val="21"/>
-              </w:rPr>
-              <m:t>−</m:t>
-            </m:r>
-            <m:r>
-              <w:rPr>
-                <w:rFonts w:ascii="Times New Roman" w:eastAsia="宋体" w:hAnsi="Times New Roman" w:cs="Cambria Math"/>
-                <w:sz w:val="21"/>
-                <w:szCs w:val="21"/>
-              </w:rPr>
-              <m:t>1</m:t>
-            </m:r>
-          </m:sub>
-        </m:sSub>
-        <m:r>
-          <w:rPr>
-            <w:rFonts w:ascii="Times New Roman" w:eastAsia="宋体" w:hAnsi="Times New Roman" w:cs="Cambria Math"/>
-            <w:sz w:val="21"/>
-            <w:szCs w:val="21"/>
-          </w:rPr>
-          <m:t>+</m:t>
-        </m:r>
-        <m:r>
-          <w:rPr>
-            <w:rFonts w:ascii="Times New Roman" w:eastAsia="宋体" w:hAnsi="Times New Roman" w:cs="Cambria Math"/>
-            <w:sz w:val="21"/>
-            <w:szCs w:val="21"/>
-          </w:rPr>
-          <m:t>1</m:t>
-        </m:r>
-        <m:r>
-          <w:rPr>
-            <w:rFonts w:ascii="Times New Roman" w:eastAsia="宋体" w:hAnsi="Times New Roman" w:cs="Cambria Math"/>
-            <w:sz w:val="21"/>
-            <w:szCs w:val="21"/>
-          </w:rPr>
-          <m:t>=</m:t>
-        </m:r>
-        <m:sSup>
-          <m:e>
-            <m:r>
-              <w:rPr>
-                <w:rFonts w:ascii="Times New Roman" w:eastAsia="宋体" w:hAnsi="Times New Roman" w:cs="Cambria Math"/>
-                <w:sz w:val="21"/>
-                <w:szCs w:val="21"/>
-              </w:rPr>
-              <m:t>2</m:t>
-            </m:r>
-          </m:e>
-          <m:sup>
-            <m:r>
-              <w:rPr>
-                <w:rFonts w:ascii="Times New Roman" w:eastAsia="宋体" w:hAnsi="Times New Roman" w:cs="Cambria Math"/>
-                <w:sz w:val="21"/>
-                <w:szCs w:val="21"/>
-              </w:rPr>
-              <m:t>n</m:t>
-            </m:r>
-            <m:r>
-              <w:rPr>
-                <w:rFonts w:ascii="Times New Roman" w:eastAsia="宋体" w:hAnsi="Times New Roman" w:cs="Cambria Math"/>
-                <w:sz w:val="21"/>
-                <w:szCs w:val="21"/>
-              </w:rPr>
-              <m:t>+</m:t>
-            </m:r>
-            <m:r>
-              <w:rPr>
-                <w:rFonts w:ascii="Times New Roman" w:eastAsia="宋体" w:hAnsi="Times New Roman" w:cs="Cambria Math"/>
-                <w:sz w:val="21"/>
-                <w:szCs w:val="21"/>
-              </w:rPr>
-              <m:t>1</m:t>
-            </m:r>
-          </m:sup>
-        </m:sSup>
-        <m:r>
-          <w:rPr>
-            <w:rFonts w:ascii="Times New Roman" w:eastAsia="宋体" w:hAnsi="Times New Roman" w:cs="Cambria Math"/>
-            <w:sz w:val="21"/>
-            <w:szCs w:val="21"/>
-          </w:rPr>
-          <m:t>−</m:t>
-        </m:r>
-        <m:r>
-          <w:rPr>
-            <w:rFonts w:ascii="Times New Roman" w:eastAsia="宋体" w:hAnsi="Times New Roman" w:cs="Cambria Math"/>
-            <w:sz w:val="21"/>
-            <w:szCs w:val="21"/>
-          </w:rPr>
-          <m:t>2</m:t>
-        </m:r>
-      </m:oMath>
-      <w:r>
-        <w:rPr>
-          <w:rFonts w:ascii="Times New Roman" w:hAnsi="Times New Roman" w:eastAsia="宋体"/>
-          <w:sz w:val="21"/>
-          <w:szCs w:val="21"/>
-        </w:rPr>
-        <w:t>故</w:t>
-      </w:r>
-      <w:r>
-        <w:rPr>
-          <w:rFonts w:ascii="Times New Roman" w:hAnsi="Times New Roman" w:eastAsia="宋体"/>
-          <w:sz w:val="21"/>
-          <w:szCs w:val="21"/>
-        </w:rPr>
-        <w:t>，∴</w:t>
-      </w:r>
-      <w:r>
-        <w:rPr>
-          <w:rFonts w:ascii="Times New Roman" w:hAnsi="Times New Roman" w:eastAsia="宋体"/>
-          <w:sz w:val="21"/>
-          <w:szCs w:val="21"/>
-        </w:rPr>
-        <w:t>，</w:t>
-      </w:r>
-      <m:oMath>
-        <m:sSub>
-          <m:e>
-            <m:r>
-              <w:rPr>
-                <w:rFonts w:ascii="Times New Roman" w:eastAsia="宋体" w:hAnsi="Times New Roman" w:cs="Cambria Math"/>
-                <w:sz w:val="21"/>
-                <w:szCs w:val="21"/>
-              </w:rPr>
-              <m:t>a</m:t>
-            </m:r>
-          </m:e>
-          <m:sub>
-            <m:r>
-              <w:rPr>
-                <w:rFonts w:ascii="Times New Roman" w:eastAsia="宋体" w:hAnsi="Times New Roman" w:cs="Cambria Math"/>
-                <w:sz w:val="21"/>
-                <w:szCs w:val="21"/>
-              </w:rPr>
-              <m:t>1</m:t>
-            </m:r>
-          </m:sub>
-        </m:sSub>
-        <m:r>
-          <w:rPr>
-            <w:rFonts w:ascii="Times New Roman" w:eastAsia="宋体" w:hAnsi="Times New Roman" w:cs="Cambria Math"/>
-            <w:sz w:val="21"/>
-            <w:szCs w:val="21"/>
-          </w:rPr>
-          <m:t>+</m:t>
-        </m:r>
-        <m:sSub>
-          <m:e>
-            <m:r>
-              <w:rPr>
-                <w:rFonts w:ascii="Times New Roman" w:eastAsia="宋体" w:hAnsi="Times New Roman" w:cs="Cambria Math"/>
-                <w:sz w:val="21"/>
-                <w:szCs w:val="21"/>
-              </w:rPr>
-              <m:t>a</m:t>
-            </m:r>
-          </m:e>
-          <m:sub>
-            <m:r>
-              <w:rPr>
-                <w:rFonts w:ascii="Times New Roman" w:eastAsia="宋体" w:hAnsi="Times New Roman" w:cs="Cambria Math"/>
-                <w:sz w:val="21"/>
-                <w:szCs w:val="21"/>
-              </w:rPr>
-              <m:t>2</m:t>
-            </m:r>
-          </m:sub>
-        </m:sSub>
-        <m:r>
-          <w:rPr>
-            <w:rFonts w:ascii="Times New Roman" w:eastAsia="宋体" w:hAnsi="Times New Roman" w:cs="Cambria Math"/>
-            <w:sz w:val="21"/>
-            <w:szCs w:val="21"/>
-          </w:rPr>
-          <m:t>+</m:t>
-        </m:r>
-        <m:r>
-          <w:rPr>
-            <w:rFonts w:ascii="Times New Roman" w:eastAsia="宋体" w:hAnsi="Times New Roman" w:cs="Cambria Math"/>
-            <w:sz w:val="21"/>
-            <w:szCs w:val="21"/>
-          </w:rPr>
-          <m:t>⋅</m:t>
-        </m:r>
-        <m:r>
-          <w:rPr>
-            <w:rFonts w:ascii="Times New Roman" w:eastAsia="宋体" w:hAnsi="Times New Roman" w:cs="Cambria Math"/>
-            <w:sz w:val="21"/>
-            <w:szCs w:val="21"/>
-          </w:rPr>
-          <m:t>⋅</m:t>
-        </m:r>
-        <m:r>
-          <w:rPr>
-            <w:rFonts w:ascii="Times New Roman" w:eastAsia="宋体" w:hAnsi="Times New Roman" w:cs="Cambria Math"/>
-            <w:sz w:val="21"/>
-            <w:szCs w:val="21"/>
-          </w:rPr>
-          <m:t>⋅</m:t>
-        </m:r>
-        <m:r>
-          <w:rPr>
-            <w:rFonts w:ascii="Times New Roman" w:eastAsia="宋体" w:hAnsi="Times New Roman" w:cs="Cambria Math"/>
-            <w:sz w:val="21"/>
-            <w:szCs w:val="21"/>
-          </w:rPr>
-          <m:t>+</m:t>
-        </m:r>
-        <m:sSub>
-          <m:e>
-            <m:r>
-              <w:rPr>
-                <w:rFonts w:ascii="Times New Roman" w:eastAsia="宋体" w:hAnsi="Times New Roman" w:cs="Cambria Math"/>
-                <w:sz w:val="21"/>
-                <w:szCs w:val="21"/>
-              </w:rPr>
-              <m:t>a</m:t>
-            </m:r>
-          </m:e>
-          <m:sub>
-            <m:r>
-              <w:rPr>
-                <w:rFonts w:ascii="Times New Roman" w:eastAsia="宋体" w:hAnsi="Times New Roman" w:cs="Cambria Math"/>
-                <w:sz w:val="21"/>
-                <w:szCs w:val="21"/>
-              </w:rPr>
-              <m:t>n</m:t>
-            </m:r>
-            <m:r>
-              <w:rPr>
-                <w:rFonts w:ascii="Times New Roman" w:eastAsia="宋体" w:hAnsi="Times New Roman" w:cs="Cambria Math"/>
-                <w:sz w:val="21"/>
-                <w:szCs w:val="21"/>
-              </w:rPr>
-              <m:t>−</m:t>
-            </m:r>
-            <m:r>
-              <w:rPr>
-                <w:rFonts w:ascii="Times New Roman" w:eastAsia="宋体" w:hAnsi="Times New Roman" w:cs="Cambria Math"/>
-                <w:sz w:val="21"/>
-                <w:szCs w:val="21"/>
-              </w:rPr>
-              <m:t>1</m:t>
-            </m:r>
-          </m:sub>
-        </m:sSub>
-        <m:r>
-          <w:rPr>
-            <w:rFonts w:ascii="Times New Roman" w:eastAsia="宋体" w:hAnsi="Times New Roman" w:cs="Cambria Math"/>
-            <w:sz w:val="21"/>
-            <w:szCs w:val="21"/>
-          </w:rPr>
-          <m:t>=</m:t>
-        </m:r>
-        <m:sSup>
-          <m:e>
-            <m:r>
-              <w:rPr>
-                <w:rFonts w:ascii="Times New Roman" w:eastAsia="宋体" w:hAnsi="Times New Roman" w:cs="Cambria Math"/>
-                <w:sz w:val="21"/>
-                <w:szCs w:val="21"/>
-              </w:rPr>
-              <m:t>2</m:t>
-            </m:r>
-          </m:e>
-          <m:sup>
-            <m:r>
-              <w:rPr>
-                <w:rFonts w:ascii="Times New Roman" w:eastAsia="宋体" w:hAnsi="Times New Roman" w:cs="Cambria Math"/>
-                <w:sz w:val="21"/>
-                <w:szCs w:val="21"/>
-              </w:rPr>
-              <m:t>n</m:t>
-            </m:r>
-            <m:r>
-              <w:rPr>
-                <w:rFonts w:ascii="Times New Roman" w:eastAsia="宋体" w:hAnsi="Times New Roman" w:cs="Cambria Math"/>
-                <w:sz w:val="21"/>
-                <w:szCs w:val="21"/>
-              </w:rPr>
-              <m:t>+</m:t>
-            </m:r>
-            <m:r>
-              <w:rPr>
-                <w:rFonts w:ascii="Times New Roman" w:eastAsia="宋体" w:hAnsi="Times New Roman" w:cs="Cambria Math"/>
-                <w:sz w:val="21"/>
-                <w:szCs w:val="21"/>
-              </w:rPr>
-              <m:t>1</m:t>
-            </m:r>
-          </m:sup>
-        </m:sSup>
-        <m:r>
-          <w:rPr>
-            <w:rFonts w:ascii="Times New Roman" w:eastAsia="宋体" w:hAnsi="Times New Roman" w:cs="Cambria Math"/>
-            <w:sz w:val="21"/>
-            <w:szCs w:val="21"/>
-          </w:rPr>
-          <m:t>−</m:t>
-        </m:r>
-        <m:r>
-          <w:rPr>
-            <w:rFonts w:ascii="Times New Roman" w:eastAsia="宋体" w:hAnsi="Times New Roman" w:cs="Cambria Math"/>
-            <w:sz w:val="21"/>
-            <w:szCs w:val="21"/>
-          </w:rPr>
-          <m:t>2</m:t>
-        </m:r>
-        <m:r>
-          <w:rPr>
-            <w:rFonts w:ascii="Times New Roman" w:eastAsia="宋体" w:hAnsi="Times New Roman" w:cs="Cambria Math"/>
-            <w:sz w:val="21"/>
-            <w:szCs w:val="21"/>
-          </w:rPr>
-          <m:t>−</m:t>
-        </m:r>
-        <m:r>
-          <w:rPr>
-            <w:rFonts w:ascii="Times New Roman" w:eastAsia="宋体" w:hAnsi="Times New Roman" w:cs="Cambria Math"/>
-            <w:sz w:val="21"/>
-            <w:szCs w:val="21"/>
-          </w:rPr>
-          <m:t>n</m:t>
-        </m:r>
-        <m:r>
-          <w:rPr>
-            <w:rFonts w:ascii="Times New Roman" w:eastAsia="宋体" w:hAnsi="Times New Roman" w:cs="Cambria Math"/>
-            <w:sz w:val="21"/>
-            <w:szCs w:val="21"/>
-          </w:rPr>
-          <m:t>−</m:t>
-        </m:r>
-        <m:r>
-          <w:rPr>
-            <w:rFonts w:ascii="Times New Roman" w:eastAsia="宋体" w:hAnsi="Times New Roman" w:cs="Cambria Math"/>
-            <w:sz w:val="21"/>
-            <w:szCs w:val="21"/>
-          </w:rPr>
-          <m:t>1</m:t>
-        </m:r>
-        <m:r>
-          <w:rPr>
-            <w:rFonts w:ascii="Times New Roman" w:eastAsia="宋体" w:hAnsi="Times New Roman" w:cs="Cambria Math"/>
-            <w:sz w:val="21"/>
-            <w:szCs w:val="21"/>
-          </w:rPr>
-          <m:t>=</m:t>
-        </m:r>
-        <m:r>
-          <w:rPr>
-            <w:rFonts w:ascii="Times New Roman" w:eastAsia="宋体" w:hAnsi="Times New Roman" w:cs="Cambria Math"/>
-            <w:sz w:val="21"/>
-            <w:szCs w:val="21"/>
-          </w:rPr>
-          <m:t>253</m:t>
-        </m:r>
-        <m:r>
-          <w:rPr>
-            <w:rFonts w:ascii="Times New Roman" w:eastAsia="宋体" w:hAnsi="Times New Roman" w:cs="Cambria Math"/>
-            <w:sz w:val="21"/>
-            <w:szCs w:val="21"/>
-          </w:rPr>
-          <m:t>−</m:t>
-        </m:r>
-        <m:r>
-          <w:rPr>
-            <w:rFonts w:ascii="Times New Roman" w:eastAsia="宋体" w:hAnsi="Times New Roman" w:cs="Cambria Math"/>
-            <w:sz w:val="21"/>
-            <w:szCs w:val="21"/>
-          </w:rPr>
-          <m:t>n</m:t>
-        </m:r>
-      </m:oMath>
-      <m:oMath>
-        <m:r>
-          <w:rPr>
-            <w:rFonts w:ascii="Times New Roman" w:eastAsia="宋体" w:hAnsi="Times New Roman" w:cs="Cambria Math"/>
-            <w:sz w:val="21"/>
-            <w:szCs w:val="21"/>
-          </w:rPr>
-          <m:t>n</m:t>
-        </m:r>
-        <m:r>
-          <w:rPr>
-            <w:rFonts w:ascii="Times New Roman" w:eastAsia="宋体" w:hAnsi="Times New Roman" w:cs="Cambria Math"/>
-            <w:sz w:val="21"/>
-            <w:szCs w:val="21"/>
-          </w:rPr>
-          <m:t>=</m:t>
-        </m:r>
-        <m:r>
-          <w:rPr>
-            <w:rFonts w:ascii="Times New Roman" w:eastAsia="宋体" w:hAnsi="Times New Roman" w:cs="Cambria Math"/>
-            <w:sz w:val="21"/>
-            <w:szCs w:val="21"/>
-          </w:rPr>
-          <m:t>7</m:t>
-        </m:r>
-      </m:oMath>
       <w:r>
         <w:rPr>
           <w:rFonts w:ascii="Times New Roman" w:hAnsi="Times New Roman" w:eastAsia="宋体"/>
@@ -10064,14 +10064,6 @@
           <w:szCs w:val="21"/>
         </w:rPr>
         <w:t>因为</w:t>
-      </w:r>
-      <w:r>
-        <w:rPr>
-          <w:rFonts w:ascii="Times New Roman" w:hAnsi="Times New Roman" w:eastAsia="宋体"/>
-          <w:sz w:val="21"/>
-          <w:szCs w:val="21"/>
-        </w:rPr>
-        <w:t>的通项公式为：</w:t>
       </w:r>
       <m:oMath>
         <m:sSup>
@@ -10120,6 +10112,14 @@
           </m:sup>
         </m:sSup>
       </m:oMath>
+      <w:r>
+        <w:rPr>
+          <w:rFonts w:ascii="Times New Roman" w:hAnsi="Times New Roman" w:eastAsia="宋体"/>
+          <w:sz w:val="21"/>
+          <w:szCs w:val="21"/>
+        </w:rPr>
+        <w:t>的通项公式为：</w:t>
+      </w:r>
       <m:oMath>
         <m:sSubSup>
           <m:e>
@@ -10308,6 +10308,30 @@
         </w:rPr>
         <w:t>所以</w:t>
       </w:r>
+      <m:oMath>
+        <m:sSup>
+          <m:e>
+            <m:r>
+              <w:rPr>
+                <w:rFonts w:ascii="Times New Roman" w:eastAsia="宋体" w:hAnsi="Times New Roman" w:cs="Cambria Math"/>
+                <w:sz w:val="21"/>
+                <w:szCs w:val="21"/>
+              </w:rPr>
+              <m:t>x</m:t>
+            </m:r>
+          </m:e>
+          <m:sup>
+            <m:r>
+              <w:rPr>
+                <w:rFonts w:ascii="Times New Roman" w:eastAsia="宋体" w:hAnsi="Times New Roman" w:cs="Cambria Math"/>
+                <w:sz w:val="21"/>
+                <w:szCs w:val="21"/>
+              </w:rPr>
+              <m:t>3</m:t>
+            </m:r>
+          </m:sup>
+        </m:sSup>
+      </m:oMath>
       <w:r>
         <w:rPr>
           <w:rFonts w:ascii="Times New Roman" w:hAnsi="Times New Roman" w:eastAsia="宋体"/>
@@ -10316,30 +10340,6 @@
         </w:rPr>
         <w:t>的系数是</w:t>
       </w:r>
-      <m:oMath>
-        <m:sSup>
-          <m:e>
-            <m:r>
-              <w:rPr>
-                <w:rFonts w:ascii="Times New Roman" w:eastAsia="宋体" w:hAnsi="Times New Roman" w:cs="Cambria Math"/>
-                <w:sz w:val="21"/>
-                <w:szCs w:val="21"/>
-              </w:rPr>
-              <m:t>x</m:t>
-            </m:r>
-          </m:e>
-          <m:sup>
-            <m:r>
-              <w:rPr>
-                <w:rFonts w:ascii="Times New Roman" w:eastAsia="宋体" w:hAnsi="Times New Roman" w:cs="Cambria Math"/>
-                <w:sz w:val="21"/>
-                <w:szCs w:val="21"/>
-              </w:rPr>
-              <m:t>3</m:t>
-            </m:r>
-          </m:sup>
-        </m:sSup>
-      </m:oMath>
       <w:r>
         <w:rPr>
           <w:rFonts w:ascii="Times New Roman" w:hAnsi="Times New Roman" w:eastAsia="宋体"/>
@@ -10347,6 +10347,752 @@
         </w:rPr>
         <w:t xml:space="preserve">；</w:t>
       </w:r>
+      <m:oMath>
+        <m:sSubSup>
+          <m:e>
+            <m:r>
+              <w:rPr>
+                <w:rFonts w:ascii="Times New Roman" w:eastAsia="宋体" w:hAnsi="Times New Roman" w:cs="Cambria Math"/>
+                <w:sz w:val="21"/>
+                <w:szCs w:val="21"/>
+              </w:rPr>
+              <m:t>C</m:t>
+            </m:r>
+          </m:e>
+          <m:sub>
+            <m:r>
+              <w:rPr>
+                <w:rFonts w:ascii="Times New Roman" w:eastAsia="宋体" w:hAnsi="Times New Roman" w:cs="Cambria Math"/>
+                <w:sz w:val="21"/>
+                <w:szCs w:val="21"/>
+              </w:rPr>
+              <m:t>3</m:t>
+            </m:r>
+          </m:sub>
+          <m:sup>
+            <m:r>
+              <w:rPr>
+                <w:rFonts w:ascii="Times New Roman" w:eastAsia="宋体" w:hAnsi="Times New Roman" w:cs="Cambria Math"/>
+                <w:sz w:val="21"/>
+                <w:szCs w:val="21"/>
+              </w:rPr>
+              <m:t>3</m:t>
+            </m:r>
+          </m:sup>
+        </m:sSubSup>
+        <m:r>
+          <w:rPr>
+            <w:rFonts w:ascii="Times New Roman" w:eastAsia="宋体" w:hAnsi="Times New Roman" w:cs="Cambria Math"/>
+            <w:sz w:val="21"/>
+            <w:szCs w:val="21"/>
+          </w:rPr>
+          <m:t>+</m:t>
+        </m:r>
+        <m:sSubSup>
+          <m:e>
+            <m:r>
+              <w:rPr>
+                <w:rFonts w:ascii="Times New Roman" w:eastAsia="宋体" w:hAnsi="Times New Roman" w:cs="Cambria Math"/>
+                <w:sz w:val="21"/>
+                <w:szCs w:val="21"/>
+              </w:rPr>
+              <m:t>C</m:t>
+            </m:r>
+          </m:e>
+          <m:sub>
+            <m:r>
+              <w:rPr>
+                <w:rFonts w:ascii="Times New Roman" w:eastAsia="宋体" w:hAnsi="Times New Roman" w:cs="Cambria Math"/>
+                <w:sz w:val="21"/>
+                <w:szCs w:val="21"/>
+              </w:rPr>
+              <m:t>4</m:t>
+            </m:r>
+          </m:sub>
+          <m:sup>
+            <m:r>
+              <w:rPr>
+                <w:rFonts w:ascii="Times New Roman" w:eastAsia="宋体" w:hAnsi="Times New Roman" w:cs="Cambria Math"/>
+                <w:sz w:val="21"/>
+                <w:szCs w:val="21"/>
+              </w:rPr>
+              <m:t>3</m:t>
+            </m:r>
+          </m:sup>
+        </m:sSubSup>
+        <m:r>
+          <w:rPr>
+            <w:rFonts w:ascii="Times New Roman" w:eastAsia="宋体" w:hAnsi="Times New Roman" w:cs="Cambria Math"/>
+            <w:sz w:val="21"/>
+            <w:szCs w:val="21"/>
+          </w:rPr>
+          <m:t>+</m:t>
+        </m:r>
+        <m:r>
+          <w:rPr>
+            <w:rFonts w:ascii="Times New Roman" w:eastAsia="宋体" w:hAnsi="Times New Roman" w:cs="Cambria Math"/>
+            <w:sz w:val="21"/>
+            <w:szCs w:val="21"/>
+          </w:rPr>
+          <m:t>⋅</m:t>
+        </m:r>
+        <m:r>
+          <w:rPr>
+            <w:rFonts w:ascii="Times New Roman" w:eastAsia="宋体" w:hAnsi="Times New Roman" w:cs="Cambria Math"/>
+            <w:sz w:val="21"/>
+            <w:szCs w:val="21"/>
+          </w:rPr>
+          <m:t>⋅</m:t>
+        </m:r>
+        <m:r>
+          <w:rPr>
+            <w:rFonts w:ascii="Times New Roman" w:eastAsia="宋体" w:hAnsi="Times New Roman" w:cs="Cambria Math"/>
+            <w:sz w:val="21"/>
+            <w:szCs w:val="21"/>
+          </w:rPr>
+          <m:t>⋅</m:t>
+        </m:r>
+        <m:r>
+          <w:rPr>
+            <w:rFonts w:ascii="Times New Roman" w:eastAsia="宋体" w:hAnsi="Times New Roman" w:cs="Cambria Math"/>
+            <w:sz w:val="21"/>
+            <w:szCs w:val="21"/>
+          </w:rPr>
+          <m:t>+</m:t>
+        </m:r>
+        <m:sSubSup>
+          <m:e>
+            <m:r>
+              <w:rPr>
+                <w:rFonts w:ascii="Times New Roman" w:eastAsia="宋体" w:hAnsi="Times New Roman" w:cs="Cambria Math"/>
+                <w:sz w:val="21"/>
+                <w:szCs w:val="21"/>
+              </w:rPr>
+              <m:t>C</m:t>
+            </m:r>
+          </m:e>
+          <m:sub>
+            <m:r>
+              <w:rPr>
+                <w:rFonts w:ascii="Times New Roman" w:eastAsia="宋体" w:hAnsi="Times New Roman" w:cs="Cambria Math"/>
+                <w:sz w:val="21"/>
+                <w:szCs w:val="21"/>
+              </w:rPr>
+              <m:t>7</m:t>
+            </m:r>
+          </m:sub>
+          <m:sup>
+            <m:r>
+              <w:rPr>
+                <w:rFonts w:ascii="Times New Roman" w:eastAsia="宋体" w:hAnsi="Times New Roman" w:cs="Cambria Math"/>
+                <w:sz w:val="21"/>
+                <w:szCs w:val="21"/>
+              </w:rPr>
+              <m:t>3</m:t>
+            </m:r>
+          </m:sup>
+        </m:sSubSup>
+        <m:r>
+          <w:rPr>
+            <w:rFonts w:ascii="Times New Roman" w:eastAsia="宋体" w:hAnsi="Times New Roman" w:cs="Cambria Math"/>
+            <w:sz w:val="21"/>
+            <w:szCs w:val="21"/>
+          </w:rPr>
+          <m:t>=</m:t>
+        </m:r>
+        <m:sSubSup>
+          <m:e>
+            <m:r>
+              <w:rPr>
+                <w:rFonts w:ascii="Times New Roman" w:eastAsia="宋体" w:hAnsi="Times New Roman" w:cs="Cambria Math"/>
+                <w:sz w:val="21"/>
+                <w:szCs w:val="21"/>
+              </w:rPr>
+              <m:t>C</m:t>
+            </m:r>
+          </m:e>
+          <m:sub>
+            <m:r>
+              <w:rPr>
+                <w:rFonts w:ascii="Times New Roman" w:eastAsia="宋体" w:hAnsi="Times New Roman" w:cs="Cambria Math"/>
+                <w:sz w:val="21"/>
+                <w:szCs w:val="21"/>
+              </w:rPr>
+              <m:t>4</m:t>
+            </m:r>
+          </m:sub>
+          <m:sup>
+            <m:r>
+              <w:rPr>
+                <w:rFonts w:ascii="Times New Roman" w:eastAsia="宋体" w:hAnsi="Times New Roman" w:cs="Cambria Math"/>
+                <w:sz w:val="21"/>
+                <w:szCs w:val="21"/>
+              </w:rPr>
+              <m:t>4</m:t>
+            </m:r>
+          </m:sup>
+        </m:sSubSup>
+        <m:r>
+          <w:rPr>
+            <w:rFonts w:ascii="Times New Roman" w:eastAsia="宋体" w:hAnsi="Times New Roman" w:cs="Cambria Math"/>
+            <w:sz w:val="21"/>
+            <w:szCs w:val="21"/>
+          </w:rPr>
+          <m:t>+</m:t>
+        </m:r>
+        <m:sSubSup>
+          <m:e>
+            <m:r>
+              <w:rPr>
+                <w:rFonts w:ascii="Times New Roman" w:eastAsia="宋体" w:hAnsi="Times New Roman" w:cs="Cambria Math"/>
+                <w:sz w:val="21"/>
+                <w:szCs w:val="21"/>
+              </w:rPr>
+              <m:t>C</m:t>
+            </m:r>
+          </m:e>
+          <m:sub>
+            <m:r>
+              <w:rPr>
+                <w:rFonts w:ascii="Times New Roman" w:eastAsia="宋体" w:hAnsi="Times New Roman" w:cs="Cambria Math"/>
+                <w:sz w:val="21"/>
+                <w:szCs w:val="21"/>
+              </w:rPr>
+              <m:t>4</m:t>
+            </m:r>
+          </m:sub>
+          <m:sup>
+            <m:r>
+              <w:rPr>
+                <w:rFonts w:ascii="Times New Roman" w:eastAsia="宋体" w:hAnsi="Times New Roman" w:cs="Cambria Math"/>
+                <w:sz w:val="21"/>
+                <w:szCs w:val="21"/>
+              </w:rPr>
+              <m:t>3</m:t>
+            </m:r>
+          </m:sup>
+        </m:sSubSup>
+        <m:r>
+          <w:rPr>
+            <w:rFonts w:ascii="Times New Roman" w:eastAsia="宋体" w:hAnsi="Times New Roman" w:cs="Cambria Math"/>
+            <w:sz w:val="21"/>
+            <w:szCs w:val="21"/>
+          </w:rPr>
+          <m:t>+</m:t>
+        </m:r>
+        <m:r>
+          <w:rPr>
+            <w:rFonts w:ascii="Times New Roman" w:eastAsia="宋体" w:hAnsi="Times New Roman" w:cs="Cambria Math"/>
+            <w:sz w:val="21"/>
+            <w:szCs w:val="21"/>
+          </w:rPr>
+          <m:t>⋅</m:t>
+        </m:r>
+        <m:r>
+          <w:rPr>
+            <w:rFonts w:ascii="Times New Roman" w:eastAsia="宋体" w:hAnsi="Times New Roman" w:cs="Cambria Math"/>
+            <w:sz w:val="21"/>
+            <w:szCs w:val="21"/>
+          </w:rPr>
+          <m:t>⋅</m:t>
+        </m:r>
+        <m:r>
+          <w:rPr>
+            <w:rFonts w:ascii="Times New Roman" w:eastAsia="宋体" w:hAnsi="Times New Roman" w:cs="Cambria Math"/>
+            <w:sz w:val="21"/>
+            <w:szCs w:val="21"/>
+          </w:rPr>
+          <m:t>⋅</m:t>
+        </m:r>
+        <m:r>
+          <w:rPr>
+            <w:rFonts w:ascii="Times New Roman" w:eastAsia="宋体" w:hAnsi="Times New Roman" w:cs="Cambria Math"/>
+            <w:sz w:val="21"/>
+            <w:szCs w:val="21"/>
+          </w:rPr>
+          <m:t>+</m:t>
+        </m:r>
+        <m:sSubSup>
+          <m:e>
+            <m:r>
+              <w:rPr>
+                <w:rFonts w:ascii="Times New Roman" w:eastAsia="宋体" w:hAnsi="Times New Roman" w:cs="Cambria Math"/>
+                <w:sz w:val="21"/>
+                <w:szCs w:val="21"/>
+              </w:rPr>
+              <m:t>C</m:t>
+            </m:r>
+          </m:e>
+          <m:sub>
+            <m:r>
+              <w:rPr>
+                <w:rFonts w:ascii="Times New Roman" w:eastAsia="宋体" w:hAnsi="Times New Roman" w:cs="Cambria Math"/>
+                <w:sz w:val="21"/>
+                <w:szCs w:val="21"/>
+              </w:rPr>
+              <m:t>7</m:t>
+            </m:r>
+          </m:sub>
+          <m:sup>
+            <m:r>
+              <w:rPr>
+                <w:rFonts w:ascii="Times New Roman" w:eastAsia="宋体" w:hAnsi="Times New Roman" w:cs="Cambria Math"/>
+                <w:sz w:val="21"/>
+                <w:szCs w:val="21"/>
+              </w:rPr>
+              <m:t>3</m:t>
+            </m:r>
+          </m:sup>
+        </m:sSubSup>
+        <m:r>
+          <w:rPr>
+            <w:rFonts w:ascii="Times New Roman" w:eastAsia="宋体" w:hAnsi="Times New Roman" w:cs="Cambria Math"/>
+            <w:sz w:val="21"/>
+            <w:szCs w:val="21"/>
+          </w:rPr>
+          <m:t>=</m:t>
+        </m:r>
+        <m:sSubSup>
+          <m:e>
+            <m:r>
+              <w:rPr>
+                <w:rFonts w:ascii="Times New Roman" w:eastAsia="宋体" w:hAnsi="Times New Roman" w:cs="Cambria Math"/>
+                <w:sz w:val="21"/>
+                <w:szCs w:val="21"/>
+              </w:rPr>
+              <m:t>C</m:t>
+            </m:r>
+          </m:e>
+          <m:sub>
+            <m:r>
+              <w:rPr>
+                <w:rFonts w:ascii="Times New Roman" w:eastAsia="宋体" w:hAnsi="Times New Roman" w:cs="Cambria Math"/>
+                <w:sz w:val="21"/>
+                <w:szCs w:val="21"/>
+              </w:rPr>
+              <m:t>5</m:t>
+            </m:r>
+          </m:sub>
+          <m:sup>
+            <m:r>
+              <w:rPr>
+                <w:rFonts w:ascii="Times New Roman" w:eastAsia="宋体" w:hAnsi="Times New Roman" w:cs="Cambria Math"/>
+                <w:sz w:val="21"/>
+                <w:szCs w:val="21"/>
+              </w:rPr>
+              <m:t>4</m:t>
+            </m:r>
+          </m:sup>
+        </m:sSubSup>
+        <m:r>
+          <w:rPr>
+            <w:rFonts w:ascii="Times New Roman" w:eastAsia="宋体" w:hAnsi="Times New Roman" w:cs="Cambria Math"/>
+            <w:sz w:val="21"/>
+            <w:szCs w:val="21"/>
+          </w:rPr>
+          <m:t>+</m:t>
+        </m:r>
+        <m:sSubSup>
+          <m:e>
+            <m:r>
+              <w:rPr>
+                <w:rFonts w:ascii="Times New Roman" w:eastAsia="宋体" w:hAnsi="Times New Roman" w:cs="Cambria Math"/>
+                <w:sz w:val="21"/>
+                <w:szCs w:val="21"/>
+              </w:rPr>
+              <m:t>C</m:t>
+            </m:r>
+          </m:e>
+          <m:sub>
+            <m:r>
+              <w:rPr>
+                <w:rFonts w:ascii="Times New Roman" w:eastAsia="宋体" w:hAnsi="Times New Roman" w:cs="Cambria Math"/>
+                <w:sz w:val="21"/>
+                <w:szCs w:val="21"/>
+              </w:rPr>
+              <m:t>5</m:t>
+            </m:r>
+          </m:sub>
+          <m:sup>
+            <m:r>
+              <w:rPr>
+                <w:rFonts w:ascii="Times New Roman" w:eastAsia="宋体" w:hAnsi="Times New Roman" w:cs="Cambria Math"/>
+                <w:sz w:val="21"/>
+                <w:szCs w:val="21"/>
+              </w:rPr>
+              <m:t>3</m:t>
+            </m:r>
+          </m:sup>
+        </m:sSubSup>
+        <m:r>
+          <m:rPr>
+            <m:nor/>
+          </m:rPr>
+          <w:rPr>
+            <w:rFonts w:ascii="Times New Roman" w:eastAsia="宋体" w:hAnsi="Times New Roman" w:cs="Cambria Math"/>
+            <w:sz w:val="21"/>
+            <w:szCs w:val="21"/>
+          </w:rPr>
+          <m:t>+</m:t>
+        </m:r>
+        <m:sSubSup>
+          <m:e>
+            <m:r>
+              <w:rPr>
+                <w:rFonts w:ascii="Times New Roman" w:eastAsia="宋体" w:hAnsi="Times New Roman" w:cs="Cambria Math"/>
+                <w:sz w:val="21"/>
+                <w:szCs w:val="21"/>
+              </w:rPr>
+              <m:t>C</m:t>
+            </m:r>
+          </m:e>
+          <m:sub>
+            <m:r>
+              <w:rPr>
+                <w:rFonts w:ascii="Times New Roman" w:eastAsia="宋体" w:hAnsi="Times New Roman" w:cs="Cambria Math"/>
+                <w:sz w:val="21"/>
+                <w:szCs w:val="21"/>
+              </w:rPr>
+              <m:t>6</m:t>
+            </m:r>
+          </m:sub>
+          <m:sup>
+            <m:r>
+              <w:rPr>
+                <w:rFonts w:ascii="Times New Roman" w:eastAsia="宋体" w:hAnsi="Times New Roman" w:cs="Cambria Math"/>
+                <w:sz w:val="21"/>
+                <w:szCs w:val="21"/>
+              </w:rPr>
+              <m:t>3</m:t>
+            </m:r>
+          </m:sup>
+        </m:sSubSup>
+        <m:r>
+          <m:rPr>
+            <m:nor/>
+          </m:rPr>
+          <w:rPr>
+            <w:rFonts w:ascii="Times New Roman" w:eastAsia="宋体" w:hAnsi="Times New Roman" w:cs="Cambria Math"/>
+            <w:sz w:val="21"/>
+            <w:szCs w:val="21"/>
+          </w:rPr>
+          <m:t>+</m:t>
+        </m:r>
+        <m:sSubSup>
+          <m:e>
+            <m:r>
+              <w:rPr>
+                <w:rFonts w:ascii="Times New Roman" w:eastAsia="宋体" w:hAnsi="Times New Roman" w:cs="Cambria Math"/>
+                <w:sz w:val="21"/>
+                <w:szCs w:val="21"/>
+              </w:rPr>
+              <m:t>C</m:t>
+            </m:r>
+          </m:e>
+          <m:sub>
+            <m:r>
+              <w:rPr>
+                <w:rFonts w:ascii="Times New Roman" w:eastAsia="宋体" w:hAnsi="Times New Roman" w:cs="Cambria Math"/>
+                <w:sz w:val="21"/>
+                <w:szCs w:val="21"/>
+              </w:rPr>
+              <m:t>7</m:t>
+            </m:r>
+          </m:sub>
+          <m:sup>
+            <m:r>
+              <w:rPr>
+                <w:rFonts w:ascii="Times New Roman" w:eastAsia="宋体" w:hAnsi="Times New Roman" w:cs="Cambria Math"/>
+                <w:sz w:val="21"/>
+                <w:szCs w:val="21"/>
+              </w:rPr>
+              <m:t>3</m:t>
+            </m:r>
+          </m:sup>
+        </m:sSubSup>
+        <m:r>
+          <m:rPr>
+            <m:nor/>
+          </m:rPr>
+          <w:rPr>
+            <w:rFonts w:ascii="Times New Roman" w:eastAsia="宋体" w:hAnsi="Times New Roman" w:cs="Cambria Math"/>
+            <w:sz w:val="21"/>
+            <w:szCs w:val="21"/>
+          </w:rPr>
+          <m:t>=</m:t>
+        </m:r>
+        <m:sSubSup>
+          <m:e>
+            <m:r>
+              <w:rPr>
+                <w:rFonts w:ascii="Times New Roman" w:eastAsia="宋体" w:hAnsi="Times New Roman" w:cs="Cambria Math"/>
+                <w:sz w:val="21"/>
+                <w:szCs w:val="21"/>
+              </w:rPr>
+              <m:t>C</m:t>
+            </m:r>
+          </m:e>
+          <m:sub>
+            <m:r>
+              <w:rPr>
+                <w:rFonts w:ascii="Times New Roman" w:eastAsia="宋体" w:hAnsi="Times New Roman" w:cs="Cambria Math"/>
+                <w:sz w:val="21"/>
+                <w:szCs w:val="21"/>
+              </w:rPr>
+              <m:t>6</m:t>
+            </m:r>
+          </m:sub>
+          <m:sup>
+            <m:r>
+              <w:rPr>
+                <w:rFonts w:ascii="Times New Roman" w:eastAsia="宋体" w:hAnsi="Times New Roman" w:cs="Cambria Math"/>
+                <w:sz w:val="21"/>
+                <w:szCs w:val="21"/>
+              </w:rPr>
+              <m:t>4</m:t>
+            </m:r>
+          </m:sup>
+        </m:sSubSup>
+        <m:r>
+          <w:rPr>
+            <w:rFonts w:ascii="Times New Roman" w:eastAsia="宋体" w:hAnsi="Times New Roman" w:cs="Cambria Math"/>
+            <w:sz w:val="21"/>
+            <w:szCs w:val="21"/>
+          </w:rPr>
+          <m:t>+</m:t>
+        </m:r>
+        <m:sSubSup>
+          <m:e>
+            <m:r>
+              <w:rPr>
+                <w:rFonts w:ascii="Times New Roman" w:eastAsia="宋体" w:hAnsi="Times New Roman" w:cs="Cambria Math"/>
+                <w:sz w:val="21"/>
+                <w:szCs w:val="21"/>
+              </w:rPr>
+              <m:t>C</m:t>
+            </m:r>
+          </m:e>
+          <m:sub>
+            <m:r>
+              <w:rPr>
+                <w:rFonts w:ascii="Times New Roman" w:eastAsia="宋体" w:hAnsi="Times New Roman" w:cs="Cambria Math"/>
+                <w:sz w:val="21"/>
+                <w:szCs w:val="21"/>
+              </w:rPr>
+              <m:t>6</m:t>
+            </m:r>
+          </m:sub>
+          <m:sup>
+            <m:r>
+              <w:rPr>
+                <w:rFonts w:ascii="Times New Roman" w:eastAsia="宋体" w:hAnsi="Times New Roman" w:cs="Cambria Math"/>
+                <w:sz w:val="21"/>
+                <w:szCs w:val="21"/>
+              </w:rPr>
+              <m:t>3</m:t>
+            </m:r>
+          </m:sup>
+        </m:sSubSup>
+        <m:r>
+          <m:rPr>
+            <m:nor/>
+          </m:rPr>
+          <w:rPr>
+            <w:rFonts w:ascii="Times New Roman" w:eastAsia="宋体" w:hAnsi="Times New Roman" w:cs="Cambria Math"/>
+            <w:sz w:val="21"/>
+            <w:szCs w:val="21"/>
+          </w:rPr>
+          <m:t>+</m:t>
+        </m:r>
+        <m:sSubSup>
+          <m:e>
+            <m:r>
+              <w:rPr>
+                <w:rFonts w:ascii="Times New Roman" w:eastAsia="宋体" w:hAnsi="Times New Roman" w:cs="Cambria Math"/>
+                <w:sz w:val="21"/>
+                <w:szCs w:val="21"/>
+              </w:rPr>
+              <m:t>C</m:t>
+            </m:r>
+          </m:e>
+          <m:sub>
+            <m:r>
+              <w:rPr>
+                <w:rFonts w:ascii="Times New Roman" w:eastAsia="宋体" w:hAnsi="Times New Roman" w:cs="Cambria Math"/>
+                <w:sz w:val="21"/>
+                <w:szCs w:val="21"/>
+              </w:rPr>
+              <m:t>7</m:t>
+            </m:r>
+          </m:sub>
+          <m:sup>
+            <m:r>
+              <w:rPr>
+                <w:rFonts w:ascii="Times New Roman" w:eastAsia="宋体" w:hAnsi="Times New Roman" w:cs="Cambria Math"/>
+                <w:sz w:val="21"/>
+                <w:szCs w:val="21"/>
+              </w:rPr>
+              <m:t>3</m:t>
+            </m:r>
+          </m:sup>
+        </m:sSubSup>
+        <m:r>
+          <m:rPr>
+            <m:nor/>
+          </m:rPr>
+          <w:rPr>
+            <w:rFonts w:ascii="Times New Roman" w:eastAsia="宋体" w:hAnsi="Times New Roman" w:cs="Cambria Math"/>
+            <w:sz w:val="21"/>
+            <w:szCs w:val="21"/>
+          </w:rPr>
+          <m:t>=</m:t>
+        </m:r>
+        <m:sSubSup>
+          <m:e>
+            <m:r>
+              <w:rPr>
+                <w:rFonts w:ascii="Times New Roman" w:eastAsia="宋体" w:hAnsi="Times New Roman" w:cs="Cambria Math"/>
+                <w:sz w:val="21"/>
+                <w:szCs w:val="21"/>
+              </w:rPr>
+              <m:t>C</m:t>
+            </m:r>
+          </m:e>
+          <m:sub>
+            <m:r>
+              <w:rPr>
+                <w:rFonts w:ascii="Times New Roman" w:eastAsia="宋体" w:hAnsi="Times New Roman" w:cs="Cambria Math"/>
+                <w:sz w:val="21"/>
+                <w:szCs w:val="21"/>
+              </w:rPr>
+              <m:t>7</m:t>
+            </m:r>
+          </m:sub>
+          <m:sup>
+            <m:r>
+              <w:rPr>
+                <w:rFonts w:ascii="Times New Roman" w:eastAsia="宋体" w:hAnsi="Times New Roman" w:cs="Cambria Math"/>
+                <w:sz w:val="21"/>
+                <w:szCs w:val="21"/>
+              </w:rPr>
+              <m:t>4</m:t>
+            </m:r>
+          </m:sup>
+        </m:sSubSup>
+        <m:r>
+          <m:rPr>
+            <m:nor/>
+          </m:rPr>
+          <w:rPr>
+            <w:rFonts w:ascii="Times New Roman" w:eastAsia="宋体" w:hAnsi="Times New Roman" w:cs="Cambria Math"/>
+            <w:sz w:val="21"/>
+            <w:szCs w:val="21"/>
+          </w:rPr>
+          <m:t>+</m:t>
+        </m:r>
+        <m:sSubSup>
+          <m:e>
+            <m:r>
+              <w:rPr>
+                <w:rFonts w:ascii="Times New Roman" w:eastAsia="宋体" w:hAnsi="Times New Roman" w:cs="Cambria Math"/>
+                <w:sz w:val="21"/>
+                <w:szCs w:val="21"/>
+              </w:rPr>
+              <m:t>C</m:t>
+            </m:r>
+          </m:e>
+          <m:sub>
+            <m:r>
+              <w:rPr>
+                <w:rFonts w:ascii="Times New Roman" w:eastAsia="宋体" w:hAnsi="Times New Roman" w:cs="Cambria Math"/>
+                <w:sz w:val="21"/>
+                <w:szCs w:val="21"/>
+              </w:rPr>
+              <m:t>7</m:t>
+            </m:r>
+          </m:sub>
+          <m:sup>
+            <m:r>
+              <w:rPr>
+                <w:rFonts w:ascii="Times New Roman" w:eastAsia="宋体" w:hAnsi="Times New Roman" w:cs="Cambria Math"/>
+                <w:sz w:val="21"/>
+                <w:szCs w:val="21"/>
+              </w:rPr>
+              <m:t>3</m:t>
+            </m:r>
+          </m:sup>
+        </m:sSubSup>
+        <m:r>
+          <m:rPr>
+            <m:nor/>
+          </m:rPr>
+          <w:rPr>
+            <w:rFonts w:ascii="Times New Roman" w:eastAsia="宋体" w:hAnsi="Times New Roman" w:cs="Cambria Math"/>
+            <w:sz w:val="21"/>
+            <w:szCs w:val="21"/>
+          </w:rPr>
+          <m:t>=</m:t>
+        </m:r>
+        <m:sSubSup>
+          <m:e>
+            <m:r>
+              <w:rPr>
+                <w:rFonts w:ascii="Times New Roman" w:eastAsia="宋体" w:hAnsi="Times New Roman" w:cs="Cambria Math"/>
+                <w:sz w:val="21"/>
+                <w:szCs w:val="21"/>
+              </w:rPr>
+              <m:t>C</m:t>
+            </m:r>
+          </m:e>
+          <m:sub>
+            <m:r>
+              <w:rPr>
+                <w:rFonts w:ascii="Times New Roman" w:eastAsia="宋体" w:hAnsi="Times New Roman" w:cs="Cambria Math"/>
+                <w:sz w:val="21"/>
+                <w:szCs w:val="21"/>
+              </w:rPr>
+              <m:t>8</m:t>
+            </m:r>
+          </m:sub>
+          <m:sup>
+            <m:r>
+              <w:rPr>
+                <w:rFonts w:ascii="Times New Roman" w:eastAsia="宋体" w:hAnsi="Times New Roman" w:cs="Cambria Math"/>
+                <w:sz w:val="21"/>
+                <w:szCs w:val="21"/>
+              </w:rPr>
+              <m:t>4</m:t>
+            </m:r>
+          </m:sup>
+        </m:sSubSup>
+        <m:r>
+          <m:rPr>
+            <m:nor/>
+          </m:rPr>
+          <w:rPr>
+            <w:rFonts w:ascii="Times New Roman" w:eastAsia="宋体" w:hAnsi="Times New Roman" w:cs="Cambria Math"/>
+            <w:sz w:val="21"/>
+            <w:szCs w:val="21"/>
+          </w:rPr>
+          <m:t>=</m:t>
+        </m:r>
+        <m:r>
+          <w:rPr>
+            <w:rFonts w:ascii="Times New Roman" w:eastAsia="宋体" w:hAnsi="Times New Roman" w:cs="Cambria Math"/>
+            <w:sz w:val="21"/>
+            <w:szCs w:val="21"/>
+          </w:rPr>
+          <m:t>70</m:t>
+        </m:r>
+        <m:r>
+          <w:rPr>
+            <w:rFonts w:ascii="Times New Roman" w:eastAsia="宋体" w:hAnsi="Times New Roman" w:cs="Cambria Math"/>
+            <w:sz w:val="21"/>
+            <w:szCs w:val="21"/>
+          </w:rPr>
+          <m:t>；</m:t>
+        </m:r>
+      </m:oMath>
       <w:r>
         <w:rPr>
           <w:rFonts w:ascii="Times New Roman" w:hAnsi="Times New Roman" w:eastAsia="宋体"/>
@@ -10355,6 +11101,32 @@
         </w:rPr>
         <w:t>（2）当</w:t>
       </w:r>
+      <m:oMath>
+        <m:r>
+          <w:rPr>
+            <w:rFonts w:ascii="Times New Roman" w:eastAsia="宋体" w:hAnsi="Times New Roman" w:cs="Cambria Math"/>
+            <w:sz w:val="21"/>
+            <w:szCs w:val="21"/>
+          </w:rPr>
+          <m:t>x</m:t>
+        </m:r>
+        <m:r>
+          <w:rPr>
+            <w:rFonts w:ascii="Times New Roman" w:eastAsia="宋体" w:hAnsi="Times New Roman" w:cs="Cambria Math"/>
+            <w:sz w:val="21"/>
+            <w:szCs w:val="21"/>
+          </w:rPr>
+          <m:t>=</m:t>
+        </m:r>
+        <m:r>
+          <w:rPr>
+            <w:rFonts w:ascii="Times New Roman" w:eastAsia="宋体" w:hAnsi="Times New Roman" w:cs="Cambria Math"/>
+            <w:sz w:val="21"/>
+            <w:szCs w:val="21"/>
+          </w:rPr>
+          <m:t>1</m:t>
+        </m:r>
+      </m:oMath>
       <w:r>
         <w:rPr>
           <w:rFonts w:ascii="Times New Roman" w:hAnsi="Times New Roman" w:eastAsia="宋体"/>
@@ -10363,6 +11135,32 @@
         </w:rPr>
         <w:t>，</w:t>
       </w:r>
+      <m:oMath>
+        <m:r>
+          <w:rPr>
+            <w:rFonts w:ascii="Times New Roman" w:eastAsia="宋体" w:hAnsi="Times New Roman" w:cs="Cambria Math"/>
+            <w:sz w:val="21"/>
+            <w:szCs w:val="21"/>
+          </w:rPr>
+          <m:t>n</m:t>
+        </m:r>
+        <m:r>
+          <w:rPr>
+            <w:rFonts w:ascii="Times New Roman" w:eastAsia="宋体" w:hAnsi="Times New Roman" w:cs="Cambria Math"/>
+            <w:sz w:val="21"/>
+            <w:szCs w:val="21"/>
+          </w:rPr>
+          <m:t>=</m:t>
+        </m:r>
+        <m:r>
+          <w:rPr>
+            <w:rFonts w:ascii="Times New Roman" w:eastAsia="宋体" w:hAnsi="Times New Roman" w:cs="Cambria Math"/>
+            <w:sz w:val="21"/>
+            <w:szCs w:val="21"/>
+          </w:rPr>
+          <m:t>29</m:t>
+        </m:r>
+      </m:oMath>
       <w:r>
         <w:rPr>
           <w:rFonts w:ascii="Times New Roman" w:hAnsi="Times New Roman" w:eastAsia="宋体"/>
@@ -10370,812 +11168,6 @@
           <w:szCs w:val="21"/>
         </w:rPr>
         <w:t>时，</w:t>
-      </w:r>
-      <m:oMath>
-        <m:sSubSup>
-          <m:e>
-            <m:r>
-              <w:rPr>
-                <w:rFonts w:ascii="Times New Roman" w:eastAsia="宋体" w:hAnsi="Times New Roman" w:cs="Cambria Math"/>
-                <w:sz w:val="21"/>
-                <w:szCs w:val="21"/>
-              </w:rPr>
-              <m:t>C</m:t>
-            </m:r>
-          </m:e>
-          <m:sub>
-            <m:r>
-              <w:rPr>
-                <w:rFonts w:ascii="Times New Roman" w:eastAsia="宋体" w:hAnsi="Times New Roman" w:cs="Cambria Math"/>
-                <w:sz w:val="21"/>
-                <w:szCs w:val="21"/>
-              </w:rPr>
-              <m:t>3</m:t>
-            </m:r>
-          </m:sub>
-          <m:sup>
-            <m:r>
-              <w:rPr>
-                <w:rFonts w:ascii="Times New Roman" w:eastAsia="宋体" w:hAnsi="Times New Roman" w:cs="Cambria Math"/>
-                <w:sz w:val="21"/>
-                <w:szCs w:val="21"/>
-              </w:rPr>
-              <m:t>3</m:t>
-            </m:r>
-          </m:sup>
-        </m:sSubSup>
-        <m:r>
-          <w:rPr>
-            <w:rFonts w:ascii="Times New Roman" w:eastAsia="宋体" w:hAnsi="Times New Roman" w:cs="Cambria Math"/>
-            <w:sz w:val="21"/>
-            <w:szCs w:val="21"/>
-          </w:rPr>
-          <m:t>+</m:t>
-        </m:r>
-        <m:sSubSup>
-          <m:e>
-            <m:r>
-              <w:rPr>
-                <w:rFonts w:ascii="Times New Roman" w:eastAsia="宋体" w:hAnsi="Times New Roman" w:cs="Cambria Math"/>
-                <w:sz w:val="21"/>
-                <w:szCs w:val="21"/>
-              </w:rPr>
-              <m:t>C</m:t>
-            </m:r>
-          </m:e>
-          <m:sub>
-            <m:r>
-              <w:rPr>
-                <w:rFonts w:ascii="Times New Roman" w:eastAsia="宋体" w:hAnsi="Times New Roman" w:cs="Cambria Math"/>
-                <w:sz w:val="21"/>
-                <w:szCs w:val="21"/>
-              </w:rPr>
-              <m:t>4</m:t>
-            </m:r>
-          </m:sub>
-          <m:sup>
-            <m:r>
-              <w:rPr>
-                <w:rFonts w:ascii="Times New Roman" w:eastAsia="宋体" w:hAnsi="Times New Roman" w:cs="Cambria Math"/>
-                <w:sz w:val="21"/>
-                <w:szCs w:val="21"/>
-              </w:rPr>
-              <m:t>3</m:t>
-            </m:r>
-          </m:sup>
-        </m:sSubSup>
-        <m:r>
-          <w:rPr>
-            <w:rFonts w:ascii="Times New Roman" w:eastAsia="宋体" w:hAnsi="Times New Roman" w:cs="Cambria Math"/>
-            <w:sz w:val="21"/>
-            <w:szCs w:val="21"/>
-          </w:rPr>
-          <m:t>+</m:t>
-        </m:r>
-        <m:r>
-          <w:rPr>
-            <w:rFonts w:ascii="Times New Roman" w:eastAsia="宋体" w:hAnsi="Times New Roman" w:cs="Cambria Math"/>
-            <w:sz w:val="21"/>
-            <w:szCs w:val="21"/>
-          </w:rPr>
-          <m:t>⋅</m:t>
-        </m:r>
-        <m:r>
-          <w:rPr>
-            <w:rFonts w:ascii="Times New Roman" w:eastAsia="宋体" w:hAnsi="Times New Roman" w:cs="Cambria Math"/>
-            <w:sz w:val="21"/>
-            <w:szCs w:val="21"/>
-          </w:rPr>
-          <m:t>⋅</m:t>
-        </m:r>
-        <m:r>
-          <w:rPr>
-            <w:rFonts w:ascii="Times New Roman" w:eastAsia="宋体" w:hAnsi="Times New Roman" w:cs="Cambria Math"/>
-            <w:sz w:val="21"/>
-            <w:szCs w:val="21"/>
-          </w:rPr>
-          <m:t>⋅</m:t>
-        </m:r>
-        <m:r>
-          <w:rPr>
-            <w:rFonts w:ascii="Times New Roman" w:eastAsia="宋体" w:hAnsi="Times New Roman" w:cs="Cambria Math"/>
-            <w:sz w:val="21"/>
-            <w:szCs w:val="21"/>
-          </w:rPr>
-          <m:t>+</m:t>
-        </m:r>
-        <m:sSubSup>
-          <m:e>
-            <m:r>
-              <w:rPr>
-                <w:rFonts w:ascii="Times New Roman" w:eastAsia="宋体" w:hAnsi="Times New Roman" w:cs="Cambria Math"/>
-                <w:sz w:val="21"/>
-                <w:szCs w:val="21"/>
-              </w:rPr>
-              <m:t>C</m:t>
-            </m:r>
-          </m:e>
-          <m:sub>
-            <m:r>
-              <w:rPr>
-                <w:rFonts w:ascii="Times New Roman" w:eastAsia="宋体" w:hAnsi="Times New Roman" w:cs="Cambria Math"/>
-                <w:sz w:val="21"/>
-                <w:szCs w:val="21"/>
-              </w:rPr>
-              <m:t>7</m:t>
-            </m:r>
-          </m:sub>
-          <m:sup>
-            <m:r>
-              <w:rPr>
-                <w:rFonts w:ascii="Times New Roman" w:eastAsia="宋体" w:hAnsi="Times New Roman" w:cs="Cambria Math"/>
-                <w:sz w:val="21"/>
-                <w:szCs w:val="21"/>
-              </w:rPr>
-              <m:t>3</m:t>
-            </m:r>
-          </m:sup>
-        </m:sSubSup>
-        <m:r>
-          <w:rPr>
-            <w:rFonts w:ascii="Times New Roman" w:eastAsia="宋体" w:hAnsi="Times New Roman" w:cs="Cambria Math"/>
-            <w:sz w:val="21"/>
-            <w:szCs w:val="21"/>
-          </w:rPr>
-          <m:t>=</m:t>
-        </m:r>
-        <m:sSubSup>
-          <m:e>
-            <m:r>
-              <w:rPr>
-                <w:rFonts w:ascii="Times New Roman" w:eastAsia="宋体" w:hAnsi="Times New Roman" w:cs="Cambria Math"/>
-                <w:sz w:val="21"/>
-                <w:szCs w:val="21"/>
-              </w:rPr>
-              <m:t>C</m:t>
-            </m:r>
-          </m:e>
-          <m:sub>
-            <m:r>
-              <w:rPr>
-                <w:rFonts w:ascii="Times New Roman" w:eastAsia="宋体" w:hAnsi="Times New Roman" w:cs="Cambria Math"/>
-                <w:sz w:val="21"/>
-                <w:szCs w:val="21"/>
-              </w:rPr>
-              <m:t>4</m:t>
-            </m:r>
-          </m:sub>
-          <m:sup>
-            <m:r>
-              <w:rPr>
-                <w:rFonts w:ascii="Times New Roman" w:eastAsia="宋体" w:hAnsi="Times New Roman" w:cs="Cambria Math"/>
-                <w:sz w:val="21"/>
-                <w:szCs w:val="21"/>
-              </w:rPr>
-              <m:t>4</m:t>
-            </m:r>
-          </m:sup>
-        </m:sSubSup>
-        <m:r>
-          <w:rPr>
-            <w:rFonts w:ascii="Times New Roman" w:eastAsia="宋体" w:hAnsi="Times New Roman" w:cs="Cambria Math"/>
-            <w:sz w:val="21"/>
-            <w:szCs w:val="21"/>
-          </w:rPr>
-          <m:t>+</m:t>
-        </m:r>
-        <m:sSubSup>
-          <m:e>
-            <m:r>
-              <w:rPr>
-                <w:rFonts w:ascii="Times New Roman" w:eastAsia="宋体" w:hAnsi="Times New Roman" w:cs="Cambria Math"/>
-                <w:sz w:val="21"/>
-                <w:szCs w:val="21"/>
-              </w:rPr>
-              <m:t>C</m:t>
-            </m:r>
-          </m:e>
-          <m:sub>
-            <m:r>
-              <w:rPr>
-                <w:rFonts w:ascii="Times New Roman" w:eastAsia="宋体" w:hAnsi="Times New Roman" w:cs="Cambria Math"/>
-                <w:sz w:val="21"/>
-                <w:szCs w:val="21"/>
-              </w:rPr>
-              <m:t>4</m:t>
-            </m:r>
-          </m:sub>
-          <m:sup>
-            <m:r>
-              <w:rPr>
-                <w:rFonts w:ascii="Times New Roman" w:eastAsia="宋体" w:hAnsi="Times New Roman" w:cs="Cambria Math"/>
-                <w:sz w:val="21"/>
-                <w:szCs w:val="21"/>
-              </w:rPr>
-              <m:t>3</m:t>
-            </m:r>
-          </m:sup>
-        </m:sSubSup>
-        <m:r>
-          <w:rPr>
-            <w:rFonts w:ascii="Times New Roman" w:eastAsia="宋体" w:hAnsi="Times New Roman" w:cs="Cambria Math"/>
-            <w:sz w:val="21"/>
-            <w:szCs w:val="21"/>
-          </w:rPr>
-          <m:t>+</m:t>
-        </m:r>
-        <m:r>
-          <w:rPr>
-            <w:rFonts w:ascii="Times New Roman" w:eastAsia="宋体" w:hAnsi="Times New Roman" w:cs="Cambria Math"/>
-            <w:sz w:val="21"/>
-            <w:szCs w:val="21"/>
-          </w:rPr>
-          <m:t>⋅</m:t>
-        </m:r>
-        <m:r>
-          <w:rPr>
-            <w:rFonts w:ascii="Times New Roman" w:eastAsia="宋体" w:hAnsi="Times New Roman" w:cs="Cambria Math"/>
-            <w:sz w:val="21"/>
-            <w:szCs w:val="21"/>
-          </w:rPr>
-          <m:t>⋅</m:t>
-        </m:r>
-        <m:r>
-          <w:rPr>
-            <w:rFonts w:ascii="Times New Roman" w:eastAsia="宋体" w:hAnsi="Times New Roman" w:cs="Cambria Math"/>
-            <w:sz w:val="21"/>
-            <w:szCs w:val="21"/>
-          </w:rPr>
-          <m:t>⋅</m:t>
-        </m:r>
-        <m:r>
-          <w:rPr>
-            <w:rFonts w:ascii="Times New Roman" w:eastAsia="宋体" w:hAnsi="Times New Roman" w:cs="Cambria Math"/>
-            <w:sz w:val="21"/>
-            <w:szCs w:val="21"/>
-          </w:rPr>
-          <m:t>+</m:t>
-        </m:r>
-        <m:sSubSup>
-          <m:e>
-            <m:r>
-              <w:rPr>
-                <w:rFonts w:ascii="Times New Roman" w:eastAsia="宋体" w:hAnsi="Times New Roman" w:cs="Cambria Math"/>
-                <w:sz w:val="21"/>
-                <w:szCs w:val="21"/>
-              </w:rPr>
-              <m:t>C</m:t>
-            </m:r>
-          </m:e>
-          <m:sub>
-            <m:r>
-              <w:rPr>
-                <w:rFonts w:ascii="Times New Roman" w:eastAsia="宋体" w:hAnsi="Times New Roman" w:cs="Cambria Math"/>
-                <w:sz w:val="21"/>
-                <w:szCs w:val="21"/>
-              </w:rPr>
-              <m:t>7</m:t>
-            </m:r>
-          </m:sub>
-          <m:sup>
-            <m:r>
-              <w:rPr>
-                <w:rFonts w:ascii="Times New Roman" w:eastAsia="宋体" w:hAnsi="Times New Roman" w:cs="Cambria Math"/>
-                <w:sz w:val="21"/>
-                <w:szCs w:val="21"/>
-              </w:rPr>
-              <m:t>3</m:t>
-            </m:r>
-          </m:sup>
-        </m:sSubSup>
-        <m:r>
-          <w:rPr>
-            <w:rFonts w:ascii="Times New Roman" w:eastAsia="宋体" w:hAnsi="Times New Roman" w:cs="Cambria Math"/>
-            <w:sz w:val="21"/>
-            <w:szCs w:val="21"/>
-          </w:rPr>
-          <m:t>=</m:t>
-        </m:r>
-        <m:sSubSup>
-          <m:e>
-            <m:r>
-              <w:rPr>
-                <w:rFonts w:ascii="Times New Roman" w:eastAsia="宋体" w:hAnsi="Times New Roman" w:cs="Cambria Math"/>
-                <w:sz w:val="21"/>
-                <w:szCs w:val="21"/>
-              </w:rPr>
-              <m:t>C</m:t>
-            </m:r>
-          </m:e>
-          <m:sub>
-            <m:r>
-              <w:rPr>
-                <w:rFonts w:ascii="Times New Roman" w:eastAsia="宋体" w:hAnsi="Times New Roman" w:cs="Cambria Math"/>
-                <w:sz w:val="21"/>
-                <w:szCs w:val="21"/>
-              </w:rPr>
-              <m:t>5</m:t>
-            </m:r>
-          </m:sub>
-          <m:sup>
-            <m:r>
-              <w:rPr>
-                <w:rFonts w:ascii="Times New Roman" w:eastAsia="宋体" w:hAnsi="Times New Roman" w:cs="Cambria Math"/>
-                <w:sz w:val="21"/>
-                <w:szCs w:val="21"/>
-              </w:rPr>
-              <m:t>4</m:t>
-            </m:r>
-          </m:sup>
-        </m:sSubSup>
-        <m:r>
-          <w:rPr>
-            <w:rFonts w:ascii="Times New Roman" w:eastAsia="宋体" w:hAnsi="Times New Roman" w:cs="Cambria Math"/>
-            <w:sz w:val="21"/>
-            <w:szCs w:val="21"/>
-          </w:rPr>
-          <m:t>+</m:t>
-        </m:r>
-        <m:sSubSup>
-          <m:e>
-            <m:r>
-              <w:rPr>
-                <w:rFonts w:ascii="Times New Roman" w:eastAsia="宋体" w:hAnsi="Times New Roman" w:cs="Cambria Math"/>
-                <w:sz w:val="21"/>
-                <w:szCs w:val="21"/>
-              </w:rPr>
-              <m:t>C</m:t>
-            </m:r>
-          </m:e>
-          <m:sub>
-            <m:r>
-              <w:rPr>
-                <w:rFonts w:ascii="Times New Roman" w:eastAsia="宋体" w:hAnsi="Times New Roman" w:cs="Cambria Math"/>
-                <w:sz w:val="21"/>
-                <w:szCs w:val="21"/>
-              </w:rPr>
-              <m:t>5</m:t>
-            </m:r>
-          </m:sub>
-          <m:sup>
-            <m:r>
-              <w:rPr>
-                <w:rFonts w:ascii="Times New Roman" w:eastAsia="宋体" w:hAnsi="Times New Roman" w:cs="Cambria Math"/>
-                <w:sz w:val="21"/>
-                <w:szCs w:val="21"/>
-              </w:rPr>
-              <m:t>3</m:t>
-            </m:r>
-          </m:sup>
-        </m:sSubSup>
-        <m:r>
-          <m:rPr>
-            <m:nor/>
-          </m:rPr>
-          <w:rPr>
-            <w:rFonts w:ascii="Times New Roman" w:eastAsia="宋体" w:hAnsi="Times New Roman" w:cs="Cambria Math"/>
-            <w:sz w:val="21"/>
-            <w:szCs w:val="21"/>
-          </w:rPr>
-          <m:t>+</m:t>
-        </m:r>
-        <m:sSubSup>
-          <m:e>
-            <m:r>
-              <w:rPr>
-                <w:rFonts w:ascii="Times New Roman" w:eastAsia="宋体" w:hAnsi="Times New Roman" w:cs="Cambria Math"/>
-                <w:sz w:val="21"/>
-                <w:szCs w:val="21"/>
-              </w:rPr>
-              <m:t>C</m:t>
-            </m:r>
-          </m:e>
-          <m:sub>
-            <m:r>
-              <w:rPr>
-                <w:rFonts w:ascii="Times New Roman" w:eastAsia="宋体" w:hAnsi="Times New Roman" w:cs="Cambria Math"/>
-                <w:sz w:val="21"/>
-                <w:szCs w:val="21"/>
-              </w:rPr>
-              <m:t>6</m:t>
-            </m:r>
-          </m:sub>
-          <m:sup>
-            <m:r>
-              <w:rPr>
-                <w:rFonts w:ascii="Times New Roman" w:eastAsia="宋体" w:hAnsi="Times New Roman" w:cs="Cambria Math"/>
-                <w:sz w:val="21"/>
-                <w:szCs w:val="21"/>
-              </w:rPr>
-              <m:t>3</m:t>
-            </m:r>
-          </m:sup>
-        </m:sSubSup>
-        <m:r>
-          <m:rPr>
-            <m:nor/>
-          </m:rPr>
-          <w:rPr>
-            <w:rFonts w:ascii="Times New Roman" w:eastAsia="宋体" w:hAnsi="Times New Roman" w:cs="Cambria Math"/>
-            <w:sz w:val="21"/>
-            <w:szCs w:val="21"/>
-          </w:rPr>
-          <m:t>+</m:t>
-        </m:r>
-        <m:sSubSup>
-          <m:e>
-            <m:r>
-              <w:rPr>
-                <w:rFonts w:ascii="Times New Roman" w:eastAsia="宋体" w:hAnsi="Times New Roman" w:cs="Cambria Math"/>
-                <w:sz w:val="21"/>
-                <w:szCs w:val="21"/>
-              </w:rPr>
-              <m:t>C</m:t>
-            </m:r>
-          </m:e>
-          <m:sub>
-            <m:r>
-              <w:rPr>
-                <w:rFonts w:ascii="Times New Roman" w:eastAsia="宋体" w:hAnsi="Times New Roman" w:cs="Cambria Math"/>
-                <w:sz w:val="21"/>
-                <w:szCs w:val="21"/>
-              </w:rPr>
-              <m:t>7</m:t>
-            </m:r>
-          </m:sub>
-          <m:sup>
-            <m:r>
-              <w:rPr>
-                <w:rFonts w:ascii="Times New Roman" w:eastAsia="宋体" w:hAnsi="Times New Roman" w:cs="Cambria Math"/>
-                <w:sz w:val="21"/>
-                <w:szCs w:val="21"/>
-              </w:rPr>
-              <m:t>3</m:t>
-            </m:r>
-          </m:sup>
-        </m:sSubSup>
-        <m:r>
-          <m:rPr>
-            <m:nor/>
-          </m:rPr>
-          <w:rPr>
-            <w:rFonts w:ascii="Times New Roman" w:eastAsia="宋体" w:hAnsi="Times New Roman" w:cs="Cambria Math"/>
-            <w:sz w:val="21"/>
-            <w:szCs w:val="21"/>
-          </w:rPr>
-          <m:t>=</m:t>
-        </m:r>
-        <m:sSubSup>
-          <m:e>
-            <m:r>
-              <w:rPr>
-                <w:rFonts w:ascii="Times New Roman" w:eastAsia="宋体" w:hAnsi="Times New Roman" w:cs="Cambria Math"/>
-                <w:sz w:val="21"/>
-                <w:szCs w:val="21"/>
-              </w:rPr>
-              <m:t>C</m:t>
-            </m:r>
-          </m:e>
-          <m:sub>
-            <m:r>
-              <w:rPr>
-                <w:rFonts w:ascii="Times New Roman" w:eastAsia="宋体" w:hAnsi="Times New Roman" w:cs="Cambria Math"/>
-                <w:sz w:val="21"/>
-                <w:szCs w:val="21"/>
-              </w:rPr>
-              <m:t>6</m:t>
-            </m:r>
-          </m:sub>
-          <m:sup>
-            <m:r>
-              <w:rPr>
-                <w:rFonts w:ascii="Times New Roman" w:eastAsia="宋体" w:hAnsi="Times New Roman" w:cs="Cambria Math"/>
-                <w:sz w:val="21"/>
-                <w:szCs w:val="21"/>
-              </w:rPr>
-              <m:t>4</m:t>
-            </m:r>
-          </m:sup>
-        </m:sSubSup>
-        <m:r>
-          <w:rPr>
-            <w:rFonts w:ascii="Times New Roman" w:eastAsia="宋体" w:hAnsi="Times New Roman" w:cs="Cambria Math"/>
-            <w:sz w:val="21"/>
-            <w:szCs w:val="21"/>
-          </w:rPr>
-          <m:t>+</m:t>
-        </m:r>
-        <m:sSubSup>
-          <m:e>
-            <m:r>
-              <w:rPr>
-                <w:rFonts w:ascii="Times New Roman" w:eastAsia="宋体" w:hAnsi="Times New Roman" w:cs="Cambria Math"/>
-                <w:sz w:val="21"/>
-                <w:szCs w:val="21"/>
-              </w:rPr>
-              <m:t>C</m:t>
-            </m:r>
-          </m:e>
-          <m:sub>
-            <m:r>
-              <w:rPr>
-                <w:rFonts w:ascii="Times New Roman" w:eastAsia="宋体" w:hAnsi="Times New Roman" w:cs="Cambria Math"/>
-                <w:sz w:val="21"/>
-                <w:szCs w:val="21"/>
-              </w:rPr>
-              <m:t>6</m:t>
-            </m:r>
-          </m:sub>
-          <m:sup>
-            <m:r>
-              <w:rPr>
-                <w:rFonts w:ascii="Times New Roman" w:eastAsia="宋体" w:hAnsi="Times New Roman" w:cs="Cambria Math"/>
-                <w:sz w:val="21"/>
-                <w:szCs w:val="21"/>
-              </w:rPr>
-              <m:t>3</m:t>
-            </m:r>
-          </m:sup>
-        </m:sSubSup>
-        <m:r>
-          <m:rPr>
-            <m:nor/>
-          </m:rPr>
-          <w:rPr>
-            <w:rFonts w:ascii="Times New Roman" w:eastAsia="宋体" w:hAnsi="Times New Roman" w:cs="Cambria Math"/>
-            <w:sz w:val="21"/>
-            <w:szCs w:val="21"/>
-          </w:rPr>
-          <m:t>+</m:t>
-        </m:r>
-        <m:sSubSup>
-          <m:e>
-            <m:r>
-              <w:rPr>
-                <w:rFonts w:ascii="Times New Roman" w:eastAsia="宋体" w:hAnsi="Times New Roman" w:cs="Cambria Math"/>
-                <w:sz w:val="21"/>
-                <w:szCs w:val="21"/>
-              </w:rPr>
-              <m:t>C</m:t>
-            </m:r>
-          </m:e>
-          <m:sub>
-            <m:r>
-              <w:rPr>
-                <w:rFonts w:ascii="Times New Roman" w:eastAsia="宋体" w:hAnsi="Times New Roman" w:cs="Cambria Math"/>
-                <w:sz w:val="21"/>
-                <w:szCs w:val="21"/>
-              </w:rPr>
-              <m:t>7</m:t>
-            </m:r>
-          </m:sub>
-          <m:sup>
-            <m:r>
-              <w:rPr>
-                <w:rFonts w:ascii="Times New Roman" w:eastAsia="宋体" w:hAnsi="Times New Roman" w:cs="Cambria Math"/>
-                <w:sz w:val="21"/>
-                <w:szCs w:val="21"/>
-              </w:rPr>
-              <m:t>3</m:t>
-            </m:r>
-          </m:sup>
-        </m:sSubSup>
-        <m:r>
-          <m:rPr>
-            <m:nor/>
-          </m:rPr>
-          <w:rPr>
-            <w:rFonts w:ascii="Times New Roman" w:eastAsia="宋体" w:hAnsi="Times New Roman" w:cs="Cambria Math"/>
-            <w:sz w:val="21"/>
-            <w:szCs w:val="21"/>
-          </w:rPr>
-          <m:t>=</m:t>
-        </m:r>
-        <m:sSubSup>
-          <m:e>
-            <m:r>
-              <w:rPr>
-                <w:rFonts w:ascii="Times New Roman" w:eastAsia="宋体" w:hAnsi="Times New Roman" w:cs="Cambria Math"/>
-                <w:sz w:val="21"/>
-                <w:szCs w:val="21"/>
-              </w:rPr>
-              <m:t>C</m:t>
-            </m:r>
-          </m:e>
-          <m:sub>
-            <m:r>
-              <w:rPr>
-                <w:rFonts w:ascii="Times New Roman" w:eastAsia="宋体" w:hAnsi="Times New Roman" w:cs="Cambria Math"/>
-                <w:sz w:val="21"/>
-                <w:szCs w:val="21"/>
-              </w:rPr>
-              <m:t>7</m:t>
-            </m:r>
-          </m:sub>
-          <m:sup>
-            <m:r>
-              <w:rPr>
-                <w:rFonts w:ascii="Times New Roman" w:eastAsia="宋体" w:hAnsi="Times New Roman" w:cs="Cambria Math"/>
-                <w:sz w:val="21"/>
-                <w:szCs w:val="21"/>
-              </w:rPr>
-              <m:t>4</m:t>
-            </m:r>
-          </m:sup>
-        </m:sSubSup>
-        <m:r>
-          <m:rPr>
-            <m:nor/>
-          </m:rPr>
-          <w:rPr>
-            <w:rFonts w:ascii="Times New Roman" w:eastAsia="宋体" w:hAnsi="Times New Roman" w:cs="Cambria Math"/>
-            <w:sz w:val="21"/>
-            <w:szCs w:val="21"/>
-          </w:rPr>
-          <m:t>+</m:t>
-        </m:r>
-        <m:sSubSup>
-          <m:e>
-            <m:r>
-              <w:rPr>
-                <w:rFonts w:ascii="Times New Roman" w:eastAsia="宋体" w:hAnsi="Times New Roman" w:cs="Cambria Math"/>
-                <w:sz w:val="21"/>
-                <w:szCs w:val="21"/>
-              </w:rPr>
-              <m:t>C</m:t>
-            </m:r>
-          </m:e>
-          <m:sub>
-            <m:r>
-              <w:rPr>
-                <w:rFonts w:ascii="Times New Roman" w:eastAsia="宋体" w:hAnsi="Times New Roman" w:cs="Cambria Math"/>
-                <w:sz w:val="21"/>
-                <w:szCs w:val="21"/>
-              </w:rPr>
-              <m:t>7</m:t>
-            </m:r>
-          </m:sub>
-          <m:sup>
-            <m:r>
-              <w:rPr>
-                <w:rFonts w:ascii="Times New Roman" w:eastAsia="宋体" w:hAnsi="Times New Roman" w:cs="Cambria Math"/>
-                <w:sz w:val="21"/>
-                <w:szCs w:val="21"/>
-              </w:rPr>
-              <m:t>3</m:t>
-            </m:r>
-          </m:sup>
-        </m:sSubSup>
-        <m:r>
-          <m:rPr>
-            <m:nor/>
-          </m:rPr>
-          <w:rPr>
-            <w:rFonts w:ascii="Times New Roman" w:eastAsia="宋体" w:hAnsi="Times New Roman" w:cs="Cambria Math"/>
-            <w:sz w:val="21"/>
-            <w:szCs w:val="21"/>
-          </w:rPr>
-          <m:t>=</m:t>
-        </m:r>
-        <m:sSubSup>
-          <m:e>
-            <m:r>
-              <w:rPr>
-                <w:rFonts w:ascii="Times New Roman" w:eastAsia="宋体" w:hAnsi="Times New Roman" w:cs="Cambria Math"/>
-                <w:sz w:val="21"/>
-                <w:szCs w:val="21"/>
-              </w:rPr>
-              <m:t>C</m:t>
-            </m:r>
-          </m:e>
-          <m:sub>
-            <m:r>
-              <w:rPr>
-                <w:rFonts w:ascii="Times New Roman" w:eastAsia="宋体" w:hAnsi="Times New Roman" w:cs="Cambria Math"/>
-                <w:sz w:val="21"/>
-                <w:szCs w:val="21"/>
-              </w:rPr>
-              <m:t>8</m:t>
-            </m:r>
-          </m:sub>
-          <m:sup>
-            <m:r>
-              <w:rPr>
-                <w:rFonts w:ascii="Times New Roman" w:eastAsia="宋体" w:hAnsi="Times New Roman" w:cs="Cambria Math"/>
-                <w:sz w:val="21"/>
-                <w:szCs w:val="21"/>
-              </w:rPr>
-              <m:t>4</m:t>
-            </m:r>
-          </m:sup>
-        </m:sSubSup>
-        <m:r>
-          <m:rPr>
-            <m:nor/>
-          </m:rPr>
-          <w:rPr>
-            <w:rFonts w:ascii="Times New Roman" w:eastAsia="宋体" w:hAnsi="Times New Roman" w:cs="Cambria Math"/>
-            <w:sz w:val="21"/>
-            <w:szCs w:val="21"/>
-          </w:rPr>
-          <m:t>=</m:t>
-        </m:r>
-        <m:r>
-          <w:rPr>
-            <w:rFonts w:ascii="Times New Roman" w:eastAsia="宋体" w:hAnsi="Times New Roman" w:cs="Cambria Math"/>
-            <w:sz w:val="21"/>
-            <w:szCs w:val="21"/>
-          </w:rPr>
-          <m:t>70</m:t>
-        </m:r>
-        <m:r>
-          <w:rPr>
-            <w:rFonts w:ascii="Times New Roman" w:eastAsia="宋体" w:hAnsi="Times New Roman" w:cs="Cambria Math"/>
-            <w:sz w:val="21"/>
-            <w:szCs w:val="21"/>
-          </w:rPr>
-          <m:t>；</m:t>
-        </m:r>
-      </m:oMath>
-      <m:oMath>
-        <m:r>
-          <w:rPr>
-            <w:rFonts w:ascii="Times New Roman" w:eastAsia="宋体" w:hAnsi="Times New Roman" w:cs="Cambria Math"/>
-            <w:sz w:val="21"/>
-            <w:szCs w:val="21"/>
-          </w:rPr>
-          <m:t>x</m:t>
-        </m:r>
-        <m:r>
-          <w:rPr>
-            <w:rFonts w:ascii="Times New Roman" w:eastAsia="宋体" w:hAnsi="Times New Roman" w:cs="Cambria Math"/>
-            <w:sz w:val="21"/>
-            <w:szCs w:val="21"/>
-          </w:rPr>
-          <m:t>=</m:t>
-        </m:r>
-        <m:r>
-          <w:rPr>
-            <w:rFonts w:ascii="Times New Roman" w:eastAsia="宋体" w:hAnsi="Times New Roman" w:cs="Cambria Math"/>
-            <w:sz w:val="21"/>
-            <w:szCs w:val="21"/>
-          </w:rPr>
-          <m:t>1</m:t>
-        </m:r>
-      </m:oMath>
-      <m:oMath>
-        <m:r>
-          <w:rPr>
-            <w:rFonts w:ascii="Times New Roman" w:eastAsia="宋体" w:hAnsi="Times New Roman" w:cs="Cambria Math"/>
-            <w:sz w:val="21"/>
-            <w:szCs w:val="21"/>
-          </w:rPr>
-          <m:t>n</m:t>
-        </m:r>
-        <m:r>
-          <w:rPr>
-            <w:rFonts w:ascii="Times New Roman" w:eastAsia="宋体" w:hAnsi="Times New Roman" w:cs="Cambria Math"/>
-            <w:sz w:val="21"/>
-            <w:szCs w:val="21"/>
-          </w:rPr>
-          <m:t>=</m:t>
-        </m:r>
-        <m:r>
-          <w:rPr>
-            <w:rFonts w:ascii="Times New Roman" w:eastAsia="宋体" w:hAnsi="Times New Roman" w:cs="Cambria Math"/>
-            <w:sz w:val="21"/>
-            <w:szCs w:val="21"/>
-          </w:rPr>
-          <m:t>29</m:t>
-        </m:r>
-      </m:oMath>
-      <w:r>
-        <w:rPr>
-          <w:rFonts w:ascii="Times New Roman" w:hAnsi="Times New Roman" w:eastAsia="宋体"/>
-          <w:sz w:val="21"/>
-          <w:szCs w:val="21"/>
-        </w:rPr>
-        <w:t>，</w:t>
       </w:r>
       <m:oMath>
         <m:r>
@@ -11508,6 +11500,14 @@
           <w:sz w:val="21"/>
           <w:szCs w:val="21"/>
         </w:rPr>
+        <w:t>，</w:t>
+      </w:r>
+      <w:r>
+        <w:rPr>
+          <w:rFonts w:ascii="Times New Roman" w:hAnsi="Times New Roman" w:eastAsia="宋体"/>
+          <w:sz w:val="21"/>
+          <w:szCs w:val="21"/>
+        </w:rPr>
         <w:t>而</w:t>
       </w:r>
       <m:oMath>
@@ -12038,6 +12038,379 @@
         </w:rPr>
         <w:t>化简得：</w:t>
       </w:r>
+      <m:oMath>
+        <m:r>
+          <w:rPr>
+            <w:rFonts w:ascii="Times New Roman" w:eastAsia="宋体" w:hAnsi="Times New Roman" w:cs="Cambria Math"/>
+            <w:sz w:val="21"/>
+            <w:szCs w:val="21"/>
+          </w:rPr>
+          <m:t>g</m:t>
+        </m:r>
+        <m:d>
+          <m:dPr>
+            <m:sepChr m:val=","/>
+          </m:dPr>
+          <m:e>
+            <m:r>
+              <w:rPr>
+                <w:rFonts w:ascii="Times New Roman" w:eastAsia="宋体" w:hAnsi="Times New Roman" w:cs="Cambria Math"/>
+                <w:sz w:val="21"/>
+                <w:szCs w:val="21"/>
+              </w:rPr>
+              <m:t>1</m:t>
+            </m:r>
+          </m:e>
+        </m:d>
+        <m:r>
+          <w:rPr>
+            <w:rFonts w:ascii="Times New Roman" w:eastAsia="宋体" w:hAnsi="Times New Roman" w:cs="Cambria Math"/>
+            <w:sz w:val="21"/>
+            <w:szCs w:val="21"/>
+          </w:rPr>
+          <m:t>=</m:t>
+        </m:r>
+        <m:sSup>
+          <m:e>
+            <m:r>
+              <w:rPr>
+                <w:rFonts w:ascii="Times New Roman" w:eastAsia="宋体" w:hAnsi="Times New Roman" w:cs="Cambria Math"/>
+                <w:sz w:val="21"/>
+                <w:szCs w:val="21"/>
+              </w:rPr>
+              <m:t>7</m:t>
+            </m:r>
+          </m:e>
+          <m:sup>
+            <m:r>
+              <w:rPr>
+                <w:rFonts w:ascii="Times New Roman" w:eastAsia="宋体" w:hAnsi="Times New Roman" w:cs="Cambria Math"/>
+                <w:sz w:val="21"/>
+                <w:szCs w:val="21"/>
+              </w:rPr>
+              <m:t>10</m:t>
+            </m:r>
+          </m:sup>
+        </m:sSup>
+        <m:r>
+          <w:rPr>
+            <w:rFonts w:ascii="Times New Roman" w:eastAsia="宋体" w:hAnsi="Times New Roman" w:cs="Cambria Math"/>
+            <w:sz w:val="21"/>
+            <w:szCs w:val="21"/>
+          </w:rPr>
+          <m:t>+</m:t>
+        </m:r>
+        <m:sSubSup>
+          <m:e>
+            <m:r>
+              <w:rPr>
+                <w:rFonts w:ascii="Times New Roman" w:eastAsia="宋体" w:hAnsi="Times New Roman" w:cs="Cambria Math"/>
+                <w:sz w:val="21"/>
+                <w:szCs w:val="21"/>
+              </w:rPr>
+              <m:t>C</m:t>
+            </m:r>
+          </m:e>
+          <m:sub>
+            <m:r>
+              <w:rPr>
+                <w:rFonts w:ascii="Times New Roman" w:eastAsia="宋体" w:hAnsi="Times New Roman" w:cs="Cambria Math"/>
+                <w:sz w:val="21"/>
+                <w:szCs w:val="21"/>
+              </w:rPr>
+              <m:t>10</m:t>
+            </m:r>
+          </m:sub>
+          <m:sup>
+            <m:r>
+              <w:rPr>
+                <w:rFonts w:ascii="Times New Roman" w:eastAsia="宋体" w:hAnsi="Times New Roman" w:cs="Cambria Math"/>
+                <w:sz w:val="21"/>
+                <w:szCs w:val="21"/>
+              </w:rPr>
+              <m:t>1</m:t>
+            </m:r>
+          </m:sup>
+        </m:sSubSup>
+        <m:r>
+          <w:rPr>
+            <w:rFonts w:ascii="Times New Roman" w:eastAsia="宋体" w:hAnsi="Times New Roman" w:cs="Cambria Math"/>
+            <w:sz w:val="21"/>
+            <w:szCs w:val="21"/>
+          </w:rPr>
+          <m:t>⋅</m:t>
+        </m:r>
+        <m:sSup>
+          <m:e>
+            <m:r>
+              <w:rPr>
+                <w:rFonts w:ascii="Times New Roman" w:eastAsia="宋体" w:hAnsi="Times New Roman" w:cs="Cambria Math"/>
+                <w:sz w:val="21"/>
+                <w:szCs w:val="21"/>
+              </w:rPr>
+              <m:t>7</m:t>
+            </m:r>
+          </m:e>
+          <m:sup>
+            <m:r>
+              <w:rPr>
+                <w:rFonts w:ascii="Times New Roman" w:eastAsia="宋体" w:hAnsi="Times New Roman" w:cs="Cambria Math"/>
+                <w:sz w:val="21"/>
+                <w:szCs w:val="21"/>
+              </w:rPr>
+              <m:t>9</m:t>
+            </m:r>
+          </m:sup>
+        </m:sSup>
+        <m:r>
+          <w:rPr>
+            <w:rFonts w:ascii="Times New Roman" w:eastAsia="宋体" w:hAnsi="Times New Roman" w:cs="Cambria Math"/>
+            <w:sz w:val="21"/>
+            <w:szCs w:val="21"/>
+          </w:rPr>
+          <m:t>⋅</m:t>
+        </m:r>
+        <m:r>
+          <w:rPr>
+            <w:rFonts w:ascii="Times New Roman" w:eastAsia="宋体" w:hAnsi="Times New Roman" w:cs="Cambria Math"/>
+            <w:sz w:val="21"/>
+            <w:szCs w:val="21"/>
+          </w:rPr>
+          <m:t>1</m:t>
+        </m:r>
+        <m:r>
+          <w:rPr>
+            <w:rFonts w:ascii="Times New Roman" w:eastAsia="宋体" w:hAnsi="Times New Roman" w:cs="Cambria Math"/>
+            <w:sz w:val="21"/>
+            <w:szCs w:val="21"/>
+          </w:rPr>
+          <m:t>+</m:t>
+        </m:r>
+        <m:sSubSup>
+          <m:e>
+            <m:r>
+              <w:rPr>
+                <w:rFonts w:ascii="Times New Roman" w:eastAsia="宋体" w:hAnsi="Times New Roman" w:cs="Cambria Math"/>
+                <w:sz w:val="21"/>
+                <w:szCs w:val="21"/>
+              </w:rPr>
+              <m:t>C</m:t>
+            </m:r>
+          </m:e>
+          <m:sub>
+            <m:r>
+              <w:rPr>
+                <w:rFonts w:ascii="Times New Roman" w:eastAsia="宋体" w:hAnsi="Times New Roman" w:cs="Cambria Math"/>
+                <w:sz w:val="21"/>
+                <w:szCs w:val="21"/>
+              </w:rPr>
+              <m:t>10</m:t>
+            </m:r>
+          </m:sub>
+          <m:sup>
+            <m:r>
+              <w:rPr>
+                <w:rFonts w:ascii="Times New Roman" w:eastAsia="宋体" w:hAnsi="Times New Roman" w:cs="Cambria Math"/>
+                <w:sz w:val="21"/>
+                <w:szCs w:val="21"/>
+              </w:rPr>
+              <m:t>2</m:t>
+            </m:r>
+          </m:sup>
+        </m:sSubSup>
+        <m:r>
+          <w:rPr>
+            <w:rFonts w:ascii="Times New Roman" w:eastAsia="宋体" w:hAnsi="Times New Roman" w:cs="Cambria Math"/>
+            <w:sz w:val="21"/>
+            <w:szCs w:val="21"/>
+          </w:rPr>
+          <m:t>⋅</m:t>
+        </m:r>
+        <m:sSup>
+          <m:e>
+            <m:r>
+              <w:rPr>
+                <w:rFonts w:ascii="Times New Roman" w:eastAsia="宋体" w:hAnsi="Times New Roman" w:cs="Cambria Math"/>
+                <w:sz w:val="21"/>
+                <w:szCs w:val="21"/>
+              </w:rPr>
+              <m:t>7</m:t>
+            </m:r>
+          </m:e>
+          <m:sup>
+            <m:r>
+              <w:rPr>
+                <w:rFonts w:ascii="Times New Roman" w:eastAsia="宋体" w:hAnsi="Times New Roman" w:cs="Cambria Math"/>
+                <w:sz w:val="21"/>
+                <w:szCs w:val="21"/>
+              </w:rPr>
+              <m:t>8</m:t>
+            </m:r>
+          </m:sup>
+        </m:sSup>
+        <m:r>
+          <w:rPr>
+            <w:rFonts w:ascii="Times New Roman" w:eastAsia="宋体" w:hAnsi="Times New Roman" w:cs="Cambria Math"/>
+            <w:sz w:val="21"/>
+            <w:szCs w:val="21"/>
+          </w:rPr>
+          <m:t>⋅</m:t>
+        </m:r>
+        <m:sSup>
+          <m:e>
+            <m:r>
+              <w:rPr>
+                <w:rFonts w:ascii="Times New Roman" w:eastAsia="宋体" w:hAnsi="Times New Roman" w:cs="Cambria Math"/>
+                <w:sz w:val="21"/>
+                <w:szCs w:val="21"/>
+              </w:rPr>
+              <m:t>1</m:t>
+            </m:r>
+          </m:e>
+          <m:sup>
+            <m:r>
+              <w:rPr>
+                <w:rFonts w:ascii="Times New Roman" w:eastAsia="宋体" w:hAnsi="Times New Roman" w:cs="Cambria Math"/>
+                <w:sz w:val="21"/>
+                <w:szCs w:val="21"/>
+              </w:rPr>
+              <m:t>2</m:t>
+            </m:r>
+          </m:sup>
+        </m:sSup>
+        <m:r>
+          <w:rPr>
+            <w:rFonts w:ascii="Times New Roman" w:eastAsia="宋体" w:hAnsi="Times New Roman" w:cs="Cambria Math"/>
+            <w:sz w:val="21"/>
+            <w:szCs w:val="21"/>
+          </w:rPr>
+          <m:t>+</m:t>
+        </m:r>
+        <m:r>
+          <w:rPr>
+            <w:rFonts w:ascii="Times New Roman" w:eastAsia="宋体" w:hAnsi="Times New Roman" w:cs="Cambria Math"/>
+            <w:sz w:val="21"/>
+            <w:szCs w:val="21"/>
+          </w:rPr>
+          <m:t>⋯</m:t>
+        </m:r>
+        <m:r>
+          <w:rPr>
+            <w:rFonts w:ascii="Times New Roman" w:eastAsia="宋体" w:hAnsi="Times New Roman" w:cs="Cambria Math"/>
+            <w:sz w:val="21"/>
+            <w:szCs w:val="21"/>
+          </w:rPr>
+          <m:t>+</m:t>
+        </m:r>
+        <m:sSubSup>
+          <m:e>
+            <m:r>
+              <w:rPr>
+                <w:rFonts w:ascii="Times New Roman" w:eastAsia="宋体" w:hAnsi="Times New Roman" w:cs="Cambria Math"/>
+                <w:sz w:val="21"/>
+                <w:szCs w:val="21"/>
+              </w:rPr>
+              <m:t>C</m:t>
+            </m:r>
+          </m:e>
+          <m:sub>
+            <m:r>
+              <w:rPr>
+                <w:rFonts w:ascii="Times New Roman" w:eastAsia="宋体" w:hAnsi="Times New Roman" w:cs="Cambria Math"/>
+                <w:sz w:val="21"/>
+                <w:szCs w:val="21"/>
+              </w:rPr>
+              <m:t>10</m:t>
+            </m:r>
+          </m:sub>
+          <m:sup>
+            <m:r>
+              <w:rPr>
+                <w:rFonts w:ascii="Times New Roman" w:eastAsia="宋体" w:hAnsi="Times New Roman" w:cs="Cambria Math"/>
+                <w:sz w:val="21"/>
+                <w:szCs w:val="21"/>
+              </w:rPr>
+              <m:t>8</m:t>
+            </m:r>
+          </m:sup>
+        </m:sSubSup>
+        <m:r>
+          <w:rPr>
+            <w:rFonts w:ascii="Times New Roman" w:eastAsia="宋体" w:hAnsi="Times New Roman" w:cs="Cambria Math"/>
+            <w:sz w:val="21"/>
+            <w:szCs w:val="21"/>
+          </w:rPr>
+          <m:t>⋅</m:t>
+        </m:r>
+        <m:sSup>
+          <m:e>
+            <m:r>
+              <w:rPr>
+                <w:rFonts w:ascii="Times New Roman" w:eastAsia="宋体" w:hAnsi="Times New Roman" w:cs="Cambria Math"/>
+                <w:sz w:val="21"/>
+                <w:szCs w:val="21"/>
+              </w:rPr>
+              <m:t>7</m:t>
+            </m:r>
+          </m:e>
+          <m:sup>
+            <m:r>
+              <w:rPr>
+                <w:rFonts w:ascii="Times New Roman" w:eastAsia="宋体" w:hAnsi="Times New Roman" w:cs="Cambria Math"/>
+                <w:sz w:val="21"/>
+                <w:szCs w:val="21"/>
+              </w:rPr>
+              <m:t>2</m:t>
+            </m:r>
+          </m:sup>
+        </m:sSup>
+        <m:r>
+          <w:rPr>
+            <w:rFonts w:ascii="Times New Roman" w:eastAsia="宋体" w:hAnsi="Times New Roman" w:cs="Cambria Math"/>
+            <w:sz w:val="21"/>
+            <w:szCs w:val="21"/>
+          </w:rPr>
+          <m:t>⋅</m:t>
+        </m:r>
+        <m:sSup>
+          <m:e>
+            <m:r>
+              <w:rPr>
+                <w:rFonts w:ascii="Times New Roman" w:eastAsia="宋体" w:hAnsi="Times New Roman" w:cs="Cambria Math"/>
+                <w:sz w:val="21"/>
+                <w:szCs w:val="21"/>
+              </w:rPr>
+              <m:t>1</m:t>
+            </m:r>
+          </m:e>
+          <m:sup>
+            <m:r>
+              <w:rPr>
+                <w:rFonts w:ascii="Times New Roman" w:eastAsia="宋体" w:hAnsi="Times New Roman" w:cs="Cambria Math"/>
+                <w:sz w:val="21"/>
+                <w:szCs w:val="21"/>
+              </w:rPr>
+              <m:t>2</m:t>
+            </m:r>
+          </m:sup>
+        </m:sSup>
+        <m:r>
+          <w:rPr>
+            <w:rFonts w:ascii="Times New Roman" w:eastAsia="宋体" w:hAnsi="Times New Roman" w:cs="Cambria Math"/>
+            <w:sz w:val="21"/>
+            <w:szCs w:val="21"/>
+          </w:rPr>
+          <m:t>+</m:t>
+        </m:r>
+        <m:r>
+          <w:rPr>
+            <w:rFonts w:ascii="Times New Roman" w:eastAsia="宋体" w:hAnsi="Times New Roman" w:cs="Cambria Math"/>
+            <w:sz w:val="21"/>
+            <w:szCs w:val="21"/>
+          </w:rPr>
+          <m:t>6</m:t>
+        </m:r>
+      </m:oMath>
       <w:r>
         <w:rPr>
           <w:rFonts w:ascii="Times New Roman" w:hAnsi="Times New Roman" w:eastAsia="宋体"/>
@@ -12046,6 +12419,31 @@
         </w:rPr>
         <w:t>，因此</w:t>
       </w:r>
+      <m:oMath>
+        <m:r>
+          <w:rPr>
+            <w:rFonts w:ascii="Times New Roman" w:eastAsia="宋体" w:hAnsi="Times New Roman" w:cs="Cambria Math"/>
+            <w:sz w:val="21"/>
+            <w:szCs w:val="21"/>
+          </w:rPr>
+          <m:t>g</m:t>
+        </m:r>
+        <m:d>
+          <m:dPr>
+            <m:sepChr m:val=","/>
+          </m:dPr>
+          <m:e>
+            <m:r>
+              <w:rPr>
+                <w:rFonts w:ascii="Times New Roman" w:eastAsia="宋体" w:hAnsi="Times New Roman" w:cs="Cambria Math"/>
+                <w:sz w:val="21"/>
+                <w:szCs w:val="21"/>
+              </w:rPr>
+              <m:t>1</m:t>
+            </m:r>
+          </m:e>
+        </m:d>
+      </m:oMath>
       <w:r>
         <w:rPr>
           <w:rFonts w:ascii="Times New Roman" w:hAnsi="Times New Roman" w:eastAsia="宋体"/>
@@ -12054,404 +12452,6 @@
         </w:rPr>
         <w:t>除以7所得的余数6.</w:t>
       </w:r>
-      <m:oMath>
-        <m:r>
-          <w:rPr>
-            <w:rFonts w:ascii="Times New Roman" w:eastAsia="宋体" w:hAnsi="Times New Roman" w:cs="Cambria Math"/>
-            <w:sz w:val="21"/>
-            <w:szCs w:val="21"/>
-          </w:rPr>
-          <m:t>g</m:t>
-        </m:r>
-        <m:d>
-          <m:dPr>
-            <m:sepChr m:val=","/>
-          </m:dPr>
-          <m:e>
-            <m:r>
-              <w:rPr>
-                <w:rFonts w:ascii="Times New Roman" w:eastAsia="宋体" w:hAnsi="Times New Roman" w:cs="Cambria Math"/>
-                <w:sz w:val="21"/>
-                <w:szCs w:val="21"/>
-              </w:rPr>
-              <m:t>1</m:t>
-            </m:r>
-          </m:e>
-        </m:d>
-        <m:r>
-          <w:rPr>
-            <w:rFonts w:ascii="Times New Roman" w:eastAsia="宋体" w:hAnsi="Times New Roman" w:cs="Cambria Math"/>
-            <w:sz w:val="21"/>
-            <w:szCs w:val="21"/>
-          </w:rPr>
-          <m:t>=</m:t>
-        </m:r>
-        <m:sSup>
-          <m:e>
-            <m:r>
-              <w:rPr>
-                <w:rFonts w:ascii="Times New Roman" w:eastAsia="宋体" w:hAnsi="Times New Roman" w:cs="Cambria Math"/>
-                <w:sz w:val="21"/>
-                <w:szCs w:val="21"/>
-              </w:rPr>
-              <m:t>7</m:t>
-            </m:r>
-          </m:e>
-          <m:sup>
-            <m:r>
-              <w:rPr>
-                <w:rFonts w:ascii="Times New Roman" w:eastAsia="宋体" w:hAnsi="Times New Roman" w:cs="Cambria Math"/>
-                <w:sz w:val="21"/>
-                <w:szCs w:val="21"/>
-              </w:rPr>
-              <m:t>10</m:t>
-            </m:r>
-          </m:sup>
-        </m:sSup>
-        <m:r>
-          <w:rPr>
-            <w:rFonts w:ascii="Times New Roman" w:eastAsia="宋体" w:hAnsi="Times New Roman" w:cs="Cambria Math"/>
-            <w:sz w:val="21"/>
-            <w:szCs w:val="21"/>
-          </w:rPr>
-          <m:t>+</m:t>
-        </m:r>
-        <m:sSubSup>
-          <m:e>
-            <m:r>
-              <w:rPr>
-                <w:rFonts w:ascii="Times New Roman" w:eastAsia="宋体" w:hAnsi="Times New Roman" w:cs="Cambria Math"/>
-                <w:sz w:val="21"/>
-                <w:szCs w:val="21"/>
-              </w:rPr>
-              <m:t>C</m:t>
-            </m:r>
-          </m:e>
-          <m:sub>
-            <m:r>
-              <w:rPr>
-                <w:rFonts w:ascii="Times New Roman" w:eastAsia="宋体" w:hAnsi="Times New Roman" w:cs="Cambria Math"/>
-                <w:sz w:val="21"/>
-                <w:szCs w:val="21"/>
-              </w:rPr>
-              <m:t>10</m:t>
-            </m:r>
-          </m:sub>
-          <m:sup>
-            <m:r>
-              <w:rPr>
-                <w:rFonts w:ascii="Times New Roman" w:eastAsia="宋体" w:hAnsi="Times New Roman" w:cs="Cambria Math"/>
-                <w:sz w:val="21"/>
-                <w:szCs w:val="21"/>
-              </w:rPr>
-              <m:t>1</m:t>
-            </m:r>
-          </m:sup>
-        </m:sSubSup>
-        <m:r>
-          <w:rPr>
-            <w:rFonts w:ascii="Times New Roman" w:eastAsia="宋体" w:hAnsi="Times New Roman" w:cs="Cambria Math"/>
-            <w:sz w:val="21"/>
-            <w:szCs w:val="21"/>
-          </w:rPr>
-          <m:t>⋅</m:t>
-        </m:r>
-        <m:sSup>
-          <m:e>
-            <m:r>
-              <w:rPr>
-                <w:rFonts w:ascii="Times New Roman" w:eastAsia="宋体" w:hAnsi="Times New Roman" w:cs="Cambria Math"/>
-                <w:sz w:val="21"/>
-                <w:szCs w:val="21"/>
-              </w:rPr>
-              <m:t>7</m:t>
-            </m:r>
-          </m:e>
-          <m:sup>
-            <m:r>
-              <w:rPr>
-                <w:rFonts w:ascii="Times New Roman" w:eastAsia="宋体" w:hAnsi="Times New Roman" w:cs="Cambria Math"/>
-                <w:sz w:val="21"/>
-                <w:szCs w:val="21"/>
-              </w:rPr>
-              <m:t>9</m:t>
-            </m:r>
-          </m:sup>
-        </m:sSup>
-        <m:r>
-          <w:rPr>
-            <w:rFonts w:ascii="Times New Roman" w:eastAsia="宋体" w:hAnsi="Times New Roman" w:cs="Cambria Math"/>
-            <w:sz w:val="21"/>
-            <w:szCs w:val="21"/>
-          </w:rPr>
-          <m:t>⋅</m:t>
-        </m:r>
-        <m:r>
-          <w:rPr>
-            <w:rFonts w:ascii="Times New Roman" w:eastAsia="宋体" w:hAnsi="Times New Roman" w:cs="Cambria Math"/>
-            <w:sz w:val="21"/>
-            <w:szCs w:val="21"/>
-          </w:rPr>
-          <m:t>1</m:t>
-        </m:r>
-        <m:r>
-          <w:rPr>
-            <w:rFonts w:ascii="Times New Roman" w:eastAsia="宋体" w:hAnsi="Times New Roman" w:cs="Cambria Math"/>
-            <w:sz w:val="21"/>
-            <w:szCs w:val="21"/>
-          </w:rPr>
-          <m:t>+</m:t>
-        </m:r>
-        <m:sSubSup>
-          <m:e>
-            <m:r>
-              <w:rPr>
-                <w:rFonts w:ascii="Times New Roman" w:eastAsia="宋体" w:hAnsi="Times New Roman" w:cs="Cambria Math"/>
-                <w:sz w:val="21"/>
-                <w:szCs w:val="21"/>
-              </w:rPr>
-              <m:t>C</m:t>
-            </m:r>
-          </m:e>
-          <m:sub>
-            <m:r>
-              <w:rPr>
-                <w:rFonts w:ascii="Times New Roman" w:eastAsia="宋体" w:hAnsi="Times New Roman" w:cs="Cambria Math"/>
-                <w:sz w:val="21"/>
-                <w:szCs w:val="21"/>
-              </w:rPr>
-              <m:t>10</m:t>
-            </m:r>
-          </m:sub>
-          <m:sup>
-            <m:r>
-              <w:rPr>
-                <w:rFonts w:ascii="Times New Roman" w:eastAsia="宋体" w:hAnsi="Times New Roman" w:cs="Cambria Math"/>
-                <w:sz w:val="21"/>
-                <w:szCs w:val="21"/>
-              </w:rPr>
-              <m:t>2</m:t>
-            </m:r>
-          </m:sup>
-        </m:sSubSup>
-        <m:r>
-          <w:rPr>
-            <w:rFonts w:ascii="Times New Roman" w:eastAsia="宋体" w:hAnsi="Times New Roman" w:cs="Cambria Math"/>
-            <w:sz w:val="21"/>
-            <w:szCs w:val="21"/>
-          </w:rPr>
-          <m:t>⋅</m:t>
-        </m:r>
-        <m:sSup>
-          <m:e>
-            <m:r>
-              <w:rPr>
-                <w:rFonts w:ascii="Times New Roman" w:eastAsia="宋体" w:hAnsi="Times New Roman" w:cs="Cambria Math"/>
-                <w:sz w:val="21"/>
-                <w:szCs w:val="21"/>
-              </w:rPr>
-              <m:t>7</m:t>
-            </m:r>
-          </m:e>
-          <m:sup>
-            <m:r>
-              <w:rPr>
-                <w:rFonts w:ascii="Times New Roman" w:eastAsia="宋体" w:hAnsi="Times New Roman" w:cs="Cambria Math"/>
-                <w:sz w:val="21"/>
-                <w:szCs w:val="21"/>
-              </w:rPr>
-              <m:t>8</m:t>
-            </m:r>
-          </m:sup>
-        </m:sSup>
-        <m:r>
-          <w:rPr>
-            <w:rFonts w:ascii="Times New Roman" w:eastAsia="宋体" w:hAnsi="Times New Roman" w:cs="Cambria Math"/>
-            <w:sz w:val="21"/>
-            <w:szCs w:val="21"/>
-          </w:rPr>
-          <m:t>⋅</m:t>
-        </m:r>
-        <m:sSup>
-          <m:e>
-            <m:r>
-              <w:rPr>
-                <w:rFonts w:ascii="Times New Roman" w:eastAsia="宋体" w:hAnsi="Times New Roman" w:cs="Cambria Math"/>
-                <w:sz w:val="21"/>
-                <w:szCs w:val="21"/>
-              </w:rPr>
-              <m:t>1</m:t>
-            </m:r>
-          </m:e>
-          <m:sup>
-            <m:r>
-              <w:rPr>
-                <w:rFonts w:ascii="Times New Roman" w:eastAsia="宋体" w:hAnsi="Times New Roman" w:cs="Cambria Math"/>
-                <w:sz w:val="21"/>
-                <w:szCs w:val="21"/>
-              </w:rPr>
-              <m:t>2</m:t>
-            </m:r>
-          </m:sup>
-        </m:sSup>
-        <m:r>
-          <w:rPr>
-            <w:rFonts w:ascii="Times New Roman" w:eastAsia="宋体" w:hAnsi="Times New Roman" w:cs="Cambria Math"/>
-            <w:sz w:val="21"/>
-            <w:szCs w:val="21"/>
-          </w:rPr>
-          <m:t>+</m:t>
-        </m:r>
-        <m:r>
-          <w:rPr>
-            <w:rFonts w:ascii="Times New Roman" w:eastAsia="宋体" w:hAnsi="Times New Roman" w:cs="Cambria Math"/>
-            <w:sz w:val="21"/>
-            <w:szCs w:val="21"/>
-          </w:rPr>
-          <m:t>⋯</m:t>
-        </m:r>
-        <m:r>
-          <w:rPr>
-            <w:rFonts w:ascii="Times New Roman" w:eastAsia="宋体" w:hAnsi="Times New Roman" w:cs="Cambria Math"/>
-            <w:sz w:val="21"/>
-            <w:szCs w:val="21"/>
-          </w:rPr>
-          <m:t>+</m:t>
-        </m:r>
-        <m:sSubSup>
-          <m:e>
-            <m:r>
-              <w:rPr>
-                <w:rFonts w:ascii="Times New Roman" w:eastAsia="宋体" w:hAnsi="Times New Roman" w:cs="Cambria Math"/>
-                <w:sz w:val="21"/>
-                <w:szCs w:val="21"/>
-              </w:rPr>
-              <m:t>C</m:t>
-            </m:r>
-          </m:e>
-          <m:sub>
-            <m:r>
-              <w:rPr>
-                <w:rFonts w:ascii="Times New Roman" w:eastAsia="宋体" w:hAnsi="Times New Roman" w:cs="Cambria Math"/>
-                <w:sz w:val="21"/>
-                <w:szCs w:val="21"/>
-              </w:rPr>
-              <m:t>10</m:t>
-            </m:r>
-          </m:sub>
-          <m:sup>
-            <m:r>
-              <w:rPr>
-                <w:rFonts w:ascii="Times New Roman" w:eastAsia="宋体" w:hAnsi="Times New Roman" w:cs="Cambria Math"/>
-                <w:sz w:val="21"/>
-                <w:szCs w:val="21"/>
-              </w:rPr>
-              <m:t>8</m:t>
-            </m:r>
-          </m:sup>
-        </m:sSubSup>
-        <m:r>
-          <w:rPr>
-            <w:rFonts w:ascii="Times New Roman" w:eastAsia="宋体" w:hAnsi="Times New Roman" w:cs="Cambria Math"/>
-            <w:sz w:val="21"/>
-            <w:szCs w:val="21"/>
-          </w:rPr>
-          <m:t>⋅</m:t>
-        </m:r>
-        <m:sSup>
-          <m:e>
-            <m:r>
-              <w:rPr>
-                <w:rFonts w:ascii="Times New Roman" w:eastAsia="宋体" w:hAnsi="Times New Roman" w:cs="Cambria Math"/>
-                <w:sz w:val="21"/>
-                <w:szCs w:val="21"/>
-              </w:rPr>
-              <m:t>7</m:t>
-            </m:r>
-          </m:e>
-          <m:sup>
-            <m:r>
-              <w:rPr>
-                <w:rFonts w:ascii="Times New Roman" w:eastAsia="宋体" w:hAnsi="Times New Roman" w:cs="Cambria Math"/>
-                <w:sz w:val="21"/>
-                <w:szCs w:val="21"/>
-              </w:rPr>
-              <m:t>2</m:t>
-            </m:r>
-          </m:sup>
-        </m:sSup>
-        <m:r>
-          <w:rPr>
-            <w:rFonts w:ascii="Times New Roman" w:eastAsia="宋体" w:hAnsi="Times New Roman" w:cs="Cambria Math"/>
-            <w:sz w:val="21"/>
-            <w:szCs w:val="21"/>
-          </w:rPr>
-          <m:t>⋅</m:t>
-        </m:r>
-        <m:sSup>
-          <m:e>
-            <m:r>
-              <w:rPr>
-                <w:rFonts w:ascii="Times New Roman" w:eastAsia="宋体" w:hAnsi="Times New Roman" w:cs="Cambria Math"/>
-                <w:sz w:val="21"/>
-                <w:szCs w:val="21"/>
-              </w:rPr>
-              <m:t>1</m:t>
-            </m:r>
-          </m:e>
-          <m:sup>
-            <m:r>
-              <w:rPr>
-                <w:rFonts w:ascii="Times New Roman" w:eastAsia="宋体" w:hAnsi="Times New Roman" w:cs="Cambria Math"/>
-                <w:sz w:val="21"/>
-                <w:szCs w:val="21"/>
-              </w:rPr>
-              <m:t>2</m:t>
-            </m:r>
-          </m:sup>
-        </m:sSup>
-        <m:r>
-          <w:rPr>
-            <w:rFonts w:ascii="Times New Roman" w:eastAsia="宋体" w:hAnsi="Times New Roman" w:cs="Cambria Math"/>
-            <w:sz w:val="21"/>
-            <w:szCs w:val="21"/>
-          </w:rPr>
-          <m:t>+</m:t>
-        </m:r>
-        <m:r>
-          <w:rPr>
-            <w:rFonts w:ascii="Times New Roman" w:eastAsia="宋体" w:hAnsi="Times New Roman" w:cs="Cambria Math"/>
-            <w:sz w:val="21"/>
-            <w:szCs w:val="21"/>
-          </w:rPr>
-          <m:t>6</m:t>
-        </m:r>
-      </m:oMath>
-      <m:oMath>
-        <m:r>
-          <w:rPr>
-            <w:rFonts w:ascii="Times New Roman" w:eastAsia="宋体" w:hAnsi="Times New Roman" w:cs="Cambria Math"/>
-            <w:sz w:val="21"/>
-            <w:szCs w:val="21"/>
-          </w:rPr>
-          <m:t>g</m:t>
-        </m:r>
-        <m:d>
-          <m:dPr>
-            <m:sepChr m:val=","/>
-          </m:dPr>
-          <m:e>
-            <m:r>
-              <w:rPr>
-                <w:rFonts w:ascii="Times New Roman" w:eastAsia="宋体" w:hAnsi="Times New Roman" w:cs="Cambria Math"/>
-                <w:sz w:val="21"/>
-                <w:szCs w:val="21"/>
-              </w:rPr>
-              <m:t>1</m:t>
-            </m:r>
-          </m:e>
-        </m:d>
-      </m:oMath>
     </w:p>
     <w:p>
       <w:pPr>
@@ -12495,20 +12495,6 @@
           <w:sz w:val="21"/>
         </w:rPr>
         <w:t xml:space="preserve">；</w:t>
-      </w:r>
-    </w:p>
-    <w:p>
-      <w:pPr>
-        <w:spacing w:before="0" w:after="0" w:line="300" w:lineRule="auto"/>
-        <w:jc w:val="left"/>
-      </w:pPr>
-      <w:r>
-        <w:rPr>
-          <w:rFonts w:ascii="Times New Roman" w:hAnsi="Times New Roman" w:eastAsia="宋体"/>
-          <w:b/>
-          <w:sz w:val="21"/>
-        </w:rPr>
-        <w:t>二、高度重复删除（48题）</w:t>
       </w:r>
     </w:p>
     <w:p>

--- a/高中数学/高中数学同步/人教B版选必3 第5章 数列·转投暂存（5题）.docx
+++ b/高中数学/高中数学同步/人教B版选必3 第5章 数列·转投暂存（5题）.docx
@@ -12590,39 +12590,7 @@
         <w:sz w:val="21"/>
         <w:szCs w:val="21"/>
       </w:rPr>
-      <w:fldChar w:fldCharType="begin"/>
-    </w:r>
-    <w:r>
-      <w:rPr>
-        <w:rFonts w:ascii="Times New Roman" w:hAnsi="Times New Roman" w:eastAsia="宋体" w:cs="Times New Roman"/>
-        <w:sz w:val="21"/>
-        <w:szCs w:val="21"/>
-      </w:rPr>
-      <w:instrText xml:space="preserve"> NUMPAGES </w:instrText>
-    </w:r>
-    <w:r>
-      <w:rPr>
-        <w:rFonts w:ascii="Times New Roman" w:hAnsi="Times New Roman" w:eastAsia="宋体" w:cs="Times New Roman"/>
-        <w:sz w:val="21"/>
-        <w:szCs w:val="21"/>
-      </w:rPr>
-      <w:fldChar w:fldCharType="separate"/>
-    </w:r>
-    <w:r>
-      <w:rPr>
-        <w:rFonts w:ascii="Times New Roman" w:hAnsi="Times New Roman" w:eastAsia="宋体" w:cs="Times New Roman"/>
-        <w:sz w:val="21"/>
-        <w:szCs w:val="21"/>
-      </w:rPr>
       <w:t>2</w:t>
-    </w:r>
-    <w:r>
-      <w:rPr>
-        <w:rFonts w:ascii="Times New Roman" w:hAnsi="Times New Roman" w:eastAsia="宋体" w:cs="Times New Roman"/>
-        <w:sz w:val="21"/>
-        <w:szCs w:val="21"/>
-      </w:rPr>
-      <w:fldChar w:fldCharType="end"/>
     </w:r>
     <w:r>
       <w:rPr>
